--- a/BFK4J4_Onlab1.docx
+++ b/BFK4J4_Onlab1.docx
@@ -1079,7 +1079,7 @@
           </mc:Choice>
           <mc:Fallback>
             <w:pict>
-              <v:group w14:anchorId="062473AD" id="Csoportba foglalás 10" o:spid="_x0000_s1026" style="position:absolute;margin-left:48.3pt;margin-top:74pt;width:385.35pt;height:216.75pt;z-index:251662848;mso-width-relative:margin;mso-height-relative:margin" coordsize="48939,27527" o:gfxdata="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">
+              <v:group w14:anchorId="3E8B375A" id="Csoportba foglalás 10" o:spid="_x0000_s1026" style="position:absolute;margin-left:48.3pt;margin-top:74pt;width:385.35pt;height:216.75pt;z-index:251662848;mso-width-relative:margin;mso-height-relative:margin" coordsize="48939,27527" o:gfxdata="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">
                 <v:shapetype id="_x0000_t75" coordsize="21600,21600" o:spt="75" o:preferrelative="t" path="m@4@5l@4@11@9@11@9@5xe" filled="f" stroked="f">
                   <v:stroke joinstyle="miter"/>
                   <v:formulas>
@@ -1274,7 +1274,7 @@
         <mc:AlternateContent>
           <mc:Choice Requires="wps">
             <w:drawing>
-              <wp:anchor distT="0" distB="0" distL="114300" distR="114300" simplePos="0" relativeHeight="251665920" behindDoc="0" locked="0" layoutInCell="1" allowOverlap="1" wp14:anchorId="62C387A3" wp14:editId="5564620A">
+              <wp:anchor distT="0" distB="0" distL="114300" distR="114300" simplePos="0" relativeHeight="251658240" behindDoc="0" locked="0" layoutInCell="1" allowOverlap="1" wp14:anchorId="62C387A3" wp14:editId="5564620A">
                 <wp:simplePos x="0" y="0"/>
                 <wp:positionH relativeFrom="column">
                   <wp:posOffset>745490</wp:posOffset>
@@ -1337,7 +1337,10 @@
                             </w:r>
                             <w:bookmarkEnd w:id="4"/>
                             <w:r>
-                              <w:t xml:space="preserve"> Projekt feladatok Github Issue-ban</w:t>
+                              <w:t xml:space="preserve"> Projekt feladatok GitH</w:t>
+                            </w:r>
+                            <w:r>
+                              <w:t>ub Issue-ban</w:t>
                             </w:r>
                           </w:p>
                         </w:txbxContent>
@@ -1356,7 +1359,7 @@
           </mc:Choice>
           <mc:Fallback>
             <w:pict>
-              <v:shape w14:anchorId="62C387A3" id="Szövegdoboz 12" o:spid="_x0000_s1027" type="#_x0000_t202" style="position:absolute;left:0;text-align:left;margin-left:58.7pt;margin-top:346.55pt;width:364.5pt;height:.05pt;z-index:251665920;visibility:visible;mso-wrap-style:square;mso-wrap-distance-left:9pt;mso-wrap-distance-top:0;mso-wrap-distance-right:9pt;mso-wrap-distance-bottom:0;mso-position-horizontal:absolute;mso-position-horizontal-relative:text;mso-position-vertical:absolute;mso-position-vertical-relative:text;v-text-anchor:top" o:gfxdata="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" stroked="f">
+              <v:shape w14:anchorId="62C387A3" id="Szövegdoboz 12" o:spid="_x0000_s1027" type="#_x0000_t202" style="position:absolute;left:0;text-align:left;margin-left:58.7pt;margin-top:346.55pt;width:364.5pt;height:.05pt;z-index:251658240;visibility:visible;mso-wrap-style:square;mso-wrap-distance-left:9pt;mso-wrap-distance-top:0;mso-wrap-distance-right:9pt;mso-wrap-distance-bottom:0;mso-position-horizontal:absolute;mso-position-horizontal-relative:text;mso-position-vertical:absolute;mso-position-vertical-relative:text;v-text-anchor:top" o:gfxdata="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" stroked="f">
                 <v:textbox style="mso-fit-shape-to-text:t" inset="0,0,0,0">
                   <w:txbxContent>
                     <w:bookmarkStart w:id="5" w:name="_Ref229346516"/>
@@ -1388,7 +1391,10 @@
                       </w:r>
                       <w:bookmarkEnd w:id="5"/>
                       <w:r>
-                        <w:t xml:space="preserve"> Projekt feladatok Github Issue-ban</w:t>
+                        <w:t xml:space="preserve"> Projekt feladatok GitH</w:t>
+                      </w:r>
+                      <w:r>
+                        <w:t>ub Issue-ban</w:t>
                       </w:r>
                     </w:p>
                   </w:txbxContent>
@@ -1411,7 +1417,7 @@
           <w:lang w:eastAsia="hu-HU" w:bidi="ar-SA"/>
         </w:rPr>
         <w:drawing>
-          <wp:anchor distT="0" distB="0" distL="114300" distR="114300" simplePos="0" relativeHeight="251663872" behindDoc="0" locked="0" layoutInCell="1" allowOverlap="1" wp14:anchorId="0095D029" wp14:editId="2B22554B">
+          <wp:anchor distT="0" distB="0" distL="114300" distR="114300" simplePos="0" relativeHeight="251655168" behindDoc="0" locked="0" layoutInCell="1" allowOverlap="1" wp14:anchorId="0095D029" wp14:editId="2B22554B">
             <wp:simplePos x="0" y="0"/>
             <wp:positionH relativeFrom="margin">
               <wp:align>center</wp:align>
@@ -1548,7 +1554,7 @@
         <mc:AlternateContent>
           <mc:Choice Requires="wps">
             <w:drawing>
-              <wp:anchor distT="0" distB="0" distL="114300" distR="114300" simplePos="0" relativeHeight="251673088" behindDoc="0" locked="0" layoutInCell="1" allowOverlap="1" wp14:anchorId="26DCDDF3" wp14:editId="644951DD">
+              <wp:anchor distT="0" distB="0" distL="114300" distR="114300" simplePos="0" relativeHeight="251664384" behindDoc="0" locked="0" layoutInCell="1" allowOverlap="1" wp14:anchorId="26DCDDF3" wp14:editId="644951DD">
                 <wp:simplePos x="0" y="0"/>
                 <wp:positionH relativeFrom="column">
                   <wp:posOffset>0</wp:posOffset>
@@ -1616,7 +1622,10 @@
                             </w:r>
                             <w:bookmarkEnd w:id="6"/>
                             <w:r>
-                              <w:t xml:space="preserve"> Projekt feladatok Github Projects-ben</w:t>
+                              <w:t xml:space="preserve"> Projekt feladatok GitH</w:t>
+                            </w:r>
+                            <w:r>
+                              <w:t>ub Projects-ben</w:t>
                             </w:r>
                           </w:p>
                         </w:txbxContent>
@@ -1635,7 +1644,7 @@
           </mc:Choice>
           <mc:Fallback>
             <w:pict>
-              <v:shape w14:anchorId="26DCDDF3" id="Szövegdoboz 14" o:spid="_x0000_s1028" type="#_x0000_t202" style="position:absolute;left:0;text-align:left;margin-left:0;margin-top:312.9pt;width:481.9pt;height:.05pt;z-index:251673088;visibility:visible;mso-wrap-style:square;mso-wrap-distance-left:9pt;mso-wrap-distance-top:0;mso-wrap-distance-right:9pt;mso-wrap-distance-bottom:0;mso-position-horizontal:absolute;mso-position-horizontal-relative:text;mso-position-vertical:absolute;mso-position-vertical-relative:text;v-text-anchor:top" o:gfxdata="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" stroked="f">
+              <v:shape w14:anchorId="26DCDDF3" id="Szövegdoboz 14" o:spid="_x0000_s1028" type="#_x0000_t202" style="position:absolute;left:0;text-align:left;margin-left:0;margin-top:312.9pt;width:481.9pt;height:.05pt;z-index:251664384;visibility:visible;mso-wrap-style:square;mso-wrap-distance-left:9pt;mso-wrap-distance-top:0;mso-wrap-distance-right:9pt;mso-wrap-distance-bottom:0;mso-position-horizontal:absolute;mso-position-horizontal-relative:text;mso-position-vertical:absolute;mso-position-vertical-relative:text;v-text-anchor:top" o:gfxdata="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" stroked="f">
                 <v:textbox style="mso-fit-shape-to-text:t" inset="0,0,0,0">
                   <w:txbxContent>
                     <w:bookmarkStart w:id="7" w:name="_Ref229347829"/>
@@ -1672,7 +1681,10 @@
                       </w:r>
                       <w:bookmarkEnd w:id="7"/>
                       <w:r>
-                        <w:t xml:space="preserve"> Projekt feladatok Github Projects-ben</w:t>
+                        <w:t xml:space="preserve"> Projekt feladatok GitH</w:t>
+                      </w:r>
+                      <w:r>
+                        <w:t>ub Projects-ben</w:t>
                       </w:r>
                     </w:p>
                   </w:txbxContent>
@@ -1689,7 +1701,7 @@
           <w:lang w:eastAsia="hu-HU" w:bidi="ar-SA"/>
         </w:rPr>
         <w:drawing>
-          <wp:anchor distT="0" distB="0" distL="114300" distR="114300" simplePos="0" relativeHeight="251666944" behindDoc="0" locked="0" layoutInCell="1" allowOverlap="1" wp14:anchorId="687A5D52" wp14:editId="4CD35873">
+          <wp:anchor distT="0" distB="0" distL="114300" distR="114300" simplePos="0" relativeHeight="251661312" behindDoc="0" locked="0" layoutInCell="1" allowOverlap="1" wp14:anchorId="687A5D52" wp14:editId="4CD35873">
             <wp:simplePos x="0" y="0"/>
             <wp:positionH relativeFrom="margin">
               <wp:align>center</wp:align>
@@ -1865,9 +1877,12 @@
           <w:rPr>
             <w:rStyle w:val="Hiperhivatkozs"/>
           </w:rPr>
-          <w:t>következő fejezetben</w:t>
+          <w:t>2.2</w:t>
         </w:r>
       </w:hyperlink>
+      <w:r>
+        <w:t>-es fejezetben</w:t>
+      </w:r>
       <w:r>
         <w:t xml:space="preserve"> írok részletesebben.</w:t>
       </w:r>
@@ -1969,10 +1984,7 @@
         <w:ind w:left="567" w:firstLine="142"/>
       </w:pPr>
       <w:r>
-        <w:t>A Docker-alapú konténerizáció során célom az volt, hogy a korábban Windows környezetben, lokálisan futó backend komponenseket Docker környezetbe migráljam. A backend három fő részből állt: egy PostgreSQL adatbázisból, egy Python alapú FastAPI szolgáltatásból, valamint egy .NE</w:t>
-      </w:r>
-      <w:r>
-        <w:t>T Core Web API szolgáltatásból.</w:t>
+        <w:t>A Docker-alapú konténerizáció során célom az volt, hogy a korábban Windows környezetben, lokálisan futó backend komponenseket Docker környezetbe migráljam. A backend három fő részből állt: egy PostgreSQL adatbázisból, egy Python alapú FastAPI szolgáltatásból, valamint egy .NET Core Web API szolgáltatásból.</w:t>
       </w:r>
     </w:p>
     <w:p>
@@ -1993,10 +2005,7 @@
         <w:t>compose.yml fájlok elkészítése -</w:t>
       </w:r>
       <w:r>
-        <w:t xml:space="preserve"> után a projekt buildelése és indítása jelentősen leegyszerűsödött, gyakorlatilag egyetlen parancs kiadásával elvégezhetővé vált. Másrészt a Docker platformfüggetlen működése lehetővé teszi, hogy a konténerek bármilyen számítógépen ugyanúgy működjenek, amennyiben a Docker telepítve van. Ezzel elkerülhető az a tipikus probléma, amikor egy alkalmazás az egyik gépen megfelelően működik, míg egy másik környezetben különböző konfigurációs elté</w:t>
-      </w:r>
-      <w:r>
-        <w:t>rések miatt hibák jelentkeznek.</w:t>
+        <w:t xml:space="preserve"> után a projekt buildelése és indítása jelentősen leegyszerűsödött, gyakorlatilag egyetlen parancs kiadásával elvégezhetővé vált. Másrészt a Docker platformfüggetlen működése lehetővé teszi, hogy a konténerek bármilyen számítógépen ugyanúgy működjenek, amennyiben a Docker telepítve van. Ezzel elkerülhető az a tipikus probléma, amikor egy alkalmazás az egyik gépen megfelelően működik, míg egy másik környezetben különböző konfigurációs eltérések miatt hibák jelentkeznek.</w:t>
       </w:r>
     </w:p>
     <w:p>
@@ -2015,10 +2024,10 @@
       </w:pPr>
       <w:r>
         <w:object w:dxaOrig="9072" w:dyaOrig="13706" w14:anchorId="252DF6F5">
-          <v:shape id="_x0000_i1044" type="#_x0000_t75" style="width:453.6pt;height:640.05pt" o:ole="">
+          <v:shape id="_x0000_i1025" type="#_x0000_t75" style="width:453.6pt;height:640.05pt" o:ole="">
             <v:imagedata r:id="rId12" o:title=""/>
           </v:shape>
-          <o:OLEObject Type="Embed" ProgID="Word.OpenDocumentText.12" ShapeID="_x0000_i1044" DrawAspect="Content" ObjectID="_1839968277" r:id="rId13"/>
+          <o:OLEObject Type="Embed" ProgID="Word.OpenDocumentText.12" ShapeID="_x0000_i1025" DrawAspect="Content" ObjectID="_1840009594" r:id="rId13"/>
         </w:object>
       </w:r>
     </w:p>
@@ -2070,10 +2079,10 @@
       </w:pPr>
       <w:r>
         <w:object w:dxaOrig="9072" w:dyaOrig="12870" w14:anchorId="72849913">
-          <v:shape id="_x0000_i1054" type="#_x0000_t75" style="width:453.6pt;height:643.5pt" o:ole="">
+          <v:shape id="_x0000_i1026" type="#_x0000_t75" style="width:453.6pt;height:643.5pt" o:ole="">
             <v:imagedata r:id="rId14" o:title=""/>
           </v:shape>
-          <o:OLEObject Type="Embed" ProgID="Word.OpenDocumentText.12" ShapeID="_x0000_i1054" DrawAspect="Content" ObjectID="_1839968278" r:id="rId15"/>
+          <o:OLEObject Type="Embed" ProgID="Word.OpenDocumentText.12" ShapeID="_x0000_i1026" DrawAspect="Content" ObjectID="_1840009595" r:id="rId15"/>
         </w:object>
       </w:r>
     </w:p>
@@ -2176,10 +2185,7 @@
         <w:ind w:left="567" w:firstLine="142"/>
       </w:pPr>
       <w:r>
-        <w:t>A fejlesztői és az éles Dockerfile-ok között a legfontosabb különbség az volt, hogy a fejlesztői verzió hot reload mechanizmust alkalmazott a gyorsabb fejlesztés érdekében. A .NET Core szolgáltatás esetében ez automatikus újrafordítást és újraindítást jelentett módosítás esetén, míg az éles Dockerfile kizárólag a végleges DLL állományokat készítette el. A Python alapú FastAPI szolgáltatás esetében az éles környezetben egyszerűen a FastAPI szerver indult e</w:t>
-      </w:r>
-      <w:r>
-        <w:t>l, hot reload támogatás nélkül.</w:t>
+        <w:t>A fejlesztői és az éles Dockerfile-ok között a legfontosabb különbség az volt, hogy a fejlesztői verzió hot reload mechanizmust alkalmazott a gyorsabb fejlesztés érdekében. A .NET Core szolgáltatás esetében ez automatikus újrafordítást és újraindítást jelentett módosítás esetén, míg az éles Dockerfile kizárólag a végleges DLL állományokat készítette el. A Python alapú FastAPI szolgáltatás esetében az éles környezetben egyszerűen a FastAPI szerver indult el, hot reload támogatás nélkül.</w:t>
       </w:r>
     </w:p>
     <w:p>
@@ -2188,21 +2194,24 @@
         <w:ind w:left="567" w:firstLine="142"/>
       </w:pPr>
       <w:r>
-        <w:t xml:space="preserve">A két docker-compose konfiguráció között szintén jelentős különbségek voltak. A fejlesztői környezethez tartozó konfiguráció szükség esetén automatikusan buildelte az image-eket, míg az éles környezet már a dokumentum </w:t>
+        <w:t>A két docker-</w:t>
+      </w:r>
+      <w:r>
+        <w:t xml:space="preserve">compose konfiguráció között szintén jelentős különbségek voltak. A fejlesztői környezethez tartozó konfiguráció szükség esetén automatikusan buildelte az image-eket, míg az éles környezet már a dokumentum </w:t>
       </w:r>
       <w:hyperlink w:anchor="_2.3.2_Docker_konténerek" w:history="1">
         <w:r>
           <w:rPr>
             <w:rStyle w:val="Hiperhivatkozs"/>
           </w:rPr>
-          <w:t>későbbi részében</w:t>
+          <w:t>2.3.2</w:t>
         </w:r>
       </w:hyperlink>
       <w:r>
-        <w:t xml:space="preserve"> ismertetett GitHub Container Registry-ből töltötte le az előre elkészített image-eket. Emellett a fejlesztői környezetben a konténerek publikálták a szükséges portokat, valamint bind mountokat használtak annak érdekében, hogy a fájlrendszerbeli változások közvetlenül</w:t>
-      </w:r>
-      <w:r>
-        <w:t xml:space="preserve"> tükröződjenek a konténerekben.</w:t>
+        <w:t>-es pontjában</w:t>
+      </w:r>
+      <w:r>
+        <w:t xml:space="preserve"> ismertetett GitHub Container Registry-ből töltötte le az előre elkészített image-eket. Emellett a fejlesztői környezetben a konténerek publikálták a szükséges portokat, valamint bind mountokat használtak annak érdekében, hogy a fájlrendszerbeli változások közvetlenül tükröződjenek a konténerekben.</w:t>
       </w:r>
     </w:p>
     <w:p>
@@ -2226,13 +2235,7 @@
       <w:bookmarkStart w:id="13" w:name="_2.3.2_Docker_konténerek"/>
       <w:bookmarkEnd w:id="13"/>
       <w:r>
-        <w:t>2.3.2</w:t>
-      </w:r>
-      <w:r>
-        <w:t xml:space="preserve"> </w:t>
-      </w:r>
-      <w:r>
-        <w:t>Docker konténerek CI/CD pipline-ba integrálása</w:t>
+        <w:t>2.3.2 Docker konténerek CI/CD pipline-ba integrálása</w:t>
       </w:r>
     </w:p>
     <w:p>
@@ -2240,6 +2243,627 @@
         <w:pStyle w:val="Szvegtrzs"/>
         <w:ind w:left="567" w:firstLine="142"/>
       </w:pPr>
+      <w:r>
+        <w:t>Az agilitással foglalkozó szakirodalmak egyik fontos alapelve, hogy a legfőbb prioritás az ügyfél igényeinek kielégítése a működő szoftver minél korábbi átadásával, valamint annak folyamatos és rendszeres szállításával. Emellett az agilis szemlélet szerint a fejlesztés előrehaladásának legfontosabb mérőszáma maga a működő szoftver.</w:t>
+      </w:r>
+      <w:sdt>
+        <w:sdtPr>
+          <w:id w:val="635143942"/>
+          <w:citation/>
+        </w:sdtPr>
+        <w:sdtContent>
+          <w:r>
+            <w:fldChar w:fldCharType="begin"/>
+          </w:r>
+          <w:r>
+            <w:instrText xml:space="preserve"> CITATION Agi26 \l 1038 </w:instrText>
+          </w:r>
+          <w:r>
+            <w:fldChar w:fldCharType="separate"/>
+          </w:r>
+          <w:r>
+            <w:rPr>
+              <w:noProof/>
+            </w:rPr>
+            <w:t xml:space="preserve"> </w:t>
+          </w:r>
+          <w:r>
+            <w:rPr>
+              <w:noProof/>
+            </w:rPr>
+            <w:t>[1]</w:t>
+          </w:r>
+          <w:r>
+            <w:fldChar w:fldCharType="end"/>
+          </w:r>
+        </w:sdtContent>
+      </w:sdt>
+      <w:r>
+        <w:t xml:space="preserve"> Ennek a követelménynek szerettem volna megfelelni, ezért elkezdtem kialakítani egy GitHub-alapú CI/CD pipel</w:t>
+      </w:r>
+      <w:r>
+        <w:t>ine-t.</w:t>
+      </w:r>
+    </w:p>
+    <w:p>
+      <w:pPr>
+        <w:pStyle w:val="Szvegtrzs"/>
+        <w:keepNext/>
+        <w:ind w:left="567" w:firstLine="142"/>
+      </w:pPr>
+      <w:r>
+        <w:t>Mivel a projekt verziókezelésére GitHubot használtam, olyan forrásokat kerestem, amelyek részletesen ismertetik a CI/CD megközelítés gyakorlati alkalmazását Git-alapú fejlesztési környezetben. A GitLab dokumentációja részletesen bemutatja a CI/CD szemlélet lényegét, amely röviden úgy foglalható össze, mint a buildelés, tesztelés és telepítés automatizálása a gyorsabb és megbízhatóbb szoftverszállítás érdekében.</w:t>
+      </w:r>
+      <w:sdt>
+        <w:sdtPr>
+          <w:id w:val="2135746605"/>
+          <w:citation/>
+        </w:sdtPr>
+        <w:sdtContent>
+          <w:r>
+            <w:fldChar w:fldCharType="begin"/>
+          </w:r>
+          <w:r>
+            <w:instrText xml:space="preserve"> CITATION Git26 \l 1038 </w:instrText>
+          </w:r>
+          <w:r>
+            <w:fldChar w:fldCharType="separate"/>
+          </w:r>
+          <w:r>
+            <w:rPr>
+              <w:noProof/>
+            </w:rPr>
+            <w:t xml:space="preserve"> </w:t>
+          </w:r>
+          <w:r>
+            <w:rPr>
+              <w:noProof/>
+            </w:rPr>
+            <w:t>[2]</w:t>
+          </w:r>
+          <w:r>
+            <w:fldChar w:fldCharType="end"/>
+          </w:r>
+        </w:sdtContent>
+      </w:sdt>
+      <w:r>
+        <w:t xml:space="preserve"> GitHub környezetben ez elsősorban GitHub Actions workflow-k és branch protection szabályok alkalm</w:t>
+      </w:r>
+      <w:r>
+        <w:t>azását jelenti.</w:t>
+      </w:r>
+      <w:bookmarkStart w:id="14" w:name="_MON_1840001783"/>
+      <w:bookmarkEnd w:id="14"/>
+      <w:r>
+        <w:object w:dxaOrig="9072" w:dyaOrig="9765" w14:anchorId="5F0CBDF6">
+          <v:shape id="_x0000_i1034" type="#_x0000_t75" style="width:453.6pt;height:488.25pt" o:ole="">
+            <v:imagedata r:id="rId16" o:title=""/>
+          </v:shape>
+          <o:OLEObject Type="Embed" ProgID="Word.OpenDocumentText.12" ShapeID="_x0000_i1034" DrawAspect="Content" ObjectID="_1840009596" r:id="rId17"/>
+        </w:object>
+      </w:r>
+    </w:p>
+    <w:bookmarkStart w:id="15" w:name="_Ref229390003"/>
+    <w:p>
+      <w:pPr>
+        <w:pStyle w:val="Kpalrs"/>
+        <w:jc w:val="center"/>
+      </w:pPr>
+      <w:r>
+        <w:fldChar w:fldCharType="begin"/>
+      </w:r>
+      <w:r>
+        <w:instrText xml:space="preserve"> SEQ ábra \* ARABIC </w:instrText>
+      </w:r>
+      <w:r>
+        <w:fldChar w:fldCharType="separate"/>
+      </w:r>
+      <w:r>
+        <w:rPr>
+          <w:noProof/>
+        </w:rPr>
+        <w:t>6</w:t>
+      </w:r>
+      <w:r>
+        <w:fldChar w:fldCharType="end"/>
+      </w:r>
+      <w:r>
+        <w:t>. ábra</w:t>
+      </w:r>
+      <w:bookmarkEnd w:id="15"/>
+      <w:r>
+        <w:t xml:space="preserve"> Fejlesztői</w:t>
+      </w:r>
+      <w:r>
+        <w:t xml:space="preserve"> környezet</w:t>
+      </w:r>
+      <w:r>
+        <w:t xml:space="preserve"> GitHub Actions workflow</w:t>
+      </w:r>
+      <w:r>
+        <w:t xml:space="preserve"> részletei</w:t>
+      </w:r>
+    </w:p>
+    <w:p/>
+    <w:p>
+      <w:pPr>
+        <w:pStyle w:val="Szvegtrzs"/>
+        <w:keepNext/>
+        <w:ind w:left="567" w:firstLine="142"/>
+      </w:pPr>
+      <w:r>
+        <w:t>A projekt során három GitHub Actions workflow-t készítettem a CI/CD folyamat támogatására. Az el</w:t>
+      </w:r>
+      <w:r>
+        <w:t xml:space="preserve">ső workflow részleteit a </w:t>
+      </w:r>
+      <w:r>
+        <w:fldChar w:fldCharType="begin"/>
+      </w:r>
+      <w:r>
+        <w:instrText xml:space="preserve"> REF _Ref229390003 \h </w:instrText>
+      </w:r>
+      <w:r>
+        <w:fldChar w:fldCharType="separate"/>
+      </w:r>
+      <w:r>
+        <w:rPr>
+          <w:noProof/>
+        </w:rPr>
+        <w:t>6</w:t>
+      </w:r>
+      <w:r>
+        <w:t>. ábra</w:t>
+      </w:r>
+      <w:r>
+        <w:fldChar w:fldCharType="end"/>
+      </w:r>
+      <w:r>
+        <w:t xml:space="preserve"> mutatja. Ez a szkript a development branchre történő pusholáskor fut le, és több ellenőrzést végez: buildeli a .NET Core backend szolgáltatást, szintaktikai ellenőrzést futtat a Python-alapú szolgáltatáson, valamint ellenőrzi, hogy a Docker image-ek sikeresen buildelhetők-e. Ezt a pipeline-szakaszt azért hoztam létre, hogy a fejlesztők minden push után azonnali visszajelzést kapjanak arról, hogy a projekt buildelhető-e, és hiba esetén gyorsan</w:t>
+      </w:r>
+      <w:r>
+        <w:t xml:space="preserve"> javítani tudják a problémákat.</w:t>
+      </w:r>
+      <w:bookmarkStart w:id="16" w:name="_MON_1840003540"/>
+      <w:bookmarkEnd w:id="16"/>
+      <w:r>
+        <w:object w:dxaOrig="9072" w:dyaOrig="12135" w14:anchorId="18598820">
+          <v:shape id="_x0000_i1043" type="#_x0000_t75" style="width:453.6pt;height:606.75pt" o:ole="">
+            <v:imagedata r:id="rId18" o:title=""/>
+          </v:shape>
+          <o:OLEObject Type="Embed" ProgID="Word.OpenDocumentText.12" ShapeID="_x0000_i1043" DrawAspect="Content" ObjectID="_1840009597" r:id="rId19"/>
+        </w:object>
+      </w:r>
+    </w:p>
+    <w:bookmarkStart w:id="17" w:name="_Ref229390995"/>
+    <w:p>
+      <w:pPr>
+        <w:pStyle w:val="Kpalrs"/>
+        <w:jc w:val="center"/>
+      </w:pPr>
+      <w:r>
+        <w:fldChar w:fldCharType="begin"/>
+      </w:r>
+      <w:r>
+        <w:instrText xml:space="preserve"> SEQ ábra \* ARABIC </w:instrText>
+      </w:r>
+      <w:r>
+        <w:fldChar w:fldCharType="separate"/>
+      </w:r>
+      <w:r>
+        <w:rPr>
+          <w:noProof/>
+        </w:rPr>
+        <w:t>7</w:t>
+      </w:r>
+      <w:r>
+        <w:fldChar w:fldCharType="end"/>
+      </w:r>
+      <w:r>
+        <w:t>. ábra</w:t>
+      </w:r>
+      <w:bookmarkEnd w:id="17"/>
+      <w:r>
+        <w:t xml:space="preserve"> Éles környezet GitHub Actions workflow részletei</w:t>
+      </w:r>
+    </w:p>
+    <w:p/>
+    <w:p>
+      <w:pPr>
+        <w:pStyle w:val="Szvegtrzs"/>
+        <w:keepNext/>
+        <w:ind w:left="567" w:firstLine="142"/>
+      </w:pPr>
+      <w:r>
+        <w:t>A másod</w:t>
+      </w:r>
+      <w:r>
+        <w:t xml:space="preserve">ik workflow részleteit a </w:t>
+      </w:r>
+      <w:r>
+        <w:fldChar w:fldCharType="begin"/>
+      </w:r>
+      <w:r>
+        <w:instrText xml:space="preserve"> REF _Ref229390995 \h </w:instrText>
+      </w:r>
+      <w:r>
+        <w:fldChar w:fldCharType="separate"/>
+      </w:r>
+      <w:r>
+        <w:rPr>
+          <w:noProof/>
+        </w:rPr>
+        <w:t>7</w:t>
+      </w:r>
+      <w:r>
+        <w:t>. ábra</w:t>
+      </w:r>
+      <w:r>
+        <w:fldChar w:fldCharType="end"/>
+      </w:r>
+      <w:r>
+        <w:t xml:space="preserve"> szemlélteti. Ez a workflow nagyrészt hasonló a </w:t>
+      </w:r>
+      <w:r>
+        <w:lastRenderedPageBreak/>
+        <w:t xml:space="preserve">development környezethez tartozó verzióhoz, azonban pull request létrehozásakor fut le, és már az éles környezethez készített Dockerfile-okat használja. A sikeresen buildelt image-eket ezt követően feltölti a GitHub Container Registry-be. Ezáltal az éles telepítés során nem szükséges újra buildelni az alkalmazást, elegendő a már </w:t>
+      </w:r>
+      <w:r>
+        <w:t>elkészített image-ek letöltése.</w:t>
+      </w:r>
+      <w:bookmarkStart w:id="18" w:name="_MON_1840003787"/>
+      <w:bookmarkEnd w:id="18"/>
+      <w:r>
+        <w:object w:dxaOrig="9072" w:dyaOrig="5580" w14:anchorId="43FB6512">
+          <v:shape id="_x0000_i1050" type="#_x0000_t75" style="width:453.6pt;height:279pt" o:ole="">
+            <v:imagedata r:id="rId20" o:title=""/>
+          </v:shape>
+          <o:OLEObject Type="Embed" ProgID="Word.OpenDocumentText.12" ShapeID="_x0000_i1050" DrawAspect="Content" ObjectID="_1840009598" r:id="rId21"/>
+        </w:object>
+      </w:r>
+    </w:p>
+    <w:bookmarkStart w:id="19" w:name="_Ref229391100"/>
+    <w:p>
+      <w:pPr>
+        <w:pStyle w:val="Kpalrs"/>
+        <w:jc w:val="center"/>
+      </w:pPr>
+      <w:r>
+        <w:fldChar w:fldCharType="begin"/>
+      </w:r>
+      <w:r>
+        <w:instrText xml:space="preserve"> SEQ ábra \* ARABIC </w:instrText>
+      </w:r>
+      <w:r>
+        <w:fldChar w:fldCharType="separate"/>
+      </w:r>
+      <w:r>
+        <w:rPr>
+          <w:noProof/>
+        </w:rPr>
+        <w:t>8</w:t>
+      </w:r>
+      <w:r>
+        <w:fldChar w:fldCharType="end"/>
+      </w:r>
+      <w:r>
+        <w:t>. ábra</w:t>
+      </w:r>
+      <w:bookmarkEnd w:id="19"/>
+      <w:r>
+        <w:t xml:space="preserve"> Deploy GitHub Actions workflow részletei</w:t>
+      </w:r>
+    </w:p>
+    <w:p/>
+    <w:p>
+      <w:pPr>
+        <w:pStyle w:val="Szvegtrzs"/>
+        <w:ind w:left="567" w:firstLine="142"/>
+      </w:pPr>
+      <w:r>
+        <w:t>A harmadik workflow maga a telepítési folyama</w:t>
+      </w:r>
+      <w:r>
+        <w:t xml:space="preserve">t, amelynek részleteit a </w:t>
+      </w:r>
+      <w:r>
+        <w:fldChar w:fldCharType="begin"/>
+      </w:r>
+      <w:r>
+        <w:instrText xml:space="preserve"> REF _Ref229391100 \h </w:instrText>
+      </w:r>
+      <w:r>
+        <w:fldChar w:fldCharType="separate"/>
+      </w:r>
+      <w:r>
+        <w:rPr>
+          <w:noProof/>
+        </w:rPr>
+        <w:t>8</w:t>
+      </w:r>
+      <w:r>
+        <w:t>. ábra</w:t>
+      </w:r>
+      <w:r>
+        <w:fldChar w:fldCharType="end"/>
+      </w:r>
+      <w:r>
+        <w:t xml:space="preserve"> mutatja. Ez a workflow nem automatikusan, esemény hatására indul el, hanem manuálisan indítható a fejlesztő által. A workflow-t futtató GitHub Actions runner SSH-kapcsolaton keresztül csatlakozik a VPS szerverhez, majd végrehajtja a szükséges telepítési parancsokat. A folyamat része a Docker image-ek letöltése a GitHub Container Registry-ből</w:t>
+      </w:r>
+      <w:r>
+        <w:t>, majd a konténerek elindítása.</w:t>
+      </w:r>
+      <w:r>
+        <w:rPr>
+          <w:noProof/>
+          <w:lang w:eastAsia="hu-HU" w:bidi="ar-SA"/>
+        </w:rPr>
+        <w:t xml:space="preserve"> </w:t>
+      </w:r>
+    </w:p>
+    <w:p>
+      <w:pPr>
+        <w:pStyle w:val="Szvegtrzs"/>
+        <w:ind w:left="567" w:firstLine="142"/>
+      </w:pPr>
+      <w:r>
+        <w:rPr>
+          <w:noProof/>
+        </w:rPr>
+        <w:lastRenderedPageBreak/>
+        <mc:AlternateContent>
+          <mc:Choice Requires="wps">
+            <w:drawing>
+              <wp:anchor distT="0" distB="0" distL="114300" distR="114300" simplePos="0" relativeHeight="251667456" behindDoc="0" locked="0" layoutInCell="1" allowOverlap="1" wp14:anchorId="61FC1E1D" wp14:editId="72F4772D">
+                <wp:simplePos x="0" y="0"/>
+                <wp:positionH relativeFrom="column">
+                  <wp:posOffset>1050925</wp:posOffset>
+                </wp:positionH>
+                <wp:positionV relativeFrom="paragraph">
+                  <wp:posOffset>4238625</wp:posOffset>
+                </wp:positionV>
+                <wp:extent cx="4010025" cy="635"/>
+                <wp:effectExtent l="0" t="0" r="9525" b="6350"/>
+                <wp:wrapTopAndBottom/>
+                <wp:docPr id="9" name="Szövegdoboz 9"/>
+                <wp:cNvGraphicFramePr/>
+                <a:graphic xmlns:a="http://schemas.openxmlformats.org/drawingml/2006/main">
+                  <a:graphicData uri="http://schemas.microsoft.com/office/word/2010/wordprocessingShape">
+                    <wps:wsp>
+                      <wps:cNvSpPr txBox="1"/>
+                      <wps:spPr>
+                        <a:xfrm>
+                          <a:off x="0" y="0"/>
+                          <a:ext cx="4010025" cy="635"/>
+                        </a:xfrm>
+                        <a:prstGeom prst="rect">
+                          <a:avLst/>
+                        </a:prstGeom>
+                        <a:solidFill>
+                          <a:prstClr val="white"/>
+                        </a:solidFill>
+                        <a:ln>
+                          <a:noFill/>
+                        </a:ln>
+                      </wps:spPr>
+                      <wps:txbx>
+                        <w:txbxContent>
+                          <w:bookmarkStart w:id="20" w:name="_Ref229391367"/>
+                          <w:p>
+                            <w:pPr>
+                              <w:pStyle w:val="Kpalrs"/>
+                            </w:pPr>
+                            <w:r>
+                              <w:fldChar w:fldCharType="begin"/>
+                            </w:r>
+                            <w:r>
+                              <w:instrText xml:space="preserve"> SEQ ábra \* ARABIC </w:instrText>
+                            </w:r>
+                            <w:r>
+                              <w:fldChar w:fldCharType="separate"/>
+                            </w:r>
+                            <w:r>
+                              <w:rPr>
+                                <w:noProof/>
+                              </w:rPr>
+                              <w:t>9</w:t>
+                            </w:r>
+                            <w:r>
+                              <w:fldChar w:fldCharType="end"/>
+                            </w:r>
+                            <w:r>
+                              <w:t>. ábra</w:t>
+                            </w:r>
+                            <w:bookmarkEnd w:id="20"/>
+                            <w:r>
+                              <w:t xml:space="preserve"> Release Ready Mainline branch protection szabályai</w:t>
+                            </w:r>
+                          </w:p>
+                          <w:p/>
+                        </w:txbxContent>
+                      </wps:txbx>
+                      <wps:bodyPr rot="0" spcFirstLastPara="0" vertOverflow="overflow" horzOverflow="overflow" vert="horz" wrap="square" lIns="0" tIns="0" rIns="0" bIns="0" numCol="1" spcCol="0" rtlCol="0" fromWordArt="0" anchor="t" anchorCtr="0" forceAA="0" compatLnSpc="1">
+                        <a:prstTxWarp prst="textNoShape">
+                          <a:avLst/>
+                        </a:prstTxWarp>
+                        <a:spAutoFit/>
+                      </wps:bodyPr>
+                    </wps:wsp>
+                  </a:graphicData>
+                </a:graphic>
+                <wp14:sizeRelH relativeFrom="margin">
+                  <wp14:pctWidth>0</wp14:pctWidth>
+                </wp14:sizeRelH>
+              </wp:anchor>
+            </w:drawing>
+          </mc:Choice>
+          <mc:Fallback>
+            <w:pict>
+              <v:shape w14:anchorId="61FC1E1D" id="Szövegdoboz 9" o:spid="_x0000_s1029" type="#_x0000_t202" style="position:absolute;left:0;text-align:left;margin-left:82.75pt;margin-top:333.75pt;width:315.75pt;height:.05pt;z-index:251667456;visibility:visible;mso-wrap-style:square;mso-width-percent:0;mso-wrap-distance-left:9pt;mso-wrap-distance-top:0;mso-wrap-distance-right:9pt;mso-wrap-distance-bottom:0;mso-position-horizontal:absolute;mso-position-horizontal-relative:text;mso-position-vertical:absolute;mso-position-vertical-relative:text;mso-width-percent:0;mso-width-relative:margin;v-text-anchor:top" o:gfxdata="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" stroked="f">
+                <v:textbox style="mso-fit-shape-to-text:t" inset="0,0,0,0">
+                  <w:txbxContent>
+                    <w:bookmarkStart w:id="21" w:name="_Ref229391367"/>
+                    <w:p>
+                      <w:pPr>
+                        <w:pStyle w:val="Kpalrs"/>
+                      </w:pPr>
+                      <w:r>
+                        <w:fldChar w:fldCharType="begin"/>
+                      </w:r>
+                      <w:r>
+                        <w:instrText xml:space="preserve"> SEQ ábra \* ARABIC </w:instrText>
+                      </w:r>
+                      <w:r>
+                        <w:fldChar w:fldCharType="separate"/>
+                      </w:r>
+                      <w:r>
+                        <w:rPr>
+                          <w:noProof/>
+                        </w:rPr>
+                        <w:t>9</w:t>
+                      </w:r>
+                      <w:r>
+                        <w:fldChar w:fldCharType="end"/>
+                      </w:r>
+                      <w:r>
+                        <w:t>. ábra</w:t>
+                      </w:r>
+                      <w:bookmarkEnd w:id="21"/>
+                      <w:r>
+                        <w:t xml:space="preserve"> Release Ready Mainline branch protection szabályai</w:t>
+                      </w:r>
+                    </w:p>
+                    <w:p/>
+                  </w:txbxContent>
+                </v:textbox>
+                <w10:wrap type="topAndBottom"/>
+              </v:shape>
+            </w:pict>
+          </mc:Fallback>
+        </mc:AlternateContent>
+      </w:r>
+      <w:r>
+        <w:drawing>
+          <wp:anchor distT="0" distB="0" distL="114300" distR="114300" simplePos="0" relativeHeight="251652096" behindDoc="0" locked="0" layoutInCell="1" allowOverlap="1" wp14:anchorId="384BB50B" wp14:editId="4050B47D">
+            <wp:simplePos x="0" y="0"/>
+            <wp:positionH relativeFrom="margin">
+              <wp:align>center</wp:align>
+            </wp:positionH>
+            <wp:positionV relativeFrom="paragraph">
+              <wp:posOffset>152400</wp:posOffset>
+            </wp:positionV>
+            <wp:extent cx="3291840" cy="4038600"/>
+            <wp:effectExtent l="0" t="0" r="3810" b="0"/>
+            <wp:wrapTopAndBottom/>
+            <wp:docPr id="4" name="Kép 4"/>
+            <wp:cNvGraphicFramePr>
+              <a:graphicFrameLocks xmlns:a="http://schemas.openxmlformats.org/drawingml/2006/main" noChangeAspect="1"/>
+            </wp:cNvGraphicFramePr>
+            <a:graphic xmlns:a="http://schemas.openxmlformats.org/drawingml/2006/main">
+              <a:graphicData uri="http://schemas.openxmlformats.org/drawingml/2006/picture">
+                <pic:pic xmlns:pic="http://schemas.openxmlformats.org/drawingml/2006/picture">
+                  <pic:nvPicPr>
+                    <pic:cNvPr id="1" name=""/>
+                    <pic:cNvPicPr/>
+                  </pic:nvPicPr>
+                  <pic:blipFill>
+                    <a:blip r:embed="rId22">
+                      <a:extLst>
+                        <a:ext uri="{28A0092B-C50C-407E-A947-70E740481C1C}">
+                          <a14:useLocalDpi xmlns:a14="http://schemas.microsoft.com/office/drawing/2010/main" val="0"/>
+                        </a:ext>
+                      </a:extLst>
+                    </a:blip>
+                    <a:stretch>
+                      <a:fillRect/>
+                    </a:stretch>
+                  </pic:blipFill>
+                  <pic:spPr>
+                    <a:xfrm>
+                      <a:off x="0" y="0"/>
+                      <a:ext cx="3291840" cy="4038600"/>
+                    </a:xfrm>
+                    <a:prstGeom prst="rect">
+                      <a:avLst/>
+                    </a:prstGeom>
+                  </pic:spPr>
+                </pic:pic>
+              </a:graphicData>
+            </a:graphic>
+            <wp14:sizeRelH relativeFrom="margin">
+              <wp14:pctWidth>0</wp14:pctWidth>
+            </wp14:sizeRelH>
+            <wp14:sizeRelV relativeFrom="margin">
+              <wp14:pctHeight>0</wp14:pctHeight>
+            </wp14:sizeRelV>
+          </wp:anchor>
+        </w:drawing>
+      </w:r>
+      <w:r>
+        <w:t xml:space="preserve">A teljes folyamatot a </w:t>
+      </w:r>
+      <w:r>
+        <w:fldChar w:fldCharType="begin"/>
+      </w:r>
+      <w:r>
+        <w:instrText xml:space="preserve"> REF _Ref229391367 \h </w:instrText>
+      </w:r>
+      <w:r>
+        <w:fldChar w:fldCharType="separate"/>
+      </w:r>
+      <w:r>
+        <w:rPr>
+          <w:noProof/>
+        </w:rPr>
+        <w:t>9</w:t>
+      </w:r>
+      <w:r>
+        <w:t>. ábra</w:t>
+      </w:r>
+      <w:r>
+        <w:fldChar w:fldCharType="end"/>
+      </w:r>
+      <w:r>
+        <w:t xml:space="preserve"> által mutatott</w:t>
+      </w:r>
+      <w:r>
+        <w:t xml:space="preserve"> branch protection konfiguráció fogja össze. A projekt során a Release Ready Mainline szemléletet követtem, amelynek lényege, hogy a fejlesztés külön development brancheken történik, míg a main branch kizárólag stabil, kiadásra kész állapotú kódot tartalmazhat. A main branchre közvetlen pusholás nem engedélyezett; módosítás kizárólag pull requesten keresztül kerülhet be. Emellett a merge-hez legalább egy jóváhagyás szükséges, valamint minden kötelező build- és tesztfolyamatnak sikeresen le kell futnia. További feltétel volt, hogy csak aláírt (signed) commitok kerülhessenek a branch történetébe, biztosítva ezzel a commitok hitelességét és</w:t>
+      </w:r>
+      <w:r>
+        <w:t xml:space="preserve"> eredetének ellenőrizhetőségét.</w:t>
+      </w:r>
+    </w:p>
+    <w:p>
+      <w:pPr>
+        <w:pStyle w:val="Szvegtrzs"/>
+        <w:ind w:left="567" w:firstLine="142"/>
+      </w:pPr>
+      <w:r>
+        <w:t>Ennek eredményeként megvalósult a folyamatos szállítás (continuous delivery) alapelve, hiszen a main branch minden időpillanatban egy működőképes, telepíthető projektverziót tartalm</w:t>
+      </w:r>
+      <w:r>
+        <w:t>az</w:t>
+      </w:r>
+      <w:r>
+        <w:t>.</w:t>
+      </w:r>
+    </w:p>
+    <w:p>
+      <w:pPr>
+        <w:pStyle w:val="Cmsor2"/>
+      </w:pPr>
+      <w:r>
+        <w:t>2.4 Deploy</w:t>
+      </w:r>
+    </w:p>
+    <w:p>
+      <w:pPr>
+        <w:pStyle w:val="Szvegtrzs"/>
+        <w:ind w:left="567" w:firstLine="142"/>
+      </w:pPr>
+      <w:r>
+        <w:t>A deploy szakaszban kellett eldöntenem, hogy a backendet tartalmazó konténereket hova hostolom ki.</w:t>
+      </w:r>
     </w:p>
     <w:p>
       <w:pPr>
@@ -2248,203 +2872,312 @@
           <w:ilvl w:val="0"/>
           <w:numId w:val="0"/>
         </w:numPr>
-      </w:pPr>
-      <w:r>
-        <w:t xml:space="preserve">2.2 </w:t>
-      </w:r>
-      <w:r>
-        <w:t>Összefoglalás</w:t>
+        <w:ind w:left="576" w:hanging="576"/>
+      </w:pPr>
+      <w:r>
+        <w:t>2.4.1 A megfelelő VPS kiválasztása</w:t>
       </w:r>
     </w:p>
     <w:p>
       <w:pPr>
         <w:pStyle w:val="Szvegtrzs"/>
-      </w:pPr>
-    </w:p>
-    <w:p>
-      <w:r>
-        <w:t xml:space="preserve">Ebben a részben az </w:t>
-      </w:r>
-      <w:r>
-        <w:rPr>
-          <w:i/>
-        </w:rPr>
-        <w:t>adott</w:t>
-      </w:r>
-      <w:r>
-        <w:t xml:space="preserve"> </w:t>
-      </w:r>
-      <w:r>
-        <w:rPr>
-          <w:i/>
-          <w:iCs/>
-        </w:rPr>
-        <w:t xml:space="preserve">félévre vonatkozó, az Önálló laboratórium tárgy keretében elvégzett munka során </w:t>
-      </w:r>
-      <w:r>
-        <w:t xml:space="preserve">elért </w:t>
-      </w:r>
-      <w:r>
-        <w:rPr>
-          <w:b/>
-          <w:bCs/>
-          <w:i/>
-          <w:iCs/>
-        </w:rPr>
-        <w:t xml:space="preserve">új </w:t>
-      </w:r>
-      <w:r>
-        <w:t xml:space="preserve">eredmények ismételt, vázlatos, </w:t>
-      </w:r>
-      <w:r>
-        <w:rPr>
-          <w:b/>
-          <w:bCs/>
-        </w:rPr>
-        <w:t>tömör</w:t>
-      </w:r>
-      <w:r>
-        <w:t xml:space="preserve"> összefoglalását várjuk, lehetőleg nem felsorolásként. Itt még egyszer ki lehet térni a leglényegesebb eredményekre, valamint a félév során felmerülő nehézségekre, de meg lehet említeni a továbbfejlesztési irányokat, lehetőségeket is.</w:t>
-      </w:r>
-      <w:r>
-        <w:t xml:space="preserve"> </w:t>
-      </w:r>
-    </w:p>
-    <w:p>
-      <w:r>
-        <w:t>Ezt a részt tagolható a következő pontok megválaszolásával:</w:t>
-      </w:r>
-    </w:p>
-    <w:p>
-      <w:pPr>
+        <w:ind w:left="567" w:firstLine="142"/>
+      </w:pPr>
+      <w:r>
+        <w:t>Ebben a szakaszban két lehetséges irány közül választhattam. Az egyik lehetőség a magasabb szintű, Platform as a Se</w:t>
+      </w:r>
+      <w:r>
+        <w:t>rvice (PaaS) megközelítés volt -</w:t>
+      </w:r>
+      <w:r>
+        <w:t xml:space="preserve"> például A</w:t>
+      </w:r>
+      <w:r>
+        <w:t>WS vagy Azure használata -</w:t>
+      </w:r>
+      <w:r>
+        <w:t xml:space="preserve">, ahol a szolgáltató számos konfigurációs feladatot automatizál, illetve támogatást nyújt az infrastruktúra kezelésében. A másik lehetőség az Infrastructure as a Service (IaaS) modell volt, amelyet különböző VPS-szolgáltatók kínálnak. Ebben az esetben lényegében egy </w:t>
+      </w:r>
+      <w:r>
+        <w:lastRenderedPageBreak/>
+        <w:t>üres virtuális szervert kap a felhasználó, amelynek teljes konfigurációját</w:t>
+      </w:r>
+      <w:r>
+        <w:t xml:space="preserve"> saját magának kell elvégeznie.</w:t>
+      </w:r>
+    </w:p>
+    <w:p>
+      <w:pPr>
+        <w:pStyle w:val="Szvegtrzs"/>
+        <w:ind w:left="567" w:firstLine="142"/>
+      </w:pPr>
+      <w:r>
+        <w:t>Végül az IaaS-alapú VPS megoldás mellett döntöttem, mivel szerettem volna Linux-alapú szerverüzemeltetési és szkriptelési tapasztalatot szerezni, emellett költséghatékony megoldást kerestem. A következő lépés a megfelelő VPS-szolgáltató kiválasztása volt. Elsődle</w:t>
+      </w:r>
+      <w:r>
+        <w:t>ges szempontként a teljesítmény-</w:t>
+      </w:r>
+      <w:r>
+        <w:t>ár arányt határoztam meg, míg a rendelkezésre álló tárhely másodlagos szerepet kapott. Bár a .NET Core backend nem végez kifejezetten számításigényes műveleteket, a szervernek egyszerre kellett futtatnia egy PostgreSQL adatbázist, egy .NET Core Web API szolgáltatást, valamint egy Python-alapú AI szolgáltatást is, így a minimálisnál valamivel erősebb hardverre volt szükség. A tárhelyigény ezzel szemben nem volt jelentős, mivel az alkalmazás tömöríti a feltöltött képeket, így azok vis</w:t>
+      </w:r>
+      <w:r>
+        <w:t>zonylag kevés helyet foglalnak.</w:t>
+      </w:r>
+    </w:p>
+    <w:p>
+      <w:pPr>
+        <w:pStyle w:val="Szvegtrzs"/>
+        <w:ind w:left="567" w:firstLine="142"/>
+      </w:pPr>
+      <w:r>
+        <w:t>A választásban nagy segítséget nyújtott egy Medium-cikk,</w:t>
+      </w:r>
+      <w:sdt>
+        <w:sdtPr>
+          <w:id w:val="1641066395"/>
+          <w:citation/>
+        </w:sdtPr>
+        <w:sdtContent>
+          <w:r>
+            <w:fldChar w:fldCharType="begin"/>
+          </w:r>
+          <w:r>
+            <w:instrText xml:space="preserve"> CITATION Ale26 \l 1038 </w:instrText>
+          </w:r>
+          <w:r>
+            <w:fldChar w:fldCharType="separate"/>
+          </w:r>
+          <w:r>
+            <w:rPr>
+              <w:noProof/>
+            </w:rPr>
+            <w:t xml:space="preserve"> </w:t>
+          </w:r>
+          <w:r>
+            <w:rPr>
+              <w:noProof/>
+            </w:rPr>
+            <w:t>[3]</w:t>
+          </w:r>
+          <w:r>
+            <w:fldChar w:fldCharType="end"/>
+          </w:r>
+        </w:sdtContent>
+      </w:sdt>
+      <w:r>
+        <w:t xml:space="preserve"> amely összehasonlította a legkedvezőbb árú hostingmegoldásokat és VPS-szolgáltatókat. Végül a Hetzner szolgáltató mel</w:t>
+      </w:r>
+      <w:r>
+        <w:t>lett döntöttem, mivel a cikk</w:t>
+      </w:r>
+      <w:r>
+        <w:t xml:space="preserve"> szerint ők </w:t>
+      </w:r>
+      <w:r>
+        <w:t>kínálták a legjobb teljesítmény-</w:t>
+      </w:r>
+      <w:r>
+        <w:t>ár arányú szerverkonfigurációkat, emellett a webes kezelőfelületük is f</w:t>
+      </w:r>
+      <w:r>
+        <w:t>elhasználóbarát volt.</w:t>
+      </w:r>
+    </w:p>
+    <w:p>
+      <w:pPr>
+        <w:pStyle w:val="Szvegtrzs"/>
+        <w:ind w:left="567" w:firstLine="142"/>
+      </w:pPr>
+      <w:r>
+        <w:t>A választásom a CPX22 csomagra esett, amely 2 virtuális CPU-magot, 4 GB RAM-ot, 80 GB SSD tárhelyet, 20 TB havi adatforgalmat, valamint publikus IPv4- és IPv6-címet biztosított havi 10,15 € díjért. A beszámoló készítésekor ez körülbelül 3606 forintnak felelt meg. A szolgáltatással kapcsolatban eddig kizárólag pozitív tapasztalataim voltak: használat közben nem tapasztaltam teljesítményproblémát vagy kiesést. Emellett a szolgáltató számos további funkciót is biztosít, például szerver-átméretezést vagy load balancing megoldásokat, amelyek lehetőséget adnak a rendszer későbbi bővítésére és skálázására.</w:t>
+      </w:r>
+    </w:p>
+    <w:p>
+      <w:pPr>
+        <w:pStyle w:val="Cmsor2"/>
         <w:numPr>
           <w:ilvl w:val="0"/>
-          <w:numId w:val="6"/>
+          <w:numId w:val="0"/>
         </w:numPr>
-      </w:pPr>
-      <w:r>
-        <w:t xml:space="preserve">Mi volt az aktuális kérdés, </w:t>
-      </w:r>
-      <w:r>
-        <w:rPr>
-          <w:b/>
-        </w:rPr>
-        <w:t>probléma,</w:t>
-      </w:r>
-      <w:r>
-        <w:t xml:space="preserve"> amivel a </w:t>
-      </w:r>
-      <w:r>
-        <w:t xml:space="preserve">félév során </w:t>
-      </w:r>
-      <w:r>
-        <w:t>foglalkoztál</w:t>
-      </w:r>
-      <w:r>
-        <w:t>?</w:t>
-      </w:r>
-    </w:p>
-    <w:p>
-      <w:pPr>
+        <w:ind w:left="576" w:hanging="576"/>
+      </w:pPr>
+      <w:r>
+        <w:t>2.4.</w:t>
+      </w:r>
+      <w:r>
+        <w:t>2</w:t>
+      </w:r>
+      <w:r>
+        <w:t xml:space="preserve"> </w:t>
+      </w:r>
+      <w:r>
+        <w:t>Backend konténerek telepítése a VPS -re</w:t>
+      </w:r>
+    </w:p>
+    <w:p>
+      <w:pPr>
+        <w:pStyle w:val="Szvegtrzs"/>
+        <w:ind w:left="567" w:firstLine="142"/>
+      </w:pPr>
+      <w:r>
+        <w:t>A konténerek telepítése a kezdeti szerverkonfiguráció után már viszonylag egyszerű folyamat volt. A kezdeti konfiguráció során azokat az alapvető lépéseket végeztem el, amelyeket általában egy üres VPS-szerver hosting célú használata előtt szükséges beállítani. Elsőként konfiguráltam az SSH-hozzáférést annak érdekében, hogy ne kizárólag a Hetzner webes felületéről tudjak csatlakozni a szerverhez, hanem k</w:t>
+      </w:r>
+      <w:r>
+        <w:t>özvetlenül a saját gépemről is.</w:t>
+      </w:r>
+    </w:p>
+    <w:p>
+      <w:pPr>
+        <w:pStyle w:val="Szvegtrzs"/>
+        <w:ind w:left="567" w:firstLine="142"/>
+      </w:pPr>
+      <w:r>
+        <w:t>Ezt követően a tűzfalbeállításokat konfiguráltam: minden bejövő forgalmat letiltottam, kivéve a működéshez szükséges SSH, HTTP és HTTPS portokat. Emellett beállítottam az NGINX webszervert is, amely reverse proxyként működik, és ezen keresztül éri el a mobi</w:t>
+      </w:r>
+      <w:r>
+        <w:t>lalkalmazás az API-végpontokat.</w:t>
+      </w:r>
+    </w:p>
+    <w:p>
+      <w:pPr>
+        <w:pStyle w:val="Szvegtrzs"/>
+        <w:ind w:left="567" w:firstLine="142"/>
+      </w:pPr>
+      <w:r>
+        <w:t xml:space="preserve">A publikus </w:t>
+      </w:r>
+      <w:r>
+        <w:t xml:space="preserve">elérés biztosításához a DuckDNS </w:t>
+      </w:r>
+      <w:r>
+        <w:t>szolgáltatás segítségével szereztem egy ingyenes domainnevet. Ezt követően a Certbot használatával TLS-tanúsítványt állítottam ki a domainhez, így az alkalmazás és a webszerver közötti kommunikáció má</w:t>
+      </w:r>
+      <w:r>
+        <w:t>r HTTPS titkosítással történik.</w:t>
+      </w:r>
+    </w:p>
+    <w:p>
+      <w:pPr>
+        <w:pStyle w:val="Szvegtrzs"/>
+        <w:ind w:left="567" w:firstLine="142"/>
+      </w:pPr>
+      <w:r>
+        <w:t>A konfiguráció elvégzése után az új verziók telepítése jelentősen leegyszerűsödött. Egy új kiadás publikálásához elegendő elin</w:t>
+      </w:r>
+      <w:r>
+        <w:t xml:space="preserve">dítani a </w:t>
+      </w:r>
+      <w:hyperlink w:anchor="_2.3.2_Docker_konténerek" w:history="1">
+        <w:r>
+          <w:rPr>
+            <w:rStyle w:val="Hiperhivatkozs"/>
+          </w:rPr>
+          <w:t>2.3.2</w:t>
+        </w:r>
+      </w:hyperlink>
+      <w:r>
+        <w:t>-es fejezetben</w:t>
+      </w:r>
+      <w:r>
+        <w:t xml:space="preserve"> ismertetett GitHub Actions deploy workflow-t, amely automatikusan végrehajtja a szükséges telepítési lépéseket a VPS szerveren.</w:t>
+      </w:r>
+    </w:p>
+    <w:p>
+      <w:pPr>
+        <w:pStyle w:val="Cmsor2"/>
         <w:numPr>
           <w:ilvl w:val="0"/>
-          <w:numId w:val="6"/>
+          <w:numId w:val="0"/>
         </w:numPr>
       </w:pPr>
       <w:r>
-        <w:t xml:space="preserve">Mi a dolgozat </w:t>
-      </w:r>
-      <w:r>
-        <w:rPr>
-          <w:b/>
-        </w:rPr>
-        <w:t>célja</w:t>
-      </w:r>
-      <w:r>
-        <w:t>, miért érdekes egyáltalán ezzel a problémával foglalkozni</w:t>
-      </w:r>
-      <w:r>
-        <w:t>?</w:t>
-      </w:r>
-    </w:p>
-    <w:p>
-      <w:pPr>
-        <w:numPr>
-          <w:ilvl w:val="0"/>
-          <w:numId w:val="6"/>
-        </w:numPr>
-      </w:pPr>
-      <w:r>
-        <w:t xml:space="preserve">Milyen </w:t>
-      </w:r>
-      <w:r>
-        <w:rPr>
-          <w:b/>
-        </w:rPr>
-        <w:t>módszerek</w:t>
-      </w:r>
-      <w:r>
-        <w:rPr>
-          <w:b/>
-        </w:rPr>
-        <w:t>et</w:t>
-      </w:r>
-      <w:r>
-        <w:t xml:space="preserve"> használtál a probléma megoldása érdekében</w:t>
-      </w:r>
-      <w:r>
-        <w:t>?</w:t>
-      </w:r>
-    </w:p>
-    <w:p>
-      <w:pPr>
-        <w:numPr>
-          <w:ilvl w:val="0"/>
-          <w:numId w:val="6"/>
-        </w:numPr>
-      </w:pPr>
-      <w:r>
-        <w:t xml:space="preserve">Mik a legfontosabb </w:t>
-      </w:r>
-      <w:r>
-        <w:rPr>
-          <w:b/>
-        </w:rPr>
-        <w:t>eredmények</w:t>
-      </w:r>
-      <w:r>
-        <w:t>?</w:t>
-      </w:r>
-    </w:p>
-    <w:p>
-      <w:pPr>
-        <w:numPr>
-          <w:ilvl w:val="0"/>
-          <w:numId w:val="6"/>
-        </w:numPr>
-      </w:pPr>
-      <w:r>
-        <w:t xml:space="preserve">Milyen </w:t>
-      </w:r>
-      <w:r>
-        <w:rPr>
-          <w:b/>
-        </w:rPr>
-        <w:t>következtetéseket</w:t>
-      </w:r>
-      <w:r>
-        <w:t xml:space="preserve"> lehet levonni?</w:t>
-      </w:r>
-    </w:p>
-    <w:p>
-      <w:r>
-        <w:t>Ha valaki elolvassa ezt a részt, képet kell kapnia az egész dolgozatról!</w:t>
-      </w:r>
-    </w:p>
-    <w:p/>
-    <w:p>
-      <w:r>
-        <w:t>Fontos, hogy az itt megadott sablontól el lehet térni, használata nem kötelező, csak segítséget jelenthet, viszont a fedőlap lehetőleg maradjon ugyanez és tartalmilag egyezzen meg a sablon irányelveivel. A beszámoló felépítésében nem érdemes eltérni a Bevezető - Féléves munka és eredmények bemutatása - Összefoglaló hármastól.</w:t>
+        <w:t>2.5</w:t>
+      </w:r>
+      <w:r>
+        <w:t xml:space="preserve"> </w:t>
+      </w:r>
+      <w:r>
+        <w:t>Összefoglalás</w:t>
+      </w:r>
+    </w:p>
+    <w:p>
+      <w:pPr>
+        <w:ind w:left="567" w:firstLine="142"/>
+      </w:pPr>
+      <w:r>
+        <w:t>Az önálló laboratórium során modelleztem egy agilis szoftverfejlesztési életciklus több fontos szakaszát. Foglalkoztam a projekt feladatkövetési rendszerének fejlesztésével, az agilis módon felmerülő új funkciók implementálásával, a backend komponensek konténerizálásával, valamint az erre épülő CI/CD pipeline kialakításával. Emellett kiválasztottam egy, a projekt igényeinek megfelelő és költséghatékony VPS-szolgáltatót, majd megvalósítottam a backend</w:t>
+      </w:r>
+      <w:r>
+        <w:t>,</w:t>
+      </w:r>
+      <w:r>
+        <w:t xml:space="preserve"> </w:t>
+      </w:r>
+      <w:r>
+        <w:lastRenderedPageBreak/>
+        <w:t xml:space="preserve">szerverre történő </w:t>
+      </w:r>
+      <w:r>
+        <w:t>telepítését is.</w:t>
+      </w:r>
+    </w:p>
+    <w:p>
+      <w:pPr>
+        <w:ind w:left="567" w:firstLine="142"/>
+      </w:pPr>
+      <w:r>
+        <w:t>A projekt jelenlegi állapotát az év eleji verzióval összehasonlítva egyértelmű fejlődés figyelhető meg szinte minden területen. A rendszer minősége jelentősen javult, emellett a különböző automatizációs és támogató megoldásoknak köszönhetően a fejlesztési folyamat is kényelmesebbé és hatékonyabbá vált. Személyes célomat is sikerült elérnem, hiszen a backend szolgáltatásokat sikeresen kitelepítettem egy nyilvánosan elérhető szerverre, amelyet a mobilalkalmazás már biztonságos HTTPS-kapcsolaton ke</w:t>
+      </w:r>
+      <w:r>
+        <w:t>resztül bárhonnan képes elérni.</w:t>
+      </w:r>
+    </w:p>
+    <w:p>
+      <w:pPr>
+        <w:ind w:left="567" w:firstLine="142"/>
+      </w:pPr>
+      <w:r>
+        <w:t>Továbbfejlesztési irányként elsősorban a frontend fejlesztői környezet konténerizálását, valamint egy automatikus APK-build folyamat kialakítását tartom fontosnak, amely pull request létrehozásakor automatikusan elkészítené az alkalmazás telepíthető verzióját. Ez jelentős segítséget nyújtana az új eszközökön történő fejlesztés és tesztelés során, mivel a tapasztalataim alapján a backend környezet megfelelő konfigurálása után leginkább a frontend fejlesztői környeze</w:t>
+      </w:r>
+      <w:r>
+        <w:t>t beállítása okozott problémát.</w:t>
+      </w:r>
+    </w:p>
+    <w:p>
+      <w:pPr>
+        <w:ind w:left="567" w:firstLine="142"/>
+      </w:pPr>
+      <w:r>
+        <w:t>A frontend oldalon React Native technológiát használok Expo bundlerrel, amely számos hasznos funkciót biztosít, ugyanakkor jóval összetettebb és rugalmasabban konfigurálható környezetet jelent, mint a backend</w:t>
+      </w:r>
+      <w:r>
+        <w:t xml:space="preserve"> oldali .NET Core szolgáltatás</w:t>
+      </w:r>
+      <w:r>
+        <w:t>. Emiatt a fejlesztői környezet beállítása több ponton is hibalehetőséget hordoz magában. Az Expo és a különböző SDK-verziók kezelése tovább növeli a rendszer komplexitását, ezért egy megfelelően működő frontend konténerkörnyezet kialakítása összetett feladat lenne. Ugyanakkor ennek sikeres megvalósítása jelentősen gyorsítaná és egyszerűs</w:t>
+      </w:r>
+      <w:r>
+        <w:t>ítené a fejlesztési folyamatot.</w:t>
+      </w:r>
+    </w:p>
+    <w:p>
+      <w:pPr>
+        <w:ind w:left="567" w:firstLine="142"/>
+      </w:pPr>
+      <w:r>
+        <w:t>Összességében az önálló laboratórium rendkívül hasznos tapasztalatot jelentett számomra. Úgy érzem, olyan területeken szere</w:t>
+      </w:r>
+      <w:r>
+        <w:t>ztem értékes gyakorlati tudást -</w:t>
+      </w:r>
+      <w:r>
+        <w:t xml:space="preserve"> különösen az agilis fejlesztés, a DevOps és az in</w:t>
+      </w:r>
+      <w:r>
+        <w:t>frastruktúra-kezelés területén -</w:t>
+      </w:r>
+      <w:r>
+        <w:t>, amelyek sok fejlesztő számára nehézséget jelenthetnek. Ezek a tapasztalatok várhatóan a jövőbeni projektjeim során is jelentős segítséget nyújtanak majd.</w:t>
       </w:r>
     </w:p>
     <w:p>
@@ -2456,11 +3189,11 @@
     <w:p>
       <w:pPr>
         <w:sectPr>
-          <w:headerReference w:type="default" r:id="rId16"/>
-          <w:footerReference w:type="even" r:id="rId17"/>
-          <w:footerReference w:type="default" r:id="rId18"/>
-          <w:headerReference w:type="first" r:id="rId19"/>
-          <w:footerReference w:type="first" r:id="rId20"/>
+          <w:headerReference w:type="default" r:id="rId23"/>
+          <w:footerReference w:type="even" r:id="rId24"/>
+          <w:footerReference w:type="default" r:id="rId25"/>
+          <w:headerReference w:type="first" r:id="rId26"/>
+          <w:footerReference w:type="first" r:id="rId27"/>
           <w:pgSz w:w="11906" w:h="16838"/>
           <w:pgMar w:top="1710" w:right="1134" w:bottom="1710" w:left="1134" w:header="1134" w:footer="1134" w:gutter="0"/>
           <w:pgNumType w:start="1"/>
@@ -2475,7 +3208,12 @@
       </w:pPr>
       <w:r>
         <w:lastRenderedPageBreak/>
-        <w:t>Irodalom, és csatlakozó dokumentumok jegyzéke</w:t>
+        <w:t>Iro</w:t>
+      </w:r>
+      <w:bookmarkStart w:id="22" w:name="_GoBack"/>
+      <w:bookmarkEnd w:id="22"/>
+      <w:r>
+        <w:t>dalom, és csatlakozó dokumentumok jegyzéke</w:t>
       </w:r>
     </w:p>
     <w:p>
@@ -2691,15 +3429,7 @@
                       <w:rPr>
                         <w:noProof/>
                       </w:rPr>
-                      <w:t xml:space="preserve">GitLab, „What is </w:t>
-                    </w:r>
-                    <w:bookmarkStart w:id="14" w:name="_GoBack"/>
-                    <w:bookmarkEnd w:id="14"/>
-                    <w:r>
-                      <w:rPr>
-                        <w:noProof/>
-                      </w:rPr>
-                      <w:t>CI/CD?,” [Online]. Available: https://about.gitlab.com/topics/ci-cd/. [Hozzáférés dátuma: 10 május 2026].</w:t>
+                      <w:t>GitLab, „What is CI/CD?,” [Online]. Available: https://about.gitlab.com/topics/ci-cd/. [Hozzáférés dátuma: 10 május 2026].</w:t>
                     </w:r>
                   </w:p>
                 </w:tc>
@@ -2727,45 +3457,13 @@
         </w:sdt>
       </w:sdtContent>
     </w:sdt>
-    <w:p>
-      <w:pPr>
-        <w:pStyle w:val="Cmsor2"/>
-      </w:pPr>
-    </w:p>
-    <w:p>
-      <w:pPr>
-        <w:pStyle w:val="Szvegtrzs"/>
-      </w:pPr>
-    </w:p>
-    <w:p>
-      <w:pPr>
-        <w:pStyle w:val="Cmsor2"/>
-      </w:pPr>
-      <w:r>
-        <w:t>Csatlakozó egyéb elkészült dokumentációk / fájlok / stb. jegyzéke:</w:t>
-      </w:r>
-    </w:p>
-    <w:p>
-      <w:pPr>
-        <w:pStyle w:val="Szvegtrzs"/>
-      </w:pPr>
-      <w:r>
-        <w:t>&lt;A munka ezen beszámolóba be nem fért eredményeinek (pl. forrás fájlok</w:t>
-      </w:r>
-      <w:r>
-        <w:t xml:space="preserve">, mindenképpen csatolni akart forráskód részlet, </w:t>
-      </w:r>
-      <w:r>
-        <w:t>felhasználói leírások, programozói leírások (API), stb.) megnevezése, fellelhetőségi helyének pontos definíciója, mely alapján a az erőforrás előkereshető – értelemszerűen nem nyilvános dokumentumok hivatkozása nem elfogadható.&gt;</w:t>
-      </w:r>
-    </w:p>
     <w:sectPr>
-      <w:headerReference w:type="even" r:id="rId21"/>
-      <w:headerReference w:type="default" r:id="rId22"/>
-      <w:footerReference w:type="even" r:id="rId23"/>
-      <w:footerReference w:type="default" r:id="rId24"/>
-      <w:headerReference w:type="first" r:id="rId25"/>
-      <w:footerReference w:type="first" r:id="rId26"/>
+      <w:headerReference w:type="even" r:id="rId28"/>
+      <w:headerReference w:type="default" r:id="rId29"/>
+      <w:footerReference w:type="even" r:id="rId30"/>
+      <w:footerReference w:type="default" r:id="rId31"/>
+      <w:headerReference w:type="first" r:id="rId32"/>
+      <w:footerReference w:type="first" r:id="rId33"/>
       <w:pgSz w:w="11906" w:h="16838"/>
       <w:pgMar w:top="1710" w:right="1134" w:bottom="1710" w:left="1134" w:header="1134" w:footer="1134" w:gutter="0"/>
       <w:cols w:space="720"/>
@@ -2818,7 +3516,7 @@
       <w:rPr>
         <w:noProof/>
       </w:rPr>
-      <w:t>8</w:t>
+      <w:t>1</w:t>
     </w:r>
     <w:r>
       <w:fldChar w:fldCharType="end"/>
@@ -2858,7 +3556,7 @@
       <w:rPr>
         <w:noProof/>
       </w:rPr>
-      <w:t>9</w:t>
+      <w:t>15</w:t>
     </w:r>
     <w:r>
       <w:fldChar w:fldCharType="end"/>
@@ -2899,7 +3597,10 @@
       <w:pStyle w:val="lfej"/>
     </w:pPr>
     <w:r>
-      <w:t>Beszámoló Péter (BPOX43)</w:t>
+      <w:t>Horváth Gellért (BFK4J4</w:t>
+    </w:r>
+    <w:r>
+      <w:t>)</w:t>
     </w:r>
     <w:r>
       <w:tab/>
@@ -2909,7 +3610,7 @@
       <w:t>20</w:t>
     </w:r>
     <w:r>
-      <w:t>25</w:t>
+      <w:t>26</w:t>
     </w:r>
     <w:r>
       <w:t>-</w:t>
@@ -2918,7 +3619,7 @@
       <w:t>05</w:t>
     </w:r>
     <w:r>
-      <w:t>-05</w:t>
+      <w:t>-10</w:t>
     </w:r>
   </w:p>
 </w:hdr>
@@ -2943,17 +3644,14 @@
       <w:pStyle w:val="lfej"/>
     </w:pPr>
     <w:r>
-      <w:t>Beszámoló Péter (BPOX43)</w:t>
+      <w:t>Horváth Gellért (BFK4J4)</w:t>
     </w:r>
     <w:r>
       <w:tab/>
     </w:r>
     <w:r>
       <w:tab/>
-      <w:t>2017</w:t>
-    </w:r>
-    <w:r>
-      <w:t>-11-05</w:t>
+      <w:t>2026-05-10</w:t>
     </w:r>
   </w:p>
 </w:hdr>
@@ -4635,7 +5333,7 @@
     <b:MonthAccessed>május</b:MonthAccessed>
     <b:DayAccessed>10</b:DayAccessed>
     <b:URL>https://medium.com/@velinxs/best-cheap-vps-hosting-in-2026-under-5-month-picks-that-work-719810d47ba9</b:URL>
-    <b:RefOrder>2</b:RefOrder>
+    <b:RefOrder>3</b:RefOrder>
   </b:Source>
   <b:Source>
     <b:Tag>Git26</b:Tag>
@@ -4655,13 +5353,13 @@
     <b:MonthAccessed>május</b:MonthAccessed>
     <b:DayAccessed>10</b:DayAccessed>
     <b:URL>https://about.gitlab.com/topics/ci-cd/</b:URL>
-    <b:RefOrder>3</b:RefOrder>
+    <b:RefOrder>2</b:RefOrder>
   </b:Source>
 </b:Sources>
 </file>
 
 <file path=customXml/itemProps1.xml><?xml version="1.0" encoding="utf-8"?>
-<ds:datastoreItem xmlns:ds="http://schemas.openxmlformats.org/officeDocument/2006/customXml" ds:itemID="{F22AC544-DEEB-4F06-ACFB-18EE91FF69C3}">
+<ds:datastoreItem xmlns:ds="http://schemas.openxmlformats.org/officeDocument/2006/customXml" ds:itemID="{2D4AC074-CACA-4351-B4A6-A54C577843F2}">
   <ds:schemaRefs>
     <ds:schemaRef ds:uri="http://schemas.openxmlformats.org/officeDocument/2006/bibliography"/>
   </ds:schemaRefs>

--- a/BFK4J4_Onlab1.docx
+++ b/BFK4J4_Onlab1.docx
@@ -13,7 +13,7 @@
           <w:lang w:eastAsia="hu-HU" w:bidi="ar-SA"/>
         </w:rPr>
         <w:drawing>
-          <wp:anchor distT="0" distB="0" distL="0" distR="0" simplePos="0" relativeHeight="251656704" behindDoc="0" locked="0" layoutInCell="1" allowOverlap="1" wp14:anchorId="6A179E1F" wp14:editId="4BB7BE4B">
+          <wp:anchor distT="0" distB="0" distL="0" distR="0" simplePos="0" relativeHeight="251650560" behindDoc="0" locked="0" layoutInCell="1" allowOverlap="1" wp14:anchorId="6A179E1F" wp14:editId="71DF04CC">
             <wp:simplePos x="0" y="0"/>
             <wp:positionH relativeFrom="column">
               <wp:align>center</wp:align>
@@ -671,13 +671,389 @@
           <w:noProof/>
           <w:lang w:eastAsia="hu-HU" w:bidi="ar-SA"/>
         </w:rPr>
+        <w:drawing>
+          <wp:anchor distT="0" distB="0" distL="114300" distR="114300" simplePos="0" relativeHeight="251643903" behindDoc="0" locked="0" layoutInCell="1" allowOverlap="1" wp14:anchorId="1B73AD84" wp14:editId="5072F686">
+            <wp:simplePos x="0" y="0"/>
+            <wp:positionH relativeFrom="column">
+              <wp:posOffset>603885</wp:posOffset>
+            </wp:positionH>
+            <wp:positionV relativeFrom="paragraph">
+              <wp:posOffset>949325</wp:posOffset>
+            </wp:positionV>
+            <wp:extent cx="4910455" cy="2762250"/>
+            <wp:effectExtent l="0" t="0" r="0" b="0"/>
+            <wp:wrapTopAndBottom/>
+            <wp:docPr id="10" name="Kép 10" descr="C:\Users\gelli\Downloads\13429_ILL_DevOpsLoop.png"/>
+            <wp:cNvGraphicFramePr>
+              <a:graphicFrameLocks xmlns:a="http://schemas.openxmlformats.org/drawingml/2006/main" noChangeAspect="1"/>
+            </wp:cNvGraphicFramePr>
+            <a:graphic xmlns:a="http://schemas.openxmlformats.org/drawingml/2006/main">
+              <a:graphicData uri="http://schemas.openxmlformats.org/drawingml/2006/picture">
+                <pic:pic xmlns:pic="http://schemas.openxmlformats.org/drawingml/2006/picture">
+                  <pic:nvPicPr>
+                    <pic:cNvPr id="0" name="Picture 6" descr="C:\Users\gelli\Downloads\13429_ILL_DevOpsLoop.png"/>
+                    <pic:cNvPicPr>
+                      <a:picLocks noChangeAspect="1" noChangeArrowheads="1"/>
+                    </pic:cNvPicPr>
+                  </pic:nvPicPr>
+                  <pic:blipFill>
+                    <a:blip r:embed="rId9">
+                      <a:extLst>
+                        <a:ext uri="{28A0092B-C50C-407E-A947-70E740481C1C}">
+                          <a14:useLocalDpi xmlns:a14="http://schemas.microsoft.com/office/drawing/2010/main" val="0"/>
+                        </a:ext>
+                      </a:extLst>
+                    </a:blip>
+                    <a:srcRect/>
+                    <a:stretch>
+                      <a:fillRect/>
+                    </a:stretch>
+                  </pic:blipFill>
+                  <pic:spPr bwMode="auto">
+                    <a:xfrm>
+                      <a:off x="0" y="0"/>
+                      <a:ext cx="4910455" cy="2762250"/>
+                    </a:xfrm>
+                    <a:prstGeom prst="rect">
+                      <a:avLst/>
+                    </a:prstGeom>
+                    <a:noFill/>
+                    <a:ln>
+                      <a:noFill/>
+                    </a:ln>
+                  </pic:spPr>
+                </pic:pic>
+              </a:graphicData>
+            </a:graphic>
+            <wp14:sizeRelH relativeFrom="margin">
+              <wp14:pctWidth>0</wp14:pctWidth>
+            </wp14:sizeRelH>
+            <wp14:sizeRelV relativeFrom="margin">
+              <wp14:pctHeight>0</wp14:pctHeight>
+            </wp14:sizeRelV>
+          </wp:anchor>
+        </w:drawing>
+      </w:r>
+      <w:r>
+        <w:rPr>
+          <w:noProof/>
+          <w:lang w:eastAsia="hu-HU" w:bidi="ar-SA"/>
+        </w:rPr>
         <mc:AlternateContent>
           <mc:Choice Requires="wps">
             <w:drawing>
-              <wp:anchor distT="0" distB="0" distL="114300" distR="114300" simplePos="0" relativeHeight="251670016" behindDoc="0" locked="0" layoutInCell="1" allowOverlap="1" wp14:anchorId="3A9AC7C1" wp14:editId="341191B2">
+              <wp:anchor distT="0" distB="0" distL="114300" distR="114300" simplePos="0" relativeHeight="251656704" behindDoc="0" locked="0" layoutInCell="1" allowOverlap="1" wp14:anchorId="0B08DE9D" wp14:editId="7F623373">
                 <wp:simplePos x="0" y="0"/>
                 <wp:positionH relativeFrom="column">
-                  <wp:posOffset>613410</wp:posOffset>
+                  <wp:posOffset>2289810</wp:posOffset>
+                </wp:positionH>
+                <wp:positionV relativeFrom="paragraph">
+                  <wp:posOffset>1492250</wp:posOffset>
+                </wp:positionV>
+                <wp:extent cx="742950" cy="742950"/>
+                <wp:effectExtent l="0" t="0" r="19050" b="19050"/>
+                <wp:wrapTopAndBottom/>
+                <wp:docPr id="5" name="Ellipszis 5"/>
+                <wp:cNvGraphicFramePr/>
+                <a:graphic xmlns:a="http://schemas.openxmlformats.org/drawingml/2006/main">
+                  <a:graphicData uri="http://schemas.microsoft.com/office/word/2010/wordprocessingShape">
+                    <wps:wsp>
+                      <wps:cNvSpPr/>
+                      <wps:spPr>
+                        <a:xfrm>
+                          <a:off x="0" y="0"/>
+                          <a:ext cx="742950" cy="742950"/>
+                        </a:xfrm>
+                        <a:prstGeom prst="ellipse">
+                          <a:avLst/>
+                        </a:prstGeom>
+                        <a:solidFill>
+                          <a:srgbClr val="FF0000">
+                            <a:alpha val="20000"/>
+                          </a:srgbClr>
+                        </a:solidFill>
+                      </wps:spPr>
+                      <wps:style>
+                        <a:lnRef idx="2">
+                          <a:schemeClr val="accent2">
+                            <a:shade val="50000"/>
+                          </a:schemeClr>
+                        </a:lnRef>
+                        <a:fillRef idx="1">
+                          <a:schemeClr val="accent2"/>
+                        </a:fillRef>
+                        <a:effectRef idx="0">
+                          <a:schemeClr val="accent2"/>
+                        </a:effectRef>
+                        <a:fontRef idx="minor">
+                          <a:schemeClr val="lt1"/>
+                        </a:fontRef>
+                      </wps:style>
+                      <wps:bodyPr rot="0" spcFirstLastPara="0" vertOverflow="overflow" horzOverflow="overflow" vert="horz" wrap="square" lIns="91440" tIns="45720" rIns="91440" bIns="45720" numCol="1" spcCol="0" rtlCol="0" fromWordArt="0" anchor="ctr" anchorCtr="0" forceAA="0" compatLnSpc="1">
+                        <a:prstTxWarp prst="textNoShape">
+                          <a:avLst/>
+                        </a:prstTxWarp>
+                        <a:noAutofit/>
+                      </wps:bodyPr>
+                    </wps:wsp>
+                  </a:graphicData>
+                </a:graphic>
+              </wp:anchor>
+            </w:drawing>
+          </mc:Choice>
+          <mc:Fallback>
+            <w:pict>
+              <v:oval w14:anchorId="3BC606C0" id="Ellipszis 5" o:spid="_x0000_s1026" style="position:absolute;margin-left:180.3pt;margin-top:117.5pt;width:58.5pt;height:58.5pt;z-index:251656704;visibility:visible;mso-wrap-style:square;mso-wrap-distance-left:9pt;mso-wrap-distance-top:0;mso-wrap-distance-right:9pt;mso-wrap-distance-bottom:0;mso-position-horizontal:absolute;mso-position-horizontal-relative:text;mso-position-vertical:absolute;mso-position-vertical-relative:text;v-text-anchor:middle" o:gfxdata="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" fillcolor="red" strokecolor="#622423 [1605]" strokeweight="2pt">
+                <v:fill opacity="13107f"/>
+                <w10:wrap type="topAndBottom"/>
+              </v:oval>
+            </w:pict>
+          </mc:Fallback>
+        </mc:AlternateContent>
+      </w:r>
+      <w:r>
+        <w:rPr>
+          <w:noProof/>
+          <w:lang w:eastAsia="hu-HU" w:bidi="ar-SA"/>
+        </w:rPr>
+        <mc:AlternateContent>
+          <mc:Choice Requires="wps">
+            <w:drawing>
+              <wp:anchor distT="0" distB="0" distL="114300" distR="114300" simplePos="0" relativeHeight="251657728" behindDoc="0" locked="0" layoutInCell="1" allowOverlap="1" wp14:anchorId="29A57D6D" wp14:editId="32272953">
+                <wp:simplePos x="0" y="0"/>
+                <wp:positionH relativeFrom="column">
+                  <wp:posOffset>1384935</wp:posOffset>
+                </wp:positionH>
+                <wp:positionV relativeFrom="paragraph">
+                  <wp:posOffset>1168400</wp:posOffset>
+                </wp:positionV>
+                <wp:extent cx="742950" cy="742950"/>
+                <wp:effectExtent l="0" t="0" r="19050" b="19050"/>
+                <wp:wrapTopAndBottom/>
+                <wp:docPr id="6" name="Ellipszis 6"/>
+                <wp:cNvGraphicFramePr/>
+                <a:graphic xmlns:a="http://schemas.openxmlformats.org/drawingml/2006/main">
+                  <a:graphicData uri="http://schemas.microsoft.com/office/word/2010/wordprocessingShape">
+                    <wps:wsp>
+                      <wps:cNvSpPr/>
+                      <wps:spPr>
+                        <a:xfrm>
+                          <a:off x="0" y="0"/>
+                          <a:ext cx="742950" cy="742950"/>
+                        </a:xfrm>
+                        <a:prstGeom prst="ellipse">
+                          <a:avLst/>
+                        </a:prstGeom>
+                        <a:solidFill>
+                          <a:srgbClr val="FF0000">
+                            <a:alpha val="20000"/>
+                          </a:srgbClr>
+                        </a:solidFill>
+                      </wps:spPr>
+                      <wps:style>
+                        <a:lnRef idx="2">
+                          <a:schemeClr val="accent2">
+                            <a:shade val="50000"/>
+                          </a:schemeClr>
+                        </a:lnRef>
+                        <a:fillRef idx="1">
+                          <a:schemeClr val="accent2"/>
+                        </a:fillRef>
+                        <a:effectRef idx="0">
+                          <a:schemeClr val="accent2"/>
+                        </a:effectRef>
+                        <a:fontRef idx="minor">
+                          <a:schemeClr val="lt1"/>
+                        </a:fontRef>
+                      </wps:style>
+                      <wps:bodyPr rot="0" spcFirstLastPara="0" vertOverflow="overflow" horzOverflow="overflow" vert="horz" wrap="square" lIns="91440" tIns="45720" rIns="91440" bIns="45720" numCol="1" spcCol="0" rtlCol="0" fromWordArt="0" anchor="ctr" anchorCtr="0" forceAA="0" compatLnSpc="1">
+                        <a:prstTxWarp prst="textNoShape">
+                          <a:avLst/>
+                        </a:prstTxWarp>
+                        <a:noAutofit/>
+                      </wps:bodyPr>
+                    </wps:wsp>
+                  </a:graphicData>
+                </a:graphic>
+              </wp:anchor>
+            </w:drawing>
+          </mc:Choice>
+          <mc:Fallback>
+            <w:pict>
+              <v:oval w14:anchorId="74168C0D" id="Ellipszis 6" o:spid="_x0000_s1026" style="position:absolute;margin-left:109.05pt;margin-top:92pt;width:58.5pt;height:58.5pt;z-index:251657728;visibility:visible;mso-wrap-style:square;mso-wrap-distance-left:9pt;mso-wrap-distance-top:0;mso-wrap-distance-right:9pt;mso-wrap-distance-bottom:0;mso-position-horizontal:absolute;mso-position-horizontal-relative:text;mso-position-vertical:absolute;mso-position-vertical-relative:text;v-text-anchor:middle" o:gfxdata="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" fillcolor="red" strokecolor="#622423 [1605]" strokeweight="2pt">
+                <v:fill opacity="13107f"/>
+                <w10:wrap type="topAndBottom"/>
+              </v:oval>
+            </w:pict>
+          </mc:Fallback>
+        </mc:AlternateContent>
+      </w:r>
+      <w:r>
+        <w:rPr>
+          <w:noProof/>
+          <w:lang w:eastAsia="hu-HU" w:bidi="ar-SA"/>
+        </w:rPr>
+        <mc:AlternateContent>
+          <mc:Choice Requires="wps">
+            <w:drawing>
+              <wp:anchor distT="0" distB="0" distL="114300" distR="114300" simplePos="0" relativeHeight="251658752" behindDoc="0" locked="0" layoutInCell="1" allowOverlap="1" wp14:anchorId="17F27984" wp14:editId="236925B4">
+                <wp:simplePos x="0" y="0"/>
+                <wp:positionH relativeFrom="column">
+                  <wp:posOffset>708660</wp:posOffset>
+                </wp:positionH>
+                <wp:positionV relativeFrom="paragraph">
+                  <wp:posOffset>2025650</wp:posOffset>
+                </wp:positionV>
+                <wp:extent cx="742950" cy="742950"/>
+                <wp:effectExtent l="0" t="0" r="19050" b="19050"/>
+                <wp:wrapTopAndBottom/>
+                <wp:docPr id="7" name="Ellipszis 7"/>
+                <wp:cNvGraphicFramePr/>
+                <a:graphic xmlns:a="http://schemas.openxmlformats.org/drawingml/2006/main">
+                  <a:graphicData uri="http://schemas.microsoft.com/office/word/2010/wordprocessingShape">
+                    <wps:wsp>
+                      <wps:cNvSpPr/>
+                      <wps:spPr>
+                        <a:xfrm>
+                          <a:off x="0" y="0"/>
+                          <a:ext cx="742950" cy="742950"/>
+                        </a:xfrm>
+                        <a:prstGeom prst="ellipse">
+                          <a:avLst/>
+                        </a:prstGeom>
+                        <a:solidFill>
+                          <a:srgbClr val="FF0000">
+                            <a:alpha val="20000"/>
+                          </a:srgbClr>
+                        </a:solidFill>
+                      </wps:spPr>
+                      <wps:style>
+                        <a:lnRef idx="2">
+                          <a:schemeClr val="accent2">
+                            <a:shade val="50000"/>
+                          </a:schemeClr>
+                        </a:lnRef>
+                        <a:fillRef idx="1">
+                          <a:schemeClr val="accent2"/>
+                        </a:fillRef>
+                        <a:effectRef idx="0">
+                          <a:schemeClr val="accent2"/>
+                        </a:effectRef>
+                        <a:fontRef idx="minor">
+                          <a:schemeClr val="lt1"/>
+                        </a:fontRef>
+                      </wps:style>
+                      <wps:bodyPr rot="0" spcFirstLastPara="0" vertOverflow="overflow" horzOverflow="overflow" vert="horz" wrap="square" lIns="91440" tIns="45720" rIns="91440" bIns="45720" numCol="1" spcCol="0" rtlCol="0" fromWordArt="0" anchor="ctr" anchorCtr="0" forceAA="0" compatLnSpc="1">
+                        <a:prstTxWarp prst="textNoShape">
+                          <a:avLst/>
+                        </a:prstTxWarp>
+                        <a:noAutofit/>
+                      </wps:bodyPr>
+                    </wps:wsp>
+                  </a:graphicData>
+                </a:graphic>
+              </wp:anchor>
+            </w:drawing>
+          </mc:Choice>
+          <mc:Fallback>
+            <w:pict>
+              <v:oval w14:anchorId="25ED8141" id="Ellipszis 7" o:spid="_x0000_s1026" style="position:absolute;margin-left:55.8pt;margin-top:159.5pt;width:58.5pt;height:58.5pt;z-index:251658752;visibility:visible;mso-wrap-style:square;mso-wrap-distance-left:9pt;mso-wrap-distance-top:0;mso-wrap-distance-right:9pt;mso-wrap-distance-bottom:0;mso-position-horizontal:absolute;mso-position-horizontal-relative:text;mso-position-vertical:absolute;mso-position-vertical-relative:text;v-text-anchor:middle" o:gfxdata="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" fillcolor="red" strokecolor="#622423 [1605]" strokeweight="2pt">
+                <v:fill opacity="13107f"/>
+                <w10:wrap type="topAndBottom"/>
+              </v:oval>
+            </w:pict>
+          </mc:Fallback>
+        </mc:AlternateContent>
+      </w:r>
+      <w:r>
+        <w:rPr>
+          <w:noProof/>
+          <w:lang w:eastAsia="hu-HU" w:bidi="ar-SA"/>
+        </w:rPr>
+        <mc:AlternateContent>
+          <mc:Choice Requires="wps">
+            <w:drawing>
+              <wp:anchor distT="0" distB="0" distL="114300" distR="114300" simplePos="0" relativeHeight="251659776" behindDoc="0" locked="0" layoutInCell="1" allowOverlap="1" wp14:anchorId="2446BDA5" wp14:editId="13D827FC">
+                <wp:simplePos x="0" y="0"/>
+                <wp:positionH relativeFrom="column">
+                  <wp:posOffset>3909060</wp:posOffset>
+                </wp:positionH>
+                <wp:positionV relativeFrom="paragraph">
+                  <wp:posOffset>1130300</wp:posOffset>
+                </wp:positionV>
+                <wp:extent cx="742950" cy="742950"/>
+                <wp:effectExtent l="0" t="0" r="19050" b="19050"/>
+                <wp:wrapTopAndBottom/>
+                <wp:docPr id="8" name="Ellipszis 8"/>
+                <wp:cNvGraphicFramePr/>
+                <a:graphic xmlns:a="http://schemas.openxmlformats.org/drawingml/2006/main">
+                  <a:graphicData uri="http://schemas.microsoft.com/office/word/2010/wordprocessingShape">
+                    <wps:wsp>
+                      <wps:cNvSpPr/>
+                      <wps:spPr>
+                        <a:xfrm>
+                          <a:off x="0" y="0"/>
+                          <a:ext cx="742950" cy="742950"/>
+                        </a:xfrm>
+                        <a:prstGeom prst="ellipse">
+                          <a:avLst/>
+                        </a:prstGeom>
+                        <a:solidFill>
+                          <a:srgbClr val="FF0000">
+                            <a:alpha val="20000"/>
+                          </a:srgbClr>
+                        </a:solidFill>
+                      </wps:spPr>
+                      <wps:style>
+                        <a:lnRef idx="2">
+                          <a:schemeClr val="accent2">
+                            <a:shade val="50000"/>
+                          </a:schemeClr>
+                        </a:lnRef>
+                        <a:fillRef idx="1">
+                          <a:schemeClr val="accent2"/>
+                        </a:fillRef>
+                        <a:effectRef idx="0">
+                          <a:schemeClr val="accent2"/>
+                        </a:effectRef>
+                        <a:fontRef idx="minor">
+                          <a:schemeClr val="lt1"/>
+                        </a:fontRef>
+                      </wps:style>
+                      <wps:bodyPr rot="0" spcFirstLastPara="0" vertOverflow="overflow" horzOverflow="overflow" vert="horz" wrap="square" lIns="91440" tIns="45720" rIns="91440" bIns="45720" numCol="1" spcCol="0" rtlCol="0" fromWordArt="0" anchor="ctr" anchorCtr="0" forceAA="0" compatLnSpc="1">
+                        <a:prstTxWarp prst="textNoShape">
+                          <a:avLst/>
+                        </a:prstTxWarp>
+                        <a:noAutofit/>
+                      </wps:bodyPr>
+                    </wps:wsp>
+                  </a:graphicData>
+                </a:graphic>
+              </wp:anchor>
+            </w:drawing>
+          </mc:Choice>
+          <mc:Fallback>
+            <w:pict>
+              <v:oval w14:anchorId="4DAF8527" id="Ellipszis 8" o:spid="_x0000_s1026" style="position:absolute;margin-left:307.8pt;margin-top:89pt;width:58.5pt;height:58.5pt;z-index:251659776;visibility:visible;mso-wrap-style:square;mso-wrap-distance-left:9pt;mso-wrap-distance-top:0;mso-wrap-distance-right:9pt;mso-wrap-distance-bottom:0;mso-position-horizontal:absolute;mso-position-horizontal-relative:text;mso-position-vertical:absolute;mso-position-vertical-relative:text;v-text-anchor:middle" o:gfxdata="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" fillcolor="red" strokecolor="#622423 [1605]" strokeweight="2pt">
+                <v:fill opacity="13107f"/>
+                <w10:wrap type="topAndBottom"/>
+              </v:oval>
+            </w:pict>
+          </mc:Fallback>
+        </mc:AlternateContent>
+      </w:r>
+      <w:r>
+        <w:rPr>
+          <w:noProof/>
+          <w:lang w:eastAsia="hu-HU" w:bidi="ar-SA"/>
+        </w:rPr>
+        <mc:AlternateContent>
+          <mc:Choice Requires="wps">
+            <w:drawing>
+              <wp:anchor distT="0" distB="0" distL="114300" distR="114300" simplePos="0" relativeHeight="251661824" behindDoc="0" locked="0" layoutInCell="1" allowOverlap="1" wp14:anchorId="3A9AC7C1" wp14:editId="2C5BC10E">
+                <wp:simplePos x="0" y="0"/>
+                <wp:positionH relativeFrom="column">
+                  <wp:posOffset>451485</wp:posOffset>
                 </wp:positionH>
                 <wp:positionV relativeFrom="paragraph">
                   <wp:posOffset>3749675</wp:posOffset>
@@ -780,7 +1156,7 @@
                 <v:stroke joinstyle="miter"/>
                 <v:path gradientshapeok="t" o:connecttype="rect"/>
               </v:shapetype>
-              <v:shape id="Szövegdoboz 11" o:spid="_x0000_s1026" type="#_x0000_t202" style="position:absolute;left:0;text-align:left;margin-left:48.3pt;margin-top:295.25pt;width:385.35pt;height:.05pt;z-index:251670016;visibility:visible;mso-wrap-style:square;mso-wrap-distance-left:9pt;mso-wrap-distance-top:0;mso-wrap-distance-right:9pt;mso-wrap-distance-bottom:0;mso-position-horizontal:absolute;mso-position-horizontal-relative:text;mso-position-vertical:absolute;mso-position-vertical-relative:text;v-text-anchor:top" o:gfxdata="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" stroked="f">
+              <v:shape id="Szövegdoboz 11" o:spid="_x0000_s1026" type="#_x0000_t202" style="position:absolute;left:0;text-align:left;margin-left:35.55pt;margin-top:295.25pt;width:385.35pt;height:.05pt;z-index:251661824;visibility:visible;mso-wrap-style:square;mso-wrap-distance-left:9pt;mso-wrap-distance-top:0;mso-wrap-distance-right:9pt;mso-wrap-distance-bottom:0;mso-position-horizontal:absolute;mso-position-horizontal-relative:text;mso-position-vertical:absolute;mso-position-vertical-relative:text;v-text-anchor:top" o:gfxdata="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" stroked="f">
                 <v:textbox style="mso-fit-shape-to-text:t" inset="0,0,0,0">
                   <w:txbxContent>
                     <w:bookmarkStart w:id="2" w:name="_Ref229346602"/>
@@ -844,283 +1220,6 @@
         </mc:AlternateContent>
       </w:r>
       <w:r>
-        <w:rPr>
-          <w:noProof/>
-          <w:lang w:eastAsia="hu-HU" w:bidi="ar-SA"/>
-        </w:rPr>
-        <mc:AlternateContent>
-          <mc:Choice Requires="wpg">
-            <w:drawing>
-              <wp:anchor distT="0" distB="0" distL="114300" distR="114300" simplePos="0" relativeHeight="251662848" behindDoc="0" locked="0" layoutInCell="1" allowOverlap="1" wp14:anchorId="1DC3B648" wp14:editId="018E6F85">
-                <wp:simplePos x="0" y="0"/>
-                <wp:positionH relativeFrom="column">
-                  <wp:posOffset>613410</wp:posOffset>
-                </wp:positionH>
-                <wp:positionV relativeFrom="paragraph">
-                  <wp:posOffset>939800</wp:posOffset>
-                </wp:positionV>
-                <wp:extent cx="4893945" cy="2752725"/>
-                <wp:effectExtent l="0" t="0" r="0" b="0"/>
-                <wp:wrapTopAndBottom/>
-                <wp:docPr id="10" name="Csoportba foglalás 10"/>
-                <wp:cNvGraphicFramePr/>
-                <a:graphic xmlns:a="http://schemas.openxmlformats.org/drawingml/2006/main">
-                  <a:graphicData uri="http://schemas.microsoft.com/office/word/2010/wordprocessingGroup">
-                    <wpg:wgp>
-                      <wpg:cNvGrpSpPr/>
-                      <wpg:grpSpPr>
-                        <a:xfrm>
-                          <a:off x="0" y="0"/>
-                          <a:ext cx="4893945" cy="2752725"/>
-                          <a:chOff x="0" y="0"/>
-                          <a:chExt cx="4893945" cy="2752725"/>
-                        </a:xfrm>
-                      </wpg:grpSpPr>
-                      <pic:pic xmlns:pic="http://schemas.openxmlformats.org/drawingml/2006/picture">
-                        <pic:nvPicPr>
-                          <pic:cNvPr id="3" name="Kép 3"/>
-                          <pic:cNvPicPr>
-                            <a:picLocks noChangeAspect="1"/>
-                          </pic:cNvPicPr>
-                        </pic:nvPicPr>
-                        <pic:blipFill>
-                          <a:blip r:embed="rId9">
-                            <a:extLst>
-                              <a:ext uri="{28A0092B-C50C-407E-A947-70E740481C1C}">
-                                <a14:useLocalDpi xmlns:a14="http://schemas.microsoft.com/office/drawing/2010/main" val="0"/>
-                              </a:ext>
-                            </a:extLst>
-                          </a:blip>
-                          <a:stretch>
-                            <a:fillRect/>
-                          </a:stretch>
-                        </pic:blipFill>
-                        <pic:spPr>
-                          <a:xfrm>
-                            <a:off x="0" y="0"/>
-                            <a:ext cx="4893945" cy="2752725"/>
-                          </a:xfrm>
-                          <a:prstGeom prst="rect">
-                            <a:avLst/>
-                          </a:prstGeom>
-                        </pic:spPr>
-                      </pic:pic>
-                      <wps:wsp>
-                        <wps:cNvPr id="5" name="Ellipszis 5"/>
-                        <wps:cNvSpPr/>
-                        <wps:spPr>
-                          <a:xfrm>
-                            <a:off x="1676400" y="552450"/>
-                            <a:ext cx="742950" cy="742950"/>
-                          </a:xfrm>
-                          <a:prstGeom prst="ellipse">
-                            <a:avLst/>
-                          </a:prstGeom>
-                          <a:solidFill>
-                            <a:srgbClr val="FF0000">
-                              <a:alpha val="20000"/>
-                            </a:srgbClr>
-                          </a:solidFill>
-                        </wps:spPr>
-                        <wps:style>
-                          <a:lnRef idx="2">
-                            <a:schemeClr val="accent2">
-                              <a:shade val="50000"/>
-                            </a:schemeClr>
-                          </a:lnRef>
-                          <a:fillRef idx="1">
-                            <a:schemeClr val="accent2"/>
-                          </a:fillRef>
-                          <a:effectRef idx="0">
-                            <a:schemeClr val="accent2"/>
-                          </a:effectRef>
-                          <a:fontRef idx="minor">
-                            <a:schemeClr val="lt1"/>
-                          </a:fontRef>
-                        </wps:style>
-                        <wps:bodyPr rot="0" spcFirstLastPara="0" vertOverflow="overflow" horzOverflow="overflow" vert="horz" wrap="square" lIns="91440" tIns="45720" rIns="91440" bIns="45720" numCol="1" spcCol="0" rtlCol="0" fromWordArt="0" anchor="ctr" anchorCtr="0" forceAA="0" compatLnSpc="1">
-                          <a:prstTxWarp prst="textNoShape">
-                            <a:avLst/>
-                          </a:prstTxWarp>
-                          <a:noAutofit/>
-                        </wps:bodyPr>
-                      </wps:wsp>
-                      <wps:wsp>
-                        <wps:cNvPr id="6" name="Ellipszis 6"/>
-                        <wps:cNvSpPr/>
-                        <wps:spPr>
-                          <a:xfrm>
-                            <a:off x="771525" y="228600"/>
-                            <a:ext cx="742950" cy="742950"/>
-                          </a:xfrm>
-                          <a:prstGeom prst="ellipse">
-                            <a:avLst/>
-                          </a:prstGeom>
-                          <a:solidFill>
-                            <a:srgbClr val="FF0000">
-                              <a:alpha val="20000"/>
-                            </a:srgbClr>
-                          </a:solidFill>
-                        </wps:spPr>
-                        <wps:style>
-                          <a:lnRef idx="2">
-                            <a:schemeClr val="accent2">
-                              <a:shade val="50000"/>
-                            </a:schemeClr>
-                          </a:lnRef>
-                          <a:fillRef idx="1">
-                            <a:schemeClr val="accent2"/>
-                          </a:fillRef>
-                          <a:effectRef idx="0">
-                            <a:schemeClr val="accent2"/>
-                          </a:effectRef>
-                          <a:fontRef idx="minor">
-                            <a:schemeClr val="lt1"/>
-                          </a:fontRef>
-                        </wps:style>
-                        <wps:bodyPr rot="0" spcFirstLastPara="0" vertOverflow="overflow" horzOverflow="overflow" vert="horz" wrap="square" lIns="91440" tIns="45720" rIns="91440" bIns="45720" numCol="1" spcCol="0" rtlCol="0" fromWordArt="0" anchor="ctr" anchorCtr="0" forceAA="0" compatLnSpc="1">
-                          <a:prstTxWarp prst="textNoShape">
-                            <a:avLst/>
-                          </a:prstTxWarp>
-                          <a:noAutofit/>
-                        </wps:bodyPr>
-                      </wps:wsp>
-                      <wps:wsp>
-                        <wps:cNvPr id="7" name="Ellipszis 7"/>
-                        <wps:cNvSpPr/>
-                        <wps:spPr>
-                          <a:xfrm>
-                            <a:off x="95250" y="1085850"/>
-                            <a:ext cx="742950" cy="742950"/>
-                          </a:xfrm>
-                          <a:prstGeom prst="ellipse">
-                            <a:avLst/>
-                          </a:prstGeom>
-                          <a:solidFill>
-                            <a:srgbClr val="FF0000">
-                              <a:alpha val="20000"/>
-                            </a:srgbClr>
-                          </a:solidFill>
-                        </wps:spPr>
-                        <wps:style>
-                          <a:lnRef idx="2">
-                            <a:schemeClr val="accent2">
-                              <a:shade val="50000"/>
-                            </a:schemeClr>
-                          </a:lnRef>
-                          <a:fillRef idx="1">
-                            <a:schemeClr val="accent2"/>
-                          </a:fillRef>
-                          <a:effectRef idx="0">
-                            <a:schemeClr val="accent2"/>
-                          </a:effectRef>
-                          <a:fontRef idx="minor">
-                            <a:schemeClr val="lt1"/>
-                          </a:fontRef>
-                        </wps:style>
-                        <wps:bodyPr rot="0" spcFirstLastPara="0" vertOverflow="overflow" horzOverflow="overflow" vert="horz" wrap="square" lIns="91440" tIns="45720" rIns="91440" bIns="45720" numCol="1" spcCol="0" rtlCol="0" fromWordArt="0" anchor="ctr" anchorCtr="0" forceAA="0" compatLnSpc="1">
-                          <a:prstTxWarp prst="textNoShape">
-                            <a:avLst/>
-                          </a:prstTxWarp>
-                          <a:noAutofit/>
-                        </wps:bodyPr>
-                      </wps:wsp>
-                      <wps:wsp>
-                        <wps:cNvPr id="8" name="Ellipszis 8"/>
-                        <wps:cNvSpPr/>
-                        <wps:spPr>
-                          <a:xfrm>
-                            <a:off x="3295650" y="190500"/>
-                            <a:ext cx="742950" cy="742950"/>
-                          </a:xfrm>
-                          <a:prstGeom prst="ellipse">
-                            <a:avLst/>
-                          </a:prstGeom>
-                          <a:solidFill>
-                            <a:srgbClr val="FF0000">
-                              <a:alpha val="20000"/>
-                            </a:srgbClr>
-                          </a:solidFill>
-                        </wps:spPr>
-                        <wps:style>
-                          <a:lnRef idx="2">
-                            <a:schemeClr val="accent2">
-                              <a:shade val="50000"/>
-                            </a:schemeClr>
-                          </a:lnRef>
-                          <a:fillRef idx="1">
-                            <a:schemeClr val="accent2"/>
-                          </a:fillRef>
-                          <a:effectRef idx="0">
-                            <a:schemeClr val="accent2"/>
-                          </a:effectRef>
-                          <a:fontRef idx="minor">
-                            <a:schemeClr val="lt1"/>
-                          </a:fontRef>
-                        </wps:style>
-                        <wps:bodyPr rot="0" spcFirstLastPara="0" vertOverflow="overflow" horzOverflow="overflow" vert="horz" wrap="square" lIns="91440" tIns="45720" rIns="91440" bIns="45720" numCol="1" spcCol="0" rtlCol="0" fromWordArt="0" anchor="ctr" anchorCtr="0" forceAA="0" compatLnSpc="1">
-                          <a:prstTxWarp prst="textNoShape">
-                            <a:avLst/>
-                          </a:prstTxWarp>
-                          <a:noAutofit/>
-                        </wps:bodyPr>
-                      </wps:wsp>
-                    </wpg:wgp>
-                  </a:graphicData>
-                </a:graphic>
-                <wp14:sizeRelH relativeFrom="margin">
-                  <wp14:pctWidth>0</wp14:pctWidth>
-                </wp14:sizeRelH>
-                <wp14:sizeRelV relativeFrom="margin">
-                  <wp14:pctHeight>0</wp14:pctHeight>
-                </wp14:sizeRelV>
-              </wp:anchor>
-            </w:drawing>
-          </mc:Choice>
-          <mc:Fallback>
-            <w:pict>
-              <v:group w14:anchorId="3E8B375A" id="Csoportba foglalás 10" o:spid="_x0000_s1026" style="position:absolute;margin-left:48.3pt;margin-top:74pt;width:385.35pt;height:216.75pt;z-index:251662848;mso-width-relative:margin;mso-height-relative:margin" coordsize="48939,27527" o:gfxdata="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">
-                <v:shapetype id="_x0000_t75" coordsize="21600,21600" o:spt="75" o:preferrelative="t" path="m@4@5l@4@11@9@11@9@5xe" filled="f" stroked="f">
-                  <v:stroke joinstyle="miter"/>
-                  <v:formulas>
-                    <v:f eqn="if lineDrawn pixelLineWidth 0"/>
-                    <v:f eqn="sum @0 1 0"/>
-                    <v:f eqn="sum 0 0 @1"/>
-                    <v:f eqn="prod @2 1 2"/>
-                    <v:f eqn="prod @3 21600 pixelWidth"/>
-                    <v:f eqn="prod @3 21600 pixelHeight"/>
-                    <v:f eqn="sum @0 0 1"/>
-                    <v:f eqn="prod @6 1 2"/>
-                    <v:f eqn="prod @7 21600 pixelWidth"/>
-                    <v:f eqn="sum @8 21600 0"/>
-                    <v:f eqn="prod @7 21600 pixelHeight"/>
-                    <v:f eqn="sum @10 21600 0"/>
-                  </v:formulas>
-                  <v:path o:extrusionok="f" gradientshapeok="t" o:connecttype="rect"/>
-                  <o:lock v:ext="edit" aspectratio="t"/>
-                </v:shapetype>
-                <v:shape id="Kép 3" o:spid="_x0000_s1027" type="#_x0000_t75" style="position:absolute;width:48939;height:27527;visibility:visible;mso-wrap-style:square" o:gfxdata="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">
-                  <v:path arrowok="t"/>
-                </v:shape>
-                <v:oval id="Ellipszis 5" o:spid="_x0000_s1028" style="position:absolute;left:16764;top:5524;width:7429;height:7430;visibility:visible;mso-wrap-style:square;v-text-anchor:middle" o:gfxdata="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" fillcolor="red" strokecolor="#622423 [1605]" strokeweight="2pt">
-                  <v:fill opacity="13107f"/>
-                </v:oval>
-                <v:oval id="Ellipszis 6" o:spid="_x0000_s1029" style="position:absolute;left:7715;top:2286;width:7429;height:7429;visibility:visible;mso-wrap-style:square;v-text-anchor:middle" o:gfxdata="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" fillcolor="red" strokecolor="#622423 [1605]" strokeweight="2pt">
-                  <v:fill opacity="13107f"/>
-                </v:oval>
-                <v:oval id="Ellipszis 7" o:spid="_x0000_s1030" style="position:absolute;left:952;top:10858;width:7430;height:7430;visibility:visible;mso-wrap-style:square;v-text-anchor:middle" o:gfxdata="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" fillcolor="red" strokecolor="#622423 [1605]" strokeweight="2pt">
-                  <v:fill opacity="13107f"/>
-                </v:oval>
-                <v:oval id="Ellipszis 8" o:spid="_x0000_s1031" style="position:absolute;left:32956;top:1905;width:7430;height:7429;visibility:visible;mso-wrap-style:square;v-text-anchor:middle" o:gfxdata="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" fillcolor="red" strokecolor="#622423 [1605]" strokeweight="2pt">
-                  <v:fill opacity="13107f"/>
-                </v:oval>
-                <w10:wrap type="topAndBottom"/>
-              </v:group>
-            </w:pict>
-          </mc:Fallback>
-        </mc:AlternateContent>
-      </w:r>
-      <w:r>
         <w:t xml:space="preserve">Emellett a projekt során semmilyen DevOps-megközelítést nem alkalmaztam, ezen azonban szerettem volna változtatni annak érdekében, hogy a projekt minősége minden szempontból javuljon. A legfontosabb személyes célom az volt, hogy a backendet kitelepítsem egy </w:t>
       </w:r>
       <w:r>
@@ -1170,7 +1269,12 @@
         <w:t xml:space="preserve"> </w:t>
       </w:r>
       <w:r>
-        <w:t>mutatja; a pirossal bekeretezett szakaszokat kellett modelleznem. Ennek során gyakoroltam a DevOps-ciklus fejlesztési (dev) és üzemeltetési (ops) részeit is, vagyis a tervezést, az új funkciók implementálását, majd az új szoftververzió automatikus buildelését és a backend szerverre történő kitelepítését, amely egyben a személyes fő célom is volt.</w:t>
+        <w:t xml:space="preserve">mutatja; a pirossal bekeretezett szakaszokat kellett modelleznem. Ennek során gyakoroltam a DevOps-ciklus fejlesztési (dev) és üzemeltetési (ops) részeit is, vagyis a tervezést, az új funkciók implementálását, majd az új szoftververzió automatikus buildelését </w:t>
+      </w:r>
+      <w:bookmarkStart w:id="4" w:name="_GoBack"/>
+      <w:bookmarkEnd w:id="4"/>
+      <w:r>
+        <w:t>és a backend szerverre történő kitelepítését, amely egyben a személyes fő célom is volt.</w:t>
       </w:r>
     </w:p>
     <w:p>
@@ -1225,10 +1329,8 @@
     <w:p>
       <w:pPr>
         <w:pStyle w:val="Cmsor1"/>
-        <w:pageBreakBefore/>
-      </w:pPr>
-      <w:r>
-        <w:lastRenderedPageBreak/>
+      </w:pPr>
+      <w:r>
         <w:t>Az elvégzett munka és eredmények ismertetése</w:t>
       </w:r>
     </w:p>
@@ -1265,6 +1367,12 @@
     <w:p>
       <w:pPr>
         <w:pStyle w:val="Szvegtrzs"/>
+      </w:pPr>
+    </w:p>
+    <w:p>
+      <w:pPr>
+        <w:pStyle w:val="Szvegtrzs"/>
+        <w:ind w:left="0" w:firstLine="0"/>
       </w:pPr>
       <w:r>
         <w:rPr>
@@ -1274,13 +1382,13 @@
         <mc:AlternateContent>
           <mc:Choice Requires="wps">
             <w:drawing>
-              <wp:anchor distT="0" distB="0" distL="114300" distR="114300" simplePos="0" relativeHeight="251658240" behindDoc="0" locked="0" layoutInCell="1" allowOverlap="1" wp14:anchorId="62C387A3" wp14:editId="5564620A">
+              <wp:anchor distT="0" distB="0" distL="114300" distR="114300" simplePos="0" relativeHeight="251654144" behindDoc="0" locked="0" layoutInCell="1" allowOverlap="1" wp14:anchorId="62C387A3" wp14:editId="570A0B81">
                 <wp:simplePos x="0" y="0"/>
                 <wp:positionH relativeFrom="column">
-                  <wp:posOffset>745490</wp:posOffset>
+                  <wp:posOffset>602615</wp:posOffset>
                 </wp:positionH>
                 <wp:positionV relativeFrom="paragraph">
-                  <wp:posOffset>4401185</wp:posOffset>
+                  <wp:posOffset>4225925</wp:posOffset>
                 </wp:positionV>
                 <wp:extent cx="4629150" cy="635"/>
                 <wp:effectExtent l="0" t="0" r="0" b="0"/>
@@ -1308,7 +1416,7 @@
                       </wps:spPr>
                       <wps:txbx>
                         <w:txbxContent>
-                          <w:bookmarkStart w:id="4" w:name="_Ref229346516"/>
+                          <w:bookmarkStart w:id="5" w:name="_Ref229346516"/>
                           <w:p>
                             <w:pPr>
                               <w:pStyle w:val="Kpalrs"/>
@@ -1335,7 +1443,7 @@
                             <w:r>
                               <w:t>. ábra</w:t>
                             </w:r>
-                            <w:bookmarkEnd w:id="4"/>
+                            <w:bookmarkEnd w:id="5"/>
                             <w:r>
                               <w:t xml:space="preserve"> Projekt feladatok GitH</w:t>
                             </w:r>
@@ -1359,10 +1467,10 @@
           </mc:Choice>
           <mc:Fallback>
             <w:pict>
-              <v:shape w14:anchorId="62C387A3" id="Szövegdoboz 12" o:spid="_x0000_s1027" type="#_x0000_t202" style="position:absolute;left:0;text-align:left;margin-left:58.7pt;margin-top:346.55pt;width:364.5pt;height:.05pt;z-index:251658240;visibility:visible;mso-wrap-style:square;mso-wrap-distance-left:9pt;mso-wrap-distance-top:0;mso-wrap-distance-right:9pt;mso-wrap-distance-bottom:0;mso-position-horizontal:absolute;mso-position-horizontal-relative:text;mso-position-vertical:absolute;mso-position-vertical-relative:text;v-text-anchor:top" o:gfxdata="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" stroked="f">
+              <v:shape w14:anchorId="62C387A3" id="Szövegdoboz 12" o:spid="_x0000_s1027" type="#_x0000_t202" style="position:absolute;left:0;text-align:left;margin-left:47.45pt;margin-top:332.75pt;width:364.5pt;height:.05pt;z-index:251654144;visibility:visible;mso-wrap-style:square;mso-wrap-distance-left:9pt;mso-wrap-distance-top:0;mso-wrap-distance-right:9pt;mso-wrap-distance-bottom:0;mso-position-horizontal:absolute;mso-position-horizontal-relative:text;mso-position-vertical:absolute;mso-position-vertical-relative:text;v-text-anchor:top" o:gfxdata="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" stroked="f">
                 <v:textbox style="mso-fit-shape-to-text:t" inset="0,0,0,0">
                   <w:txbxContent>
-                    <w:bookmarkStart w:id="5" w:name="_Ref229346516"/>
+                    <w:bookmarkStart w:id="6" w:name="_Ref229346516"/>
                     <w:p>
                       <w:pPr>
                         <w:pStyle w:val="Kpalrs"/>
@@ -1389,7 +1497,7 @@
                       <w:r>
                         <w:t>. ábra</w:t>
                       </w:r>
-                      <w:bookmarkEnd w:id="5"/>
+                      <w:bookmarkEnd w:id="6"/>
                       <w:r>
                         <w:t xml:space="preserve"> Projekt feladatok GitH</w:t>
                       </w:r>
@@ -1405,19 +1513,13 @@
           </mc:Fallback>
         </mc:AlternateContent>
       </w:r>
-    </w:p>
-    <w:p>
-      <w:pPr>
-        <w:pStyle w:val="Szvegtrzs"/>
-        <w:ind w:left="0" w:firstLine="0"/>
-      </w:pPr>
       <w:r>
         <w:rPr>
           <w:noProof/>
           <w:lang w:eastAsia="hu-HU" w:bidi="ar-SA"/>
         </w:rPr>
         <w:drawing>
-          <wp:anchor distT="0" distB="0" distL="114300" distR="114300" simplePos="0" relativeHeight="251655168" behindDoc="0" locked="0" layoutInCell="1" allowOverlap="1" wp14:anchorId="0095D029" wp14:editId="2B22554B">
+          <wp:anchor distT="0" distB="0" distL="114300" distR="114300" simplePos="0" relativeHeight="251644928" behindDoc="0" locked="0" layoutInCell="1" allowOverlap="1" wp14:anchorId="0095D029" wp14:editId="37683067">
             <wp:simplePos x="0" y="0"/>
             <wp:positionH relativeFrom="margin">
               <wp:align>center</wp:align>
@@ -1518,7 +1620,11 @@
         <w:ind w:left="567" w:firstLine="142"/>
       </w:pPr>
       <w:r>
-        <w:t>Ez a megoldás véleményem szerint kisebb, néhány funkcióból álló projektek esetén jól működhet, mivel rendkívül egyszerű, és gyakorlatilag semmilyen külön karbantartást vagy kezelést nem igényel. Ugyanakkor üzleti vagy összetettebb projektek esetében ez a túlzott egyszerűség már nem állná meg a helyét. Mivel az önálló laboratórium során egy professzionálisabb fejlesztési folyamat modellezése volt a célom, ezért egy fejlettebb megoldást kezdtem keresni.</w:t>
+        <w:t xml:space="preserve">Ez a megoldás véleményem szerint kisebb, néhány funkcióból álló projektek esetén jól működhet, mivel rendkívül egyszerű, és gyakorlatilag semmilyen külön karbantartást vagy kezelést nem igényel. Ugyanakkor üzleti vagy összetettebb projektek esetében ez a túlzott </w:t>
+      </w:r>
+      <w:r>
+        <w:lastRenderedPageBreak/>
+        <w:t>egyszerűség már nem állná meg a helyét. Mivel az önálló laboratórium során egy professzionálisabb fejlesztési folyamat modellezése volt a célom, ezért egy fejlettebb megoldást kezdtem keresni.</w:t>
       </w:r>
     </w:p>
     <w:p>
@@ -1537,7 +1643,6 @@
         <w:ind w:left="576" w:hanging="576"/>
       </w:pPr>
       <w:r>
-        <w:lastRenderedPageBreak/>
         <w:t>2.1.2 Feladatok követése Github Projects-ben</w:t>
       </w:r>
     </w:p>
@@ -1554,13 +1659,13 @@
         <mc:AlternateContent>
           <mc:Choice Requires="wps">
             <w:drawing>
-              <wp:anchor distT="0" distB="0" distL="114300" distR="114300" simplePos="0" relativeHeight="251664384" behindDoc="0" locked="0" layoutInCell="1" allowOverlap="1" wp14:anchorId="26DCDDF3" wp14:editId="644951DD">
+              <wp:anchor distT="0" distB="0" distL="114300" distR="114300" simplePos="0" relativeHeight="251662336" behindDoc="0" locked="0" layoutInCell="1" allowOverlap="1" wp14:anchorId="26DCDDF3" wp14:editId="33159F68">
                 <wp:simplePos x="0" y="0"/>
                 <wp:positionH relativeFrom="column">
-                  <wp:posOffset>0</wp:posOffset>
+                  <wp:posOffset>-228600</wp:posOffset>
                 </wp:positionH>
                 <wp:positionV relativeFrom="paragraph">
-                  <wp:posOffset>3973830</wp:posOffset>
+                  <wp:posOffset>3713480</wp:posOffset>
                 </wp:positionV>
                 <wp:extent cx="6120130" cy="635"/>
                 <wp:effectExtent l="0" t="0" r="0" b="0"/>
@@ -1588,7 +1693,7 @@
                       </wps:spPr>
                       <wps:txbx>
                         <w:txbxContent>
-                          <w:bookmarkStart w:id="6" w:name="_Ref229347829"/>
+                          <w:bookmarkStart w:id="7" w:name="_Ref229347829"/>
                           <w:p>
                             <w:pPr>
                               <w:pStyle w:val="Kpalrs"/>
@@ -1620,7 +1725,7 @@
                             <w:r>
                               <w:t>. ábra</w:t>
                             </w:r>
-                            <w:bookmarkEnd w:id="6"/>
+                            <w:bookmarkEnd w:id="7"/>
                             <w:r>
                               <w:t xml:space="preserve"> Projekt feladatok GitH</w:t>
                             </w:r>
@@ -1644,10 +1749,10 @@
           </mc:Choice>
           <mc:Fallback>
             <w:pict>
-              <v:shape w14:anchorId="26DCDDF3" id="Szövegdoboz 14" o:spid="_x0000_s1028" type="#_x0000_t202" style="position:absolute;left:0;text-align:left;margin-left:0;margin-top:312.9pt;width:481.9pt;height:.05pt;z-index:251664384;visibility:visible;mso-wrap-style:square;mso-wrap-distance-left:9pt;mso-wrap-distance-top:0;mso-wrap-distance-right:9pt;mso-wrap-distance-bottom:0;mso-position-horizontal:absolute;mso-position-horizontal-relative:text;mso-position-vertical:absolute;mso-position-vertical-relative:text;v-text-anchor:top" o:gfxdata="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" stroked="f">
+              <v:shape w14:anchorId="26DCDDF3" id="Szövegdoboz 14" o:spid="_x0000_s1028" type="#_x0000_t202" style="position:absolute;left:0;text-align:left;margin-left:-18pt;margin-top:292.4pt;width:481.9pt;height:.05pt;z-index:251662336;visibility:visible;mso-wrap-style:square;mso-wrap-distance-left:9pt;mso-wrap-distance-top:0;mso-wrap-distance-right:9pt;mso-wrap-distance-bottom:0;mso-position-horizontal:absolute;mso-position-horizontal-relative:text;mso-position-vertical:absolute;mso-position-vertical-relative:text;v-text-anchor:top" o:gfxdata="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" stroked="f">
                 <v:textbox style="mso-fit-shape-to-text:t" inset="0,0,0,0">
                   <w:txbxContent>
-                    <w:bookmarkStart w:id="7" w:name="_Ref229347829"/>
+                    <w:bookmarkStart w:id="8" w:name="_Ref229347829"/>
                     <w:p>
                       <w:pPr>
                         <w:pStyle w:val="Kpalrs"/>
@@ -1679,7 +1784,7 @@
                       <w:r>
                         <w:t>. ábra</w:t>
                       </w:r>
-                      <w:bookmarkEnd w:id="7"/>
+                      <w:bookmarkEnd w:id="8"/>
                       <w:r>
                         <w:t xml:space="preserve"> Projekt feladatok GitH</w:t>
                       </w:r>
@@ -1701,16 +1806,16 @@
           <w:lang w:eastAsia="hu-HU" w:bidi="ar-SA"/>
         </w:rPr>
         <w:drawing>
-          <wp:anchor distT="0" distB="0" distL="114300" distR="114300" simplePos="0" relativeHeight="251661312" behindDoc="0" locked="0" layoutInCell="1" allowOverlap="1" wp14:anchorId="687A5D52" wp14:editId="4CD35873">
+          <wp:anchor distT="0" distB="0" distL="114300" distR="114300" simplePos="0" relativeHeight="251648000" behindDoc="0" locked="0" layoutInCell="1" allowOverlap="1" wp14:anchorId="687A5D52" wp14:editId="5F913744">
             <wp:simplePos x="0" y="0"/>
             <wp:positionH relativeFrom="margin">
               <wp:align>center</wp:align>
             </wp:positionH>
             <wp:positionV relativeFrom="paragraph">
-              <wp:posOffset>1015365</wp:posOffset>
+              <wp:posOffset>962660</wp:posOffset>
             </wp:positionV>
-            <wp:extent cx="6120130" cy="2901315"/>
-            <wp:effectExtent l="0" t="0" r="0" b="0"/>
+            <wp:extent cx="5529580" cy="2621280"/>
+            <wp:effectExtent l="0" t="0" r="0" b="7620"/>
             <wp:wrapTopAndBottom/>
             <wp:docPr id="13" name="Kép 13"/>
             <wp:cNvGraphicFramePr>
@@ -1738,7 +1843,7 @@
                   <pic:spPr>
                     <a:xfrm>
                       <a:off x="0" y="0"/>
-                      <a:ext cx="6120130" cy="2901315"/>
+                      <a:ext cx="5529580" cy="2621280"/>
                     </a:xfrm>
                     <a:prstGeom prst="rect">
                       <a:avLst/>
@@ -1747,6 +1852,12 @@
                 </pic:pic>
               </a:graphicData>
             </a:graphic>
+            <wp14:sizeRelH relativeFrom="margin">
+              <wp14:pctWidth>0</wp14:pctWidth>
+            </wp14:sizeRelH>
+            <wp14:sizeRelV relativeFrom="margin">
+              <wp14:pctHeight>0</wp14:pctHeight>
+            </wp14:sizeRelV>
           </wp:anchor>
         </w:drawing>
       </w:r>
@@ -1857,7 +1968,11 @@
         </w:sdtContent>
       </w:sdt>
       <w:r>
-        <w:t xml:space="preserve"> Ezt a megközelítést úgy modelleztem, hogy rendszeresen brainstorming sessionöket tartottam, amelyek során új, hasznos funkcióötleteket kerestem. Azokat az ötleteket, amelyeket megfelelőnek találtam, feljegyeztem a Kanban-táblán.</w:t>
+        <w:t xml:space="preserve"> Ezt a megközelítést úgy modelleztem, hogy rendszeresen </w:t>
+      </w:r>
+      <w:r>
+        <w:lastRenderedPageBreak/>
+        <w:t>brainstorming sessionöket tartottam, amelyek során új, hasznos funkcióötleteket kerestem. Azokat az ötleteket, amelyeket megfelelőnek találtam, feljegyeztem a Kanban-táblán.</w:t>
       </w:r>
     </w:p>
     <w:p>
@@ -1866,11 +1981,7 @@
         <w:ind w:left="567" w:firstLine="142"/>
       </w:pPr>
       <w:r>
-        <w:t xml:space="preserve">Ezzel lényegében megvalósítottam az agilis szemlélet egyik fontos részét: úgy kezeltem a </w:t>
-      </w:r>
-      <w:r>
-        <w:lastRenderedPageBreak/>
-        <w:t xml:space="preserve">projektet, mintha egy ügyfél a már nagyrészt elkészült alkalmazáshoz kérne új funkciókat. A szemlélet másik részét, vagyis a rendszer bővíthetőségére és a változások befogadására való nyitottságot, a fejlesztési és kódolási folyamat során igyekeztem megvalósítani. Erről a </w:t>
+        <w:t xml:space="preserve">Ezzel lényegében megvalósítottam az agilis szemlélet egyik fontos részét: úgy kezeltem a projektet, mintha egy ügyfél a már nagyrészt elkészült alkalmazáshoz kérne új funkciókat. A szemlélet másik részét, vagyis a rendszer bővíthetőségére és a változások befogadására való nyitottságot, a fejlesztési és kódolási folyamat során igyekeztem megvalósítani. Erről a </w:t>
       </w:r>
       <w:hyperlink w:anchor="_2.2_Code" w:history="1">
         <w:r>
@@ -1891,8 +2002,8 @@
       <w:pPr>
         <w:pStyle w:val="Cmsor2"/>
       </w:pPr>
-      <w:bookmarkStart w:id="8" w:name="_2.2_Code"/>
-      <w:bookmarkEnd w:id="8"/>
+      <w:bookmarkStart w:id="9" w:name="_2.2_Code"/>
+      <w:bookmarkEnd w:id="9"/>
       <w:r>
         <w:t>2.2 Code</w:t>
       </w:r>
@@ -1950,9 +2061,52 @@
     </w:p>
     <w:p>
       <w:pPr>
+        <w:pStyle w:val="Szvegtrzs"/>
+        <w:ind w:left="567" w:firstLine="142"/>
+      </w:pPr>
+      <w:r>
+        <w:t>A fejlesztési szakasz során több jelentős funkcionalitást is kialakítottam. Az egyik legfontosabb változtatás a teljes navigációs rendszer és az oldalstruktúra újragondolása volt. A korábbi megoldásban a navigációs sáv csak egy kollekció kiválasztása után jelent meg, a kollekció kontextusában. Ez azonban nem felelt meg a modern mobilalkalmazásokban megszokott működésnek, ezért átalakítottam a rendszert úgy, hogy a kollekciófüggetlen funkciók és maga a navigációs sáv már az alkalmazás megnyitásakor elérhető legyen. A felhasználó ezt követően választhat kollekciót a kollekcióspecifikus funkciók használatához. Ez a megközelítés természetesebb és intuitívabb felhasználói élményt biztosít.</w:t>
+      </w:r>
+    </w:p>
+    <w:p>
+      <w:pPr>
+        <w:pStyle w:val="Szvegtrzs"/>
+        <w:ind w:left="567" w:firstLine="142"/>
+      </w:pPr>
+      <w:r>
+        <w:t>Szintén fontos fejlesztési feladat volt a backend biztonságossá tétele. Mivel a backend szolgáltatások immár publikusan is elérhetők, szükségessé vált a végpontok megfelelő védelme. Korábban bármely felhasználó szabadon meghívhatta az egyes végpontokat, azonban az új rendszerben kizárólag hitelesített felhasználók férhetnek hozzá az API-khoz érvényes token használatával, amelyet regisztráció során kapnak meg. Emellett jogosultságkezelést is bevezettem, így minden felhasználó kizárólag a saját adatait módosíthatja.</w:t>
+      </w:r>
+    </w:p>
+    <w:p>
+      <w:pPr>
+        <w:pStyle w:val="Szvegtrzs"/>
+        <w:ind w:left="567" w:firstLine="142"/>
+      </w:pPr>
+      <w:r>
+        <w:t>A felhasználói élmény javítása érdekében optimalizáltam a képfeltöltési folyamatot is. A modern okostelefonok alapértelmezetten nagy felbontású képeket készítenek, amelyek feltöltése jelentős időt vehet igénybe, miközben az alkalmazás működéséhez nincs szükség ilyen méretű fájlokra. Ennek megoldására feltöltés előtt automatikus képtömörítést alkalmaztam, amely jelentősen csökkenti a feltöltendő fájlok méretét. Ez gyorsabb feltöltést és ezáltal jobb felhasználói élményt eredményezett.</w:t>
+      </w:r>
+    </w:p>
+    <w:p>
+      <w:pPr>
+        <w:pStyle w:val="Szvegtrzs"/>
+        <w:ind w:left="567" w:firstLine="142"/>
+      </w:pPr>
+      <w:r>
+        <w:t>A kollekciókban szereplő tárgyak közösségi funkciói szintén bővültek. Korábban a felhasználók kizárólag kedvelni tudták egymás tárgyait, illetve ritkasági szempontból értékelhették azokat. Mivel azonban ezt nem tartottam elegendő kommunikációs lehetőségnek, kommentelési funkciót is bevezettem. Ennek köszönhetően a felhasználók immár közvetlenül hozzászólhatnak mások tárgyaihoz, ami erősíti a közösségi interakciókat az alkalmazáson belül.</w:t>
+      </w:r>
+    </w:p>
+    <w:p>
+      <w:pPr>
+        <w:pStyle w:val="Szvegtrzs"/>
+        <w:ind w:left="567" w:firstLine="142"/>
+      </w:pPr>
+    </w:p>
+    <w:p>
+      <w:pPr>
         <w:pStyle w:val="Cmsor2"/>
       </w:pPr>
       <w:r>
+        <w:lastRenderedPageBreak/>
         <w:t>2.3 Build</w:t>
       </w:r>
     </w:p>
@@ -2014,8 +2168,8 @@
         <w:ind w:left="567" w:firstLine="142"/>
       </w:pPr>
     </w:p>
-    <w:bookmarkStart w:id="9" w:name="_MON_1839966114"/>
-    <w:bookmarkEnd w:id="9"/>
+    <w:bookmarkStart w:id="10" w:name="_MON_1839966114"/>
+    <w:bookmarkEnd w:id="10"/>
     <w:p>
       <w:pPr>
         <w:pStyle w:val="Szvegtrzs"/>
@@ -2024,17 +2178,37 @@
       </w:pPr>
       <w:r>
         <w:object w:dxaOrig="9072" w:dyaOrig="13706" w14:anchorId="252DF6F5">
+          <v:shapetype id="_x0000_t75" coordsize="21600,21600" o:spt="75" o:preferrelative="t" path="m@4@5l@4@11@9@11@9@5xe" filled="f" stroked="f">
+            <v:stroke joinstyle="miter"/>
+            <v:formulas>
+              <v:f eqn="if lineDrawn pixelLineWidth 0"/>
+              <v:f eqn="sum @0 1 0"/>
+              <v:f eqn="sum 0 0 @1"/>
+              <v:f eqn="prod @2 1 2"/>
+              <v:f eqn="prod @3 21600 pixelWidth"/>
+              <v:f eqn="prod @3 21600 pixelHeight"/>
+              <v:f eqn="sum @0 0 1"/>
+              <v:f eqn="prod @6 1 2"/>
+              <v:f eqn="prod @7 21600 pixelWidth"/>
+              <v:f eqn="sum @8 21600 0"/>
+              <v:f eqn="prod @7 21600 pixelHeight"/>
+              <v:f eqn="sum @10 21600 0"/>
+            </v:formulas>
+            <v:path o:extrusionok="f" gradientshapeok="t" o:connecttype="rect"/>
+            <o:lock v:ext="edit" aspectratio="t"/>
+          </v:shapetype>
           <v:shape id="_x0000_i1025" type="#_x0000_t75" style="width:453.6pt;height:640.05pt" o:ole="">
             <v:imagedata r:id="rId12" o:title=""/>
           </v:shape>
-          <o:OLEObject Type="Embed" ProgID="Word.OpenDocumentText.12" ShapeID="_x0000_i1025" DrawAspect="Content" ObjectID="_1840009594" r:id="rId13"/>
+          <o:OLEObject Type="Embed" ProgID="Word.OpenDocumentText.12" ShapeID="_x0000_i1025" DrawAspect="Content" ObjectID="_1840347916" r:id="rId13"/>
         </w:object>
       </w:r>
     </w:p>
-    <w:bookmarkStart w:id="10" w:name="_Ref229355112"/>
+    <w:bookmarkStart w:id="11" w:name="_Ref229355112"/>
     <w:p>
       <w:pPr>
         <w:pStyle w:val="Kpalrs"/>
+        <w:ind w:hanging="62"/>
         <w:jc w:val="center"/>
       </w:pPr>
       <w:r>
@@ -2058,7 +2232,7 @@
       <w:r>
         <w:t>. ábra</w:t>
       </w:r>
-      <w:bookmarkEnd w:id="10"/>
+      <w:bookmarkEnd w:id="11"/>
       <w:r>
         <w:t xml:space="preserve"> Fejlesztői</w:t>
       </w:r>
@@ -2069,8 +2243,8 @@
         <w:t xml:space="preserve"> docker fájlok részletei</w:t>
       </w:r>
     </w:p>
-    <w:bookmarkStart w:id="11" w:name="_MON_1839967551"/>
-    <w:bookmarkEnd w:id="11"/>
+    <w:bookmarkStart w:id="12" w:name="_MON_1839967551"/>
+    <w:bookmarkEnd w:id="12"/>
     <w:p>
       <w:pPr>
         <w:pStyle w:val="Szvegtrzs"/>
@@ -2082,14 +2256,15 @@
           <v:shape id="_x0000_i1026" type="#_x0000_t75" style="width:453.6pt;height:643.5pt" o:ole="">
             <v:imagedata r:id="rId14" o:title=""/>
           </v:shape>
-          <o:OLEObject Type="Embed" ProgID="Word.OpenDocumentText.12" ShapeID="_x0000_i1026" DrawAspect="Content" ObjectID="_1840009595" r:id="rId15"/>
+          <o:OLEObject Type="Embed" ProgID="Word.OpenDocumentText.12" ShapeID="_x0000_i1026" DrawAspect="Content" ObjectID="_1840347917" r:id="rId15"/>
         </w:object>
       </w:r>
     </w:p>
-    <w:bookmarkStart w:id="12" w:name="_Ref229355126"/>
+    <w:bookmarkStart w:id="13" w:name="_Ref229355126"/>
     <w:p>
       <w:pPr>
         <w:pStyle w:val="Kpalrs"/>
+        <w:ind w:hanging="62"/>
         <w:jc w:val="center"/>
       </w:pPr>
       <w:r>
@@ -2113,7 +2288,7 @@
       <w:r>
         <w:t>. ábra</w:t>
       </w:r>
-      <w:bookmarkEnd w:id="12"/>
+      <w:bookmarkEnd w:id="13"/>
       <w:r>
         <w:t xml:space="preserve"> Éles környezet docker fájlok részletei</w:t>
       </w:r>
@@ -2232,8 +2407,8 @@
         </w:numPr>
         <w:ind w:left="576" w:hanging="576"/>
       </w:pPr>
-      <w:bookmarkStart w:id="13" w:name="_2.3.2_Docker_konténerek"/>
-      <w:bookmarkEnd w:id="13"/>
+      <w:bookmarkStart w:id="14" w:name="_2.3.2_Docker_konténerek"/>
+      <w:bookmarkEnd w:id="14"/>
       <w:r>
         <w:t>2.3.2 Docker konténerek CI/CD pipline-ba integrálása</w:t>
       </w:r>
@@ -2251,6 +2426,7 @@
           <w:id w:val="635143942"/>
           <w:citation/>
         </w:sdtPr>
+        <w:sdtEndPr/>
         <w:sdtContent>
           <w:r>
             <w:fldChar w:fldCharType="begin"/>
@@ -2299,6 +2475,7 @@
           <w:id w:val="2135746605"/>
           <w:citation/>
         </w:sdtPr>
+        <w:sdtEndPr/>
         <w:sdtContent>
           <w:r>
             <w:fldChar w:fldCharType="begin"/>
@@ -2332,21 +2509,22 @@
       <w:r>
         <w:t>azását jelenti.</w:t>
       </w:r>
-      <w:bookmarkStart w:id="14" w:name="_MON_1840001783"/>
-      <w:bookmarkEnd w:id="14"/>
+      <w:bookmarkStart w:id="15" w:name="_MON_1840001783"/>
+      <w:bookmarkEnd w:id="15"/>
       <w:r>
         <w:object w:dxaOrig="9072" w:dyaOrig="9765" w14:anchorId="5F0CBDF6">
-          <v:shape id="_x0000_i1034" type="#_x0000_t75" style="width:453.6pt;height:488.25pt" o:ole="">
+          <v:shape id="_x0000_i1027" type="#_x0000_t75" style="width:453.6pt;height:488.25pt" o:ole="">
             <v:imagedata r:id="rId16" o:title=""/>
           </v:shape>
-          <o:OLEObject Type="Embed" ProgID="Word.OpenDocumentText.12" ShapeID="_x0000_i1034" DrawAspect="Content" ObjectID="_1840009596" r:id="rId17"/>
+          <o:OLEObject Type="Embed" ProgID="Word.OpenDocumentText.12" ShapeID="_x0000_i1027" DrawAspect="Content" ObjectID="_1840347918" r:id="rId17"/>
         </w:object>
       </w:r>
     </w:p>
-    <w:bookmarkStart w:id="15" w:name="_Ref229390003"/>
+    <w:bookmarkStart w:id="16" w:name="_Ref229390003"/>
     <w:p>
       <w:pPr>
         <w:pStyle w:val="Kpalrs"/>
+        <w:ind w:hanging="62"/>
         <w:jc w:val="center"/>
       </w:pPr>
       <w:r>
@@ -2370,7 +2548,7 @@
       <w:r>
         <w:t>. ábra</w:t>
       </w:r>
-      <w:bookmarkEnd w:id="15"/>
+      <w:bookmarkEnd w:id="16"/>
       <w:r>
         <w:t xml:space="preserve"> Fejlesztői</w:t>
       </w:r>
@@ -2424,21 +2602,22 @@
       <w:r>
         <w:t xml:space="preserve"> javítani tudják a problémákat.</w:t>
       </w:r>
-      <w:bookmarkStart w:id="16" w:name="_MON_1840003540"/>
-      <w:bookmarkEnd w:id="16"/>
+      <w:bookmarkStart w:id="17" w:name="_MON_1840003540"/>
+      <w:bookmarkEnd w:id="17"/>
       <w:r>
         <w:object w:dxaOrig="9072" w:dyaOrig="12135" w14:anchorId="18598820">
-          <v:shape id="_x0000_i1043" type="#_x0000_t75" style="width:453.6pt;height:606.75pt" o:ole="">
+          <v:shape id="_x0000_i1028" type="#_x0000_t75" style="width:453.6pt;height:606.75pt" o:ole="">
             <v:imagedata r:id="rId18" o:title=""/>
           </v:shape>
-          <o:OLEObject Type="Embed" ProgID="Word.OpenDocumentText.12" ShapeID="_x0000_i1043" DrawAspect="Content" ObjectID="_1840009597" r:id="rId19"/>
+          <o:OLEObject Type="Embed" ProgID="Word.OpenDocumentText.12" ShapeID="_x0000_i1028" DrawAspect="Content" ObjectID="_1840347919" r:id="rId19"/>
         </w:object>
       </w:r>
     </w:p>
-    <w:bookmarkStart w:id="17" w:name="_Ref229390995"/>
+    <w:bookmarkStart w:id="18" w:name="_Ref229390995"/>
     <w:p>
       <w:pPr>
         <w:pStyle w:val="Kpalrs"/>
+        <w:ind w:hanging="62"/>
         <w:jc w:val="center"/>
       </w:pPr>
       <w:r>
@@ -2462,12 +2641,19 @@
       <w:r>
         <w:t>. ábra</w:t>
       </w:r>
-      <w:bookmarkEnd w:id="17"/>
+      <w:bookmarkEnd w:id="18"/>
       <w:r>
         <w:t xml:space="preserve"> Éles környezet GitHub Actions workflow részletei</w:t>
       </w:r>
     </w:p>
     <w:p/>
+    <w:p>
+      <w:pPr>
+        <w:pStyle w:val="Szvegtrzs"/>
+        <w:keepNext/>
+        <w:ind w:left="567" w:firstLine="142"/>
+      </w:pPr>
+    </w:p>
     <w:p>
       <w:pPr>
         <w:pStyle w:val="Szvegtrzs"/>
@@ -2502,30 +2688,41 @@
         <w:fldChar w:fldCharType="end"/>
       </w:r>
       <w:r>
-        <w:t xml:space="preserve"> szemlélteti. Ez a workflow nagyrészt hasonló a </w:t>
-      </w:r>
-      <w:r>
-        <w:lastRenderedPageBreak/>
-        <w:t xml:space="preserve">development környezethez tartozó verzióhoz, azonban pull request létrehozásakor fut le, és már az éles környezethez készített Dockerfile-okat használja. A sikeresen buildelt image-eket ezt követően feltölti a GitHub Container Registry-be. Ezáltal az éles telepítés során nem szükséges újra buildelni az alkalmazást, elegendő a már </w:t>
+        <w:t xml:space="preserve"> szemlélteti. Ez a workflow nagyrészt hasonló a development környezethez tartozó verzióhoz, azonban pull request létrehozásakor fut le, és már az éles környezethez készített Dockerfile-okat használja. A sikeresen buildelt image-eket ezt követően feltölti a GitHub Container Registry-be. Ezáltal az éles telepítés során nem szükséges újra buildelni az alkalmazást, elegendő a már </w:t>
       </w:r>
       <w:r>
         <w:t>elkészített image-ek letöltése.</w:t>
       </w:r>
-      <w:bookmarkStart w:id="18" w:name="_MON_1840003787"/>
-      <w:bookmarkEnd w:id="18"/>
+    </w:p>
+    <w:p>
+      <w:pPr>
+        <w:pStyle w:val="Szvegtrzs"/>
+        <w:keepNext/>
+        <w:ind w:firstLine="0"/>
+      </w:pPr>
+    </w:p>
+    <w:bookmarkStart w:id="19" w:name="_MON_1840003787"/>
+    <w:bookmarkEnd w:id="19"/>
+    <w:p>
+      <w:pPr>
+        <w:pStyle w:val="Szvegtrzs"/>
+        <w:keepNext/>
+        <w:ind w:firstLine="0"/>
+      </w:pPr>
       <w:r>
         <w:object w:dxaOrig="9072" w:dyaOrig="5580" w14:anchorId="43FB6512">
-          <v:shape id="_x0000_i1050" type="#_x0000_t75" style="width:453.6pt;height:279pt" o:ole="">
+          <v:shape id="_x0000_i1029" type="#_x0000_t75" style="width:453.6pt;height:279pt" o:ole="">
             <v:imagedata r:id="rId20" o:title=""/>
           </v:shape>
-          <o:OLEObject Type="Embed" ProgID="Word.OpenDocumentText.12" ShapeID="_x0000_i1050" DrawAspect="Content" ObjectID="_1840009598" r:id="rId21"/>
+          <o:OLEObject Type="Embed" ProgID="Word.OpenDocumentText.12" ShapeID="_x0000_i1029" DrawAspect="Content" ObjectID="_1840347920" r:id="rId21"/>
         </w:object>
       </w:r>
     </w:p>
-    <w:bookmarkStart w:id="19" w:name="_Ref229391100"/>
+    <w:bookmarkStart w:id="20" w:name="_Ref229391100"/>
     <w:p>
       <w:pPr>
         <w:pStyle w:val="Kpalrs"/>
+        <w:ind w:hanging="62"/>
         <w:jc w:val="center"/>
       </w:pPr>
       <w:r>
@@ -2549,7 +2746,7 @@
       <w:r>
         <w:t>. ábra</w:t>
       </w:r>
-      <w:bookmarkEnd w:id="19"/>
+      <w:bookmarkEnd w:id="20"/>
       <w:r>
         <w:t xml:space="preserve"> Deploy GitHub Actions workflow részletei</w:t>
       </w:r>
@@ -2609,21 +2806,22 @@
       <w:r>
         <w:rPr>
           <w:noProof/>
+          <w:lang w:eastAsia="hu-HU" w:bidi="ar-SA"/>
         </w:rPr>
         <w:lastRenderedPageBreak/>
         <mc:AlternateContent>
           <mc:Choice Requires="wps">
             <w:drawing>
-              <wp:anchor distT="0" distB="0" distL="114300" distR="114300" simplePos="0" relativeHeight="251667456" behindDoc="0" locked="0" layoutInCell="1" allowOverlap="1" wp14:anchorId="61FC1E1D" wp14:editId="72F4772D">
+              <wp:anchor distT="0" distB="0" distL="114300" distR="114300" simplePos="0" relativeHeight="251665408" behindDoc="0" locked="0" layoutInCell="1" allowOverlap="1" wp14:anchorId="61FC1E1D" wp14:editId="6102076A">
                 <wp:simplePos x="0" y="0"/>
                 <wp:positionH relativeFrom="column">
-                  <wp:posOffset>1050925</wp:posOffset>
+                  <wp:posOffset>1066800</wp:posOffset>
                 </wp:positionH>
                 <wp:positionV relativeFrom="paragraph">
-                  <wp:posOffset>4238625</wp:posOffset>
+                  <wp:posOffset>4343400</wp:posOffset>
                 </wp:positionV>
-                <wp:extent cx="4010025" cy="635"/>
-                <wp:effectExtent l="0" t="0" r="9525" b="6350"/>
+                <wp:extent cx="3762375" cy="635"/>
+                <wp:effectExtent l="0" t="0" r="9525" b="2540"/>
                 <wp:wrapTopAndBottom/>
                 <wp:docPr id="9" name="Szövegdoboz 9"/>
                 <wp:cNvGraphicFramePr/>
@@ -2634,7 +2832,7 @@
                       <wps:spPr>
                         <a:xfrm>
                           <a:off x="0" y="0"/>
-                          <a:ext cx="4010025" cy="635"/>
+                          <a:ext cx="3762375" cy="635"/>
                         </a:xfrm>
                         <a:prstGeom prst="rect">
                           <a:avLst/>
@@ -2648,7 +2846,7 @@
                       </wps:spPr>
                       <wps:txbx>
                         <w:txbxContent>
-                          <w:bookmarkStart w:id="20" w:name="_Ref229391367"/>
+                          <w:bookmarkStart w:id="21" w:name="_Ref229391367"/>
                           <w:p>
                             <w:pPr>
                               <w:pStyle w:val="Kpalrs"/>
@@ -2674,7 +2872,7 @@
                             <w:r>
                               <w:t>. ábra</w:t>
                             </w:r>
-                            <w:bookmarkEnd w:id="20"/>
+                            <w:bookmarkEnd w:id="21"/>
                             <w:r>
                               <w:t xml:space="preserve"> Release Ready Mainline branch protection szabályai</w:t>
                             </w:r>
@@ -2699,10 +2897,10 @@
           </mc:Choice>
           <mc:Fallback>
             <w:pict>
-              <v:shape w14:anchorId="61FC1E1D" id="Szövegdoboz 9" o:spid="_x0000_s1029" type="#_x0000_t202" style="position:absolute;left:0;text-align:left;margin-left:82.75pt;margin-top:333.75pt;width:315.75pt;height:.05pt;z-index:251667456;visibility:visible;mso-wrap-style:square;mso-width-percent:0;mso-wrap-distance-left:9pt;mso-wrap-distance-top:0;mso-wrap-distance-right:9pt;mso-wrap-distance-bottom:0;mso-position-horizontal:absolute;mso-position-horizontal-relative:text;mso-position-vertical:absolute;mso-position-vertical-relative:text;mso-width-percent:0;mso-width-relative:margin;v-text-anchor:top" o:gfxdata="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" stroked="f">
+              <v:shape w14:anchorId="61FC1E1D" id="Szövegdoboz 9" o:spid="_x0000_s1029" type="#_x0000_t202" style="position:absolute;left:0;text-align:left;margin-left:84pt;margin-top:342pt;width:296.25pt;height:.05pt;z-index:251665408;visibility:visible;mso-wrap-style:square;mso-width-percent:0;mso-wrap-distance-left:9pt;mso-wrap-distance-top:0;mso-wrap-distance-right:9pt;mso-wrap-distance-bottom:0;mso-position-horizontal:absolute;mso-position-horizontal-relative:text;mso-position-vertical:absolute;mso-position-vertical-relative:text;mso-width-percent:0;mso-width-relative:margin;v-text-anchor:top" o:gfxdata="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" stroked="f">
                 <v:textbox style="mso-fit-shape-to-text:t" inset="0,0,0,0">
                   <w:txbxContent>
-                    <w:bookmarkStart w:id="21" w:name="_Ref229391367"/>
+                    <w:bookmarkStart w:id="22" w:name="_Ref229391367"/>
                     <w:p>
                       <w:pPr>
                         <w:pStyle w:val="Kpalrs"/>
@@ -2728,7 +2926,7 @@
                       <w:r>
                         <w:t>. ábra</w:t>
                       </w:r>
-                      <w:bookmarkEnd w:id="21"/>
+                      <w:bookmarkEnd w:id="22"/>
                       <w:r>
                         <w:t xml:space="preserve"> Release Ready Mainline branch protection szabályai</w:t>
                       </w:r>
@@ -2743,11 +2941,15 @@
         </mc:AlternateContent>
       </w:r>
       <w:r>
+        <w:rPr>
+          <w:noProof/>
+          <w:lang w:eastAsia="hu-HU" w:bidi="ar-SA"/>
+        </w:rPr>
         <w:drawing>
-          <wp:anchor distT="0" distB="0" distL="114300" distR="114300" simplePos="0" relativeHeight="251652096" behindDoc="0" locked="0" layoutInCell="1" allowOverlap="1" wp14:anchorId="384BB50B" wp14:editId="4050B47D">
+          <wp:anchor distT="0" distB="0" distL="114300" distR="114300" simplePos="0" relativeHeight="251651072" behindDoc="0" locked="0" layoutInCell="1" allowOverlap="1" wp14:anchorId="384BB50B" wp14:editId="25E353F0">
             <wp:simplePos x="0" y="0"/>
             <wp:positionH relativeFrom="margin">
-              <wp:align>center</wp:align>
+              <wp:posOffset>1534160</wp:posOffset>
             </wp:positionH>
             <wp:positionV relativeFrom="paragraph">
               <wp:posOffset>152400</wp:posOffset>
@@ -2884,26 +3086,11 @@
         <w:ind w:left="567" w:firstLine="142"/>
       </w:pPr>
       <w:r>
-        <w:t>Ebben a szakaszban két lehetséges irány közül választhattam. Az egyik lehetőség a magasabb szintű, Platform as a Se</w:t>
-      </w:r>
-      <w:r>
-        <w:t>rvice (PaaS) megközelítés volt -</w:t>
-      </w:r>
-      <w:r>
-        <w:t xml:space="preserve"> például A</w:t>
-      </w:r>
-      <w:r>
-        <w:t>WS vagy Azure használata -</w:t>
-      </w:r>
-      <w:r>
-        <w:t xml:space="preserve">, ahol a szolgáltató számos konfigurációs feladatot automatizál, illetve támogatást nyújt az infrastruktúra kezelésében. A másik lehetőség az Infrastructure as a Service (IaaS) modell volt, amelyet különböző VPS-szolgáltatók kínálnak. Ebben az esetben lényegében egy </w:t>
+        <w:t xml:space="preserve">Ebben a szakaszban két lehetséges irány közül választhattam. Az egyik lehetőség a magasabb szintű, Platform as a Service (PaaS) megközelítés volt - például AWS vagy Azure használata -, ahol a szolgáltató számos konfigurációs feladatot automatizál, illetve támogatást nyújt az infrastruktúra kezelésében. A másik lehetőség az Infrastructure as a Service (IaaS) modell volt, amelyet különböző VPS-szolgáltatók kínálnak. Ebben az esetben lényegében egy </w:t>
       </w:r>
       <w:r>
         <w:lastRenderedPageBreak/>
-        <w:t>üres virtuális szervert kap a felhasználó, amelynek teljes konfigurációját</w:t>
-      </w:r>
-      <w:r>
-        <w:t xml:space="preserve"> saját magának kell elvégeznie.</w:t>
+        <w:t>üres virtuális szervert kap a felhasználó, amelynek teljes konfigurációját saját magának kell elvégeznie.</w:t>
       </w:r>
     </w:p>
     <w:p>
@@ -2918,10 +3105,7 @@
         <w:t>ges szempontként a teljesítmény-</w:t>
       </w:r>
       <w:r>
-        <w:t>ár arányt határoztam meg, míg a rendelkezésre álló tárhely másodlagos szerepet kapott. Bár a .NET Core backend nem végez kifejezetten számításigényes műveleteket, a szervernek egyszerre kellett futtatnia egy PostgreSQL adatbázist, egy .NET Core Web API szolgáltatást, valamint egy Python-alapú AI szolgáltatást is, így a minimálisnál valamivel erősebb hardverre volt szükség. A tárhelyigény ezzel szemben nem volt jelentős, mivel az alkalmazás tömöríti a feltöltött képeket, így azok vis</w:t>
-      </w:r>
-      <w:r>
-        <w:t>zonylag kevés helyet foglalnak.</w:t>
+        <w:t>ár arányt határoztam meg, míg a rendelkezésre álló tárhely másodlagos szerepet kapott. Bár a .NET Core backend nem végez kifejezetten számításigényes műveleteket, a szervernek egyszerre kellett futtatnia egy PostgreSQL adatbázist, egy .NET Core Web API szolgáltatást, valamint egy Python-alapú AI szolgáltatást is, így a minimálisnál valamivel erősebb hardverre volt szükség. A tárhelyigény ezzel szemben nem volt jelentős, mivel az alkalmazás tömöríti a feltöltött képeket, így azok viszonylag kevés helyet foglalnak.</w:t>
       </w:r>
     </w:p>
     <w:p>
@@ -2937,6 +3121,7 @@
           <w:id w:val="1641066395"/>
           <w:citation/>
         </w:sdtPr>
+        <w:sdtEndPr/>
         <w:sdtContent>
           <w:r>
             <w:fldChar w:fldCharType="begin"/>
@@ -2977,10 +3162,7 @@
         <w:t>kínálták a legjobb teljesítmény-</w:t>
       </w:r>
       <w:r>
-        <w:t>ár arányú szerverkonfigurációkat, emellett a webes kezelőfelületük is f</w:t>
-      </w:r>
-      <w:r>
-        <w:t>elhasználóbarát volt.</w:t>
+        <w:t>ár arányú szerverkonfigurációkat, emellett a webes kezelőfelületük is felhasználóbarát volt.</w:t>
       </w:r>
     </w:p>
     <w:p>
@@ -3002,16 +3184,7 @@
         <w:ind w:left="576" w:hanging="576"/>
       </w:pPr>
       <w:r>
-        <w:t>2.4.</w:t>
-      </w:r>
-      <w:r>
-        <w:t>2</w:t>
-      </w:r>
-      <w:r>
-        <w:t xml:space="preserve"> </w:t>
-      </w:r>
-      <w:r>
-        <w:t>Backend konténerek telepítése a VPS -re</w:t>
+        <w:t>2.4.2 Backend konténerek telepítése a VPS -re</w:t>
       </w:r>
     </w:p>
     <w:p>
@@ -3020,10 +3193,7 @@
         <w:ind w:left="567" w:firstLine="142"/>
       </w:pPr>
       <w:r>
-        <w:t>A konténerek telepítése a kezdeti szerverkonfiguráció után már viszonylag egyszerű folyamat volt. A kezdeti konfiguráció során azokat az alapvető lépéseket végeztem el, amelyeket általában egy üres VPS-szerver hosting célú használata előtt szükséges beállítani. Elsőként konfiguráltam az SSH-hozzáférést annak érdekében, hogy ne kizárólag a Hetzner webes felületéről tudjak csatlakozni a szerverhez, hanem k</w:t>
-      </w:r>
-      <w:r>
-        <w:t>özvetlenül a saját gépemről is.</w:t>
+        <w:t>A konténerek telepítése a kezdeti szerverkonfiguráció után már viszonylag egyszerű folyamat volt. A kezdeti konfiguráció során azokat az alapvető lépéseket végeztem el, amelyeket általában egy üres VPS-szerver hosting célú használata előtt szükséges beállítani. Elsőként konfiguráltam az SSH-hozzáférést annak érdekében, hogy ne kizárólag a Hetzner webes felületéről tudjak csatlakozni a szerverhez, hanem közvetlenül a saját gépemről is.</w:t>
       </w:r>
     </w:p>
     <w:p>
@@ -3032,10 +3202,7 @@
         <w:ind w:left="567" w:firstLine="142"/>
       </w:pPr>
       <w:r>
-        <w:t>Ezt követően a tűzfalbeállításokat konfiguráltam: minden bejövő forgalmat letiltottam, kivéve a működéshez szükséges SSH, HTTP és HTTPS portokat. Emellett beállítottam az NGINX webszervert is, amely reverse proxyként működik, és ezen keresztül éri el a mobi</w:t>
-      </w:r>
-      <w:r>
-        <w:t>lalkalmazás az API-végpontokat.</w:t>
+        <w:t>Ezt követően a tűzfalbeállításokat konfiguráltam: minden bejövő forgalmat letiltottam, kivéve a működéshez szükséges SSH, HTTP és HTTPS portokat. Emellett beállítottam az NGINX webszervert is, amely reverse proxyként működik, és ezen keresztül éri el a mobilalkalmazás az API-végpontokat.</w:t>
       </w:r>
     </w:p>
     <w:p>
@@ -3050,10 +3217,7 @@
         <w:t xml:space="preserve">elérés biztosításához a DuckDNS </w:t>
       </w:r>
       <w:r>
-        <w:t>szolgáltatás segítségével szereztem egy ingyenes domainnevet. Ezt követően a Certbot használatával TLS-tanúsítványt állítottam ki a domainhez, így az alkalmazás és a webszerver közötti kommunikáció má</w:t>
-      </w:r>
-      <w:r>
-        <w:t>r HTTPS titkosítással történik.</w:t>
+        <w:t>szolgáltatás segítségével szereztem egy ingyenes domainnevet. Ezt követően a Certbot használatával TLS-tanúsítványt állítottam ki a domainhez, így az alkalmazás és a webszerver közötti kommunikáció már HTTPS titkosítással történik.</w:t>
       </w:r>
     </w:p>
     <w:p>
@@ -3115,10 +3279,7 @@
       </w:r>
       <w:r>
         <w:lastRenderedPageBreak/>
-        <w:t xml:space="preserve">szerverre történő </w:t>
-      </w:r>
-      <w:r>
-        <w:t>telepítését is.</w:t>
+        <w:t>szerverre történő telepítését is.</w:t>
       </w:r>
     </w:p>
     <w:p>
@@ -3126,10 +3287,7 @@
         <w:ind w:left="567" w:firstLine="142"/>
       </w:pPr>
       <w:r>
-        <w:t>A projekt jelenlegi állapotát az év eleji verzióval összehasonlítva egyértelmű fejlődés figyelhető meg szinte minden területen. A rendszer minősége jelentősen javult, emellett a különböző automatizációs és támogató megoldásoknak köszönhetően a fejlesztési folyamat is kényelmesebbé és hatékonyabbá vált. Személyes célomat is sikerült elérnem, hiszen a backend szolgáltatásokat sikeresen kitelepítettem egy nyilvánosan elérhető szerverre, amelyet a mobilalkalmazás már biztonságos HTTPS-kapcsolaton ke</w:t>
-      </w:r>
-      <w:r>
-        <w:t>resztül bárhonnan képes elérni.</w:t>
+        <w:t>A projekt jelenlegi állapotát az év eleji verzióval összehasonlítva egyértelmű fejlődés figyelhető meg szinte minden területen. A rendszer minősége jelentősen javult, emellett a különböző automatizációs és támogató megoldásoknak köszönhetően a fejlesztési folyamat is kényelmesebbé és hatékonyabbá vált. Személyes célomat is sikerült elérnem, hiszen a backend szolgáltatásokat sikeresen kitelepítettem egy nyilvánosan elérhető szerverre, amelyet a mobilalkalmazás már biztonságos HTTPS-kapcsolaton keresztül bárhonnan képes elérni.</w:t>
       </w:r>
     </w:p>
     <w:p>
@@ -3137,10 +3295,7 @@
         <w:ind w:left="567" w:firstLine="142"/>
       </w:pPr>
       <w:r>
-        <w:t>Továbbfejlesztési irányként elsősorban a frontend fejlesztői környezet konténerizálását, valamint egy automatikus APK-build folyamat kialakítását tartom fontosnak, amely pull request létrehozásakor automatikusan elkészítené az alkalmazás telepíthető verzióját. Ez jelentős segítséget nyújtana az új eszközökön történő fejlesztés és tesztelés során, mivel a tapasztalataim alapján a backend környezet megfelelő konfigurálása után leginkább a frontend fejlesztői környeze</w:t>
-      </w:r>
-      <w:r>
-        <w:t>t beállítása okozott problémát.</w:t>
+        <w:t>Továbbfejlesztési irányként elsősorban a frontend fejlesztői környezet konténerizálását, valamint egy automatikus APK-build folyamat kialakítását tartom fontosnak, amely pull request létrehozásakor automatikusan elkészítené az alkalmazás telepíthető verzióját. Ez jelentős segítséget nyújtana az új eszközökön történő fejlesztés és tesztelés során, mivel a tapasztalataim alapján a backend környezet megfelelő konfigurálása után leginkább a frontend fejlesztői környezet beállítása okozott problémát.</w:t>
       </w:r>
     </w:p>
     <w:p>
@@ -3154,10 +3309,7 @@
         <w:t xml:space="preserve"> oldali .NET Core szolgáltatás</w:t>
       </w:r>
       <w:r>
-        <w:t>. Emiatt a fejlesztői környezet beállítása több ponton is hibalehetőséget hordoz magában. Az Expo és a különböző SDK-verziók kezelése tovább növeli a rendszer komplexitását, ezért egy megfelelően működő frontend konténerkörnyezet kialakítása összetett feladat lenne. Ugyanakkor ennek sikeres megvalósítása jelentősen gyorsítaná és egyszerűs</w:t>
-      </w:r>
-      <w:r>
-        <w:t>ítené a fejlesztési folyamatot.</w:t>
+        <w:t>. Emiatt a fejlesztői környezet beállítása több ponton is hibalehetőséget hordoz magában. Az Expo és a különböző SDK-verziók kezelése tovább növeli a rendszer komplexitását, ezért egy megfelelően működő frontend konténerkörnyezet kialakítása összetett feladat lenne. Ugyanakkor ennek sikeres megvalósítása jelentősen gyorsítaná és egyszerűsítené a fejlesztési folyamatot.</w:t>
       </w:r>
     </w:p>
     <w:p>
@@ -3208,12 +3360,7 @@
       </w:pPr>
       <w:r>
         <w:lastRenderedPageBreak/>
-        <w:t>Iro</w:t>
-      </w:r>
-      <w:bookmarkStart w:id="22" w:name="_GoBack"/>
-      <w:bookmarkEnd w:id="22"/>
-      <w:r>
-        <w:t>dalom, és csatlakozó dokumentumok jegyzéke</w:t>
+        <w:t>Irodalom, és csatlakozó dokumentumok jegyzéke</w:t>
       </w:r>
     </w:p>
     <w:p>
@@ -3516,7 +3663,7 @@
       <w:rPr>
         <w:noProof/>
       </w:rPr>
-      <w:t>1</w:t>
+      <w:t>2</w:t>
     </w:r>
     <w:r>
       <w:fldChar w:fldCharType="end"/>
@@ -5359,7 +5506,7 @@
 </file>
 
 <file path=customXml/itemProps1.xml><?xml version="1.0" encoding="utf-8"?>
-<ds:datastoreItem xmlns:ds="http://schemas.openxmlformats.org/officeDocument/2006/customXml" ds:itemID="{2D4AC074-CACA-4351-B4A6-A54C577843F2}">
+<ds:datastoreItem xmlns:ds="http://schemas.openxmlformats.org/officeDocument/2006/customXml" ds:itemID="{B3BCE8E8-EAD5-4B8D-8C8C-D4BD43345619}">
   <ds:schemaRefs>
     <ds:schemaRef ds:uri="http://schemas.openxmlformats.org/officeDocument/2006/bibliography"/>
   </ds:schemaRefs>

--- a/BFK4J4_Onlab1.docx
+++ b/BFK4J4_Onlab1.docx
@@ -803,7 +803,7 @@
           </mc:Choice>
           <mc:Fallback>
             <w:pict>
-              <v:oval w14:anchorId="3BC606C0" id="Ellipszis 5" o:spid="_x0000_s1026" style="position:absolute;margin-left:180.3pt;margin-top:117.5pt;width:58.5pt;height:58.5pt;z-index:251656704;visibility:visible;mso-wrap-style:square;mso-wrap-distance-left:9pt;mso-wrap-distance-top:0;mso-wrap-distance-right:9pt;mso-wrap-distance-bottom:0;mso-position-horizontal:absolute;mso-position-horizontal-relative:text;mso-position-vertical:absolute;mso-position-vertical-relative:text;v-text-anchor:middle" o:gfxdata="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" fillcolor="red" strokecolor="#622423 [1605]" strokeweight="2pt">
+              <v:oval w14:anchorId="58867F96" id="Ellipszis 5" o:spid="_x0000_s1026" style="position:absolute;margin-left:180.3pt;margin-top:117.5pt;width:58.5pt;height:58.5pt;z-index:251656704;visibility:visible;mso-wrap-style:square;mso-wrap-distance-left:9pt;mso-wrap-distance-top:0;mso-wrap-distance-right:9pt;mso-wrap-distance-bottom:0;mso-position-horizontal:absolute;mso-position-horizontal-relative:text;mso-position-vertical:absolute;mso-position-vertical-relative:text;v-text-anchor:middle" o:gfxdata="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" fillcolor="red" strokecolor="#622423 [1605]" strokeweight="2pt">
                 <v:fill opacity="13107f"/>
                 <w10:wrap type="topAndBottom"/>
               </v:oval>
@@ -880,7 +880,7 @@
           </mc:Choice>
           <mc:Fallback>
             <w:pict>
-              <v:oval w14:anchorId="74168C0D" id="Ellipszis 6" o:spid="_x0000_s1026" style="position:absolute;margin-left:109.05pt;margin-top:92pt;width:58.5pt;height:58.5pt;z-index:251657728;visibility:visible;mso-wrap-style:square;mso-wrap-distance-left:9pt;mso-wrap-distance-top:0;mso-wrap-distance-right:9pt;mso-wrap-distance-bottom:0;mso-position-horizontal:absolute;mso-position-horizontal-relative:text;mso-position-vertical:absolute;mso-position-vertical-relative:text;v-text-anchor:middle" o:gfxdata="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" fillcolor="red" strokecolor="#622423 [1605]" strokeweight="2pt">
+              <v:oval w14:anchorId="346853BD" id="Ellipszis 6" o:spid="_x0000_s1026" style="position:absolute;margin-left:109.05pt;margin-top:92pt;width:58.5pt;height:58.5pt;z-index:251657728;visibility:visible;mso-wrap-style:square;mso-wrap-distance-left:9pt;mso-wrap-distance-top:0;mso-wrap-distance-right:9pt;mso-wrap-distance-bottom:0;mso-position-horizontal:absolute;mso-position-horizontal-relative:text;mso-position-vertical:absolute;mso-position-vertical-relative:text;v-text-anchor:middle" o:gfxdata="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" fillcolor="red" strokecolor="#622423 [1605]" strokeweight="2pt">
                 <v:fill opacity="13107f"/>
                 <w10:wrap type="topAndBottom"/>
               </v:oval>
@@ -957,7 +957,7 @@
           </mc:Choice>
           <mc:Fallback>
             <w:pict>
-              <v:oval w14:anchorId="25ED8141" id="Ellipszis 7" o:spid="_x0000_s1026" style="position:absolute;margin-left:55.8pt;margin-top:159.5pt;width:58.5pt;height:58.5pt;z-index:251658752;visibility:visible;mso-wrap-style:square;mso-wrap-distance-left:9pt;mso-wrap-distance-top:0;mso-wrap-distance-right:9pt;mso-wrap-distance-bottom:0;mso-position-horizontal:absolute;mso-position-horizontal-relative:text;mso-position-vertical:absolute;mso-position-vertical-relative:text;v-text-anchor:middle" o:gfxdata="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" fillcolor="red" strokecolor="#622423 [1605]" strokeweight="2pt">
+              <v:oval w14:anchorId="7B867B87" id="Ellipszis 7" o:spid="_x0000_s1026" style="position:absolute;margin-left:55.8pt;margin-top:159.5pt;width:58.5pt;height:58.5pt;z-index:251658752;visibility:visible;mso-wrap-style:square;mso-wrap-distance-left:9pt;mso-wrap-distance-top:0;mso-wrap-distance-right:9pt;mso-wrap-distance-bottom:0;mso-position-horizontal:absolute;mso-position-horizontal-relative:text;mso-position-vertical:absolute;mso-position-vertical-relative:text;v-text-anchor:middle" o:gfxdata="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" fillcolor="red" strokecolor="#622423 [1605]" strokeweight="2pt">
                 <v:fill opacity="13107f"/>
                 <w10:wrap type="topAndBottom"/>
               </v:oval>
@@ -1034,7 +1034,7 @@
           </mc:Choice>
           <mc:Fallback>
             <w:pict>
-              <v:oval w14:anchorId="4DAF8527" id="Ellipszis 8" o:spid="_x0000_s1026" style="position:absolute;margin-left:307.8pt;margin-top:89pt;width:58.5pt;height:58.5pt;z-index:251659776;visibility:visible;mso-wrap-style:square;mso-wrap-distance-left:9pt;mso-wrap-distance-top:0;mso-wrap-distance-right:9pt;mso-wrap-distance-bottom:0;mso-position-horizontal:absolute;mso-position-horizontal-relative:text;mso-position-vertical:absolute;mso-position-vertical-relative:text;v-text-anchor:middle" o:gfxdata="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" fillcolor="red" strokecolor="#622423 [1605]" strokeweight="2pt">
+              <v:oval w14:anchorId="430A32D3" id="Ellipszis 8" o:spid="_x0000_s1026" style="position:absolute;margin-left:307.8pt;margin-top:89pt;width:58.5pt;height:58.5pt;z-index:251659776;visibility:visible;mso-wrap-style:square;mso-wrap-distance-left:9pt;mso-wrap-distance-top:0;mso-wrap-distance-right:9pt;mso-wrap-distance-bottom:0;mso-position-horizontal:absolute;mso-position-horizontal-relative:text;mso-position-vertical:absolute;mso-position-vertical-relative:text;v-text-anchor:middle" o:gfxdata="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" fillcolor="red" strokecolor="#622423 [1605]" strokeweight="2pt">
                 <v:fill opacity="13107f"/>
                 <w10:wrap type="topAndBottom"/>
               </v:oval>
@@ -1269,12 +1269,7 @@
         <w:t xml:space="preserve"> </w:t>
       </w:r>
       <w:r>
-        <w:t xml:space="preserve">mutatja; a pirossal bekeretezett szakaszokat kellett modelleznem. Ennek során gyakoroltam a DevOps-ciklus fejlesztési (dev) és üzemeltetési (ops) részeit is, vagyis a tervezést, az új funkciók implementálását, majd az új szoftververzió automatikus buildelését </w:t>
-      </w:r>
-      <w:bookmarkStart w:id="4" w:name="_GoBack"/>
-      <w:bookmarkEnd w:id="4"/>
-      <w:r>
-        <w:t>és a backend szerverre történő kitelepítését, amely egyben a személyes fő célom is volt.</w:t>
+        <w:t>mutatja; a pirossal bekeretezett szakaszokat kellett modelleznem. Ennek során gyakoroltam a DevOps-ciklus fejlesztési (dev) és üzemeltetési (ops) részeit is, vagyis a tervezést, az új funkciók implementálását, majd az új szoftververzió automatikus buildelését és a backend szerverre történő kitelepítését, amely egyben a személyes fő célom is volt.</w:t>
       </w:r>
     </w:p>
     <w:p>
@@ -1416,7 +1411,7 @@
                       </wps:spPr>
                       <wps:txbx>
                         <w:txbxContent>
-                          <w:bookmarkStart w:id="5" w:name="_Ref229346516"/>
+                          <w:bookmarkStart w:id="4" w:name="_Ref229346516"/>
                           <w:p>
                             <w:pPr>
                               <w:pStyle w:val="Kpalrs"/>
@@ -1443,7 +1438,7 @@
                             <w:r>
                               <w:t>. ábra</w:t>
                             </w:r>
-                            <w:bookmarkEnd w:id="5"/>
+                            <w:bookmarkEnd w:id="4"/>
                             <w:r>
                               <w:t xml:space="preserve"> Projekt feladatok GitH</w:t>
                             </w:r>
@@ -1470,7 +1465,7 @@
               <v:shape w14:anchorId="62C387A3" id="Szövegdoboz 12" o:spid="_x0000_s1027" type="#_x0000_t202" style="position:absolute;left:0;text-align:left;margin-left:47.45pt;margin-top:332.75pt;width:364.5pt;height:.05pt;z-index:251654144;visibility:visible;mso-wrap-style:square;mso-wrap-distance-left:9pt;mso-wrap-distance-top:0;mso-wrap-distance-right:9pt;mso-wrap-distance-bottom:0;mso-position-horizontal:absolute;mso-position-horizontal-relative:text;mso-position-vertical:absolute;mso-position-vertical-relative:text;v-text-anchor:top" o:gfxdata="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" stroked="f">
                 <v:textbox style="mso-fit-shape-to-text:t" inset="0,0,0,0">
                   <w:txbxContent>
-                    <w:bookmarkStart w:id="6" w:name="_Ref229346516"/>
+                    <w:bookmarkStart w:id="5" w:name="_Ref229346516"/>
                     <w:p>
                       <w:pPr>
                         <w:pStyle w:val="Kpalrs"/>
@@ -1497,7 +1492,7 @@
                       <w:r>
                         <w:t>. ábra</w:t>
                       </w:r>
-                      <w:bookmarkEnd w:id="6"/>
+                      <w:bookmarkEnd w:id="5"/>
                       <w:r>
                         <w:t xml:space="preserve"> Projekt feladatok GitH</w:t>
                       </w:r>
@@ -1693,7 +1688,7 @@
                       </wps:spPr>
                       <wps:txbx>
                         <w:txbxContent>
-                          <w:bookmarkStart w:id="7" w:name="_Ref229347829"/>
+                          <w:bookmarkStart w:id="6" w:name="_Ref229347829"/>
                           <w:p>
                             <w:pPr>
                               <w:pStyle w:val="Kpalrs"/>
@@ -1725,7 +1720,7 @@
                             <w:r>
                               <w:t>. ábra</w:t>
                             </w:r>
-                            <w:bookmarkEnd w:id="7"/>
+                            <w:bookmarkEnd w:id="6"/>
                             <w:r>
                               <w:t xml:space="preserve"> Projekt feladatok GitH</w:t>
                             </w:r>
@@ -1752,7 +1747,7 @@
               <v:shape w14:anchorId="26DCDDF3" id="Szövegdoboz 14" o:spid="_x0000_s1028" type="#_x0000_t202" style="position:absolute;left:0;text-align:left;margin-left:-18pt;margin-top:292.4pt;width:481.9pt;height:.05pt;z-index:251662336;visibility:visible;mso-wrap-style:square;mso-wrap-distance-left:9pt;mso-wrap-distance-top:0;mso-wrap-distance-right:9pt;mso-wrap-distance-bottom:0;mso-position-horizontal:absolute;mso-position-horizontal-relative:text;mso-position-vertical:absolute;mso-position-vertical-relative:text;v-text-anchor:top" o:gfxdata="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" stroked="f">
                 <v:textbox style="mso-fit-shape-to-text:t" inset="0,0,0,0">
                   <w:txbxContent>
-                    <w:bookmarkStart w:id="8" w:name="_Ref229347829"/>
+                    <w:bookmarkStart w:id="7" w:name="_Ref229347829"/>
                     <w:p>
                       <w:pPr>
                         <w:pStyle w:val="Kpalrs"/>
@@ -1784,7 +1779,7 @@
                       <w:r>
                         <w:t>. ábra</w:t>
                       </w:r>
-                      <w:bookmarkEnd w:id="8"/>
+                      <w:bookmarkEnd w:id="7"/>
                       <w:r>
                         <w:t xml:space="preserve"> Projekt feladatok GitH</w:t>
                       </w:r>
@@ -2002,8 +1997,8 @@
       <w:pPr>
         <w:pStyle w:val="Cmsor2"/>
       </w:pPr>
-      <w:bookmarkStart w:id="9" w:name="_2.2_Code"/>
-      <w:bookmarkEnd w:id="9"/>
+      <w:bookmarkStart w:id="8" w:name="_2.2_Code"/>
+      <w:bookmarkEnd w:id="8"/>
       <w:r>
         <w:t>2.2 Code</w:t>
       </w:r>
@@ -2168,8 +2163,8 @@
         <w:ind w:left="567" w:firstLine="142"/>
       </w:pPr>
     </w:p>
-    <w:bookmarkStart w:id="10" w:name="_MON_1839966114"/>
-    <w:bookmarkEnd w:id="10"/>
+    <w:bookmarkStart w:id="9" w:name="_MON_1839966114"/>
+    <w:bookmarkEnd w:id="9"/>
     <w:p>
       <w:pPr>
         <w:pStyle w:val="Szvegtrzs"/>
@@ -2200,11 +2195,11 @@
           <v:shape id="_x0000_i1025" type="#_x0000_t75" style="width:453.6pt;height:640.05pt" o:ole="">
             <v:imagedata r:id="rId12" o:title=""/>
           </v:shape>
-          <o:OLEObject Type="Embed" ProgID="Word.OpenDocumentText.12" ShapeID="_x0000_i1025" DrawAspect="Content" ObjectID="_1840347916" r:id="rId13"/>
+          <o:OLEObject Type="Embed" ProgID="Word.OpenDocumentText.12" ShapeID="_x0000_i1025" DrawAspect="Content" ObjectID="_1840618121" r:id="rId13"/>
         </w:object>
       </w:r>
     </w:p>
-    <w:bookmarkStart w:id="11" w:name="_Ref229355112"/>
+    <w:bookmarkStart w:id="10" w:name="_Ref229355112"/>
     <w:p>
       <w:pPr>
         <w:pStyle w:val="Kpalrs"/>
@@ -2232,7 +2227,7 @@
       <w:r>
         <w:t>. ábra</w:t>
       </w:r>
-      <w:bookmarkEnd w:id="11"/>
+      <w:bookmarkEnd w:id="10"/>
       <w:r>
         <w:t xml:space="preserve"> Fejlesztői</w:t>
       </w:r>
@@ -2243,8 +2238,8 @@
         <w:t xml:space="preserve"> docker fájlok részletei</w:t>
       </w:r>
     </w:p>
-    <w:bookmarkStart w:id="12" w:name="_MON_1839967551"/>
-    <w:bookmarkEnd w:id="12"/>
+    <w:bookmarkStart w:id="11" w:name="_MON_1839967551"/>
+    <w:bookmarkEnd w:id="11"/>
     <w:p>
       <w:pPr>
         <w:pStyle w:val="Szvegtrzs"/>
@@ -2256,11 +2251,11 @@
           <v:shape id="_x0000_i1026" type="#_x0000_t75" style="width:453.6pt;height:643.5pt" o:ole="">
             <v:imagedata r:id="rId14" o:title=""/>
           </v:shape>
-          <o:OLEObject Type="Embed" ProgID="Word.OpenDocumentText.12" ShapeID="_x0000_i1026" DrawAspect="Content" ObjectID="_1840347917" r:id="rId15"/>
+          <o:OLEObject Type="Embed" ProgID="Word.OpenDocumentText.12" ShapeID="_x0000_i1026" DrawAspect="Content" ObjectID="_1840618122" r:id="rId15"/>
         </w:object>
       </w:r>
     </w:p>
-    <w:bookmarkStart w:id="13" w:name="_Ref229355126"/>
+    <w:bookmarkStart w:id="12" w:name="_Ref229355126"/>
     <w:p>
       <w:pPr>
         <w:pStyle w:val="Kpalrs"/>
@@ -2288,7 +2283,7 @@
       <w:r>
         <w:t>. ábra</w:t>
       </w:r>
-      <w:bookmarkEnd w:id="13"/>
+      <w:bookmarkEnd w:id="12"/>
       <w:r>
         <w:t xml:space="preserve"> Éles környezet docker fájlok részletei</w:t>
       </w:r>
@@ -2407,8 +2402,8 @@
         </w:numPr>
         <w:ind w:left="576" w:hanging="576"/>
       </w:pPr>
-      <w:bookmarkStart w:id="14" w:name="_2.3.2_Docker_konténerek"/>
-      <w:bookmarkEnd w:id="14"/>
+      <w:bookmarkStart w:id="13" w:name="_2.3.2_Docker_konténerek"/>
+      <w:bookmarkEnd w:id="13"/>
       <w:r>
         <w:t>2.3.2 Docker konténerek CI/CD pipline-ba integrálása</w:t>
       </w:r>
@@ -2509,18 +2504,18 @@
       <w:r>
         <w:t>azását jelenti.</w:t>
       </w:r>
-      <w:bookmarkStart w:id="15" w:name="_MON_1840001783"/>
-      <w:bookmarkEnd w:id="15"/>
+      <w:bookmarkStart w:id="14" w:name="_MON_1840001783"/>
+      <w:bookmarkEnd w:id="14"/>
       <w:r>
         <w:object w:dxaOrig="9072" w:dyaOrig="9765" w14:anchorId="5F0CBDF6">
           <v:shape id="_x0000_i1027" type="#_x0000_t75" style="width:453.6pt;height:488.25pt" o:ole="">
             <v:imagedata r:id="rId16" o:title=""/>
           </v:shape>
-          <o:OLEObject Type="Embed" ProgID="Word.OpenDocumentText.12" ShapeID="_x0000_i1027" DrawAspect="Content" ObjectID="_1840347918" r:id="rId17"/>
+          <o:OLEObject Type="Embed" ProgID="Word.OpenDocumentText.12" ShapeID="_x0000_i1027" DrawAspect="Content" ObjectID="_1840618123" r:id="rId17"/>
         </w:object>
       </w:r>
     </w:p>
-    <w:bookmarkStart w:id="16" w:name="_Ref229390003"/>
+    <w:bookmarkStart w:id="15" w:name="_Ref229390003"/>
     <w:p>
       <w:pPr>
         <w:pStyle w:val="Kpalrs"/>
@@ -2548,7 +2543,7 @@
       <w:r>
         <w:t>. ábra</w:t>
       </w:r>
-      <w:bookmarkEnd w:id="16"/>
+      <w:bookmarkEnd w:id="15"/>
       <w:r>
         <w:t xml:space="preserve"> Fejlesztői</w:t>
       </w:r>
@@ -2602,18 +2597,18 @@
       <w:r>
         <w:t xml:space="preserve"> javítani tudják a problémákat.</w:t>
       </w:r>
-      <w:bookmarkStart w:id="17" w:name="_MON_1840003540"/>
-      <w:bookmarkEnd w:id="17"/>
+      <w:bookmarkStart w:id="16" w:name="_MON_1840003540"/>
+      <w:bookmarkEnd w:id="16"/>
       <w:r>
         <w:object w:dxaOrig="9072" w:dyaOrig="12135" w14:anchorId="18598820">
           <v:shape id="_x0000_i1028" type="#_x0000_t75" style="width:453.6pt;height:606.75pt" o:ole="">
             <v:imagedata r:id="rId18" o:title=""/>
           </v:shape>
-          <o:OLEObject Type="Embed" ProgID="Word.OpenDocumentText.12" ShapeID="_x0000_i1028" DrawAspect="Content" ObjectID="_1840347919" r:id="rId19"/>
+          <o:OLEObject Type="Embed" ProgID="Word.OpenDocumentText.12" ShapeID="_x0000_i1028" DrawAspect="Content" ObjectID="_1840618124" r:id="rId19"/>
         </w:object>
       </w:r>
     </w:p>
-    <w:bookmarkStart w:id="18" w:name="_Ref229390995"/>
+    <w:bookmarkStart w:id="17" w:name="_Ref229390995"/>
     <w:p>
       <w:pPr>
         <w:pStyle w:val="Kpalrs"/>
@@ -2641,7 +2636,7 @@
       <w:r>
         <w:t>. ábra</w:t>
       </w:r>
-      <w:bookmarkEnd w:id="18"/>
+      <w:bookmarkEnd w:id="17"/>
       <w:r>
         <w:t xml:space="preserve"> Éles környezet GitHub Actions workflow részletei</w:t>
       </w:r>
@@ -2701,8 +2696,8 @@
         <w:ind w:firstLine="0"/>
       </w:pPr>
     </w:p>
-    <w:bookmarkStart w:id="19" w:name="_MON_1840003787"/>
-    <w:bookmarkEnd w:id="19"/>
+    <w:bookmarkStart w:id="18" w:name="_MON_1840003787"/>
+    <w:bookmarkEnd w:id="18"/>
     <w:p>
       <w:pPr>
         <w:pStyle w:val="Szvegtrzs"/>
@@ -2714,11 +2709,11 @@
           <v:shape id="_x0000_i1029" type="#_x0000_t75" style="width:453.6pt;height:279pt" o:ole="">
             <v:imagedata r:id="rId20" o:title=""/>
           </v:shape>
-          <o:OLEObject Type="Embed" ProgID="Word.OpenDocumentText.12" ShapeID="_x0000_i1029" DrawAspect="Content" ObjectID="_1840347920" r:id="rId21"/>
+          <o:OLEObject Type="Embed" ProgID="Word.OpenDocumentText.12" ShapeID="_x0000_i1029" DrawAspect="Content" ObjectID="_1840618125" r:id="rId21"/>
         </w:object>
       </w:r>
     </w:p>
-    <w:bookmarkStart w:id="20" w:name="_Ref229391100"/>
+    <w:bookmarkStart w:id="19" w:name="_Ref229391100"/>
     <w:p>
       <w:pPr>
         <w:pStyle w:val="Kpalrs"/>
@@ -2746,7 +2741,7 @@
       <w:r>
         <w:t>. ábra</w:t>
       </w:r>
-      <w:bookmarkEnd w:id="20"/>
+      <w:bookmarkEnd w:id="19"/>
       <w:r>
         <w:t xml:space="preserve"> Deploy GitHub Actions workflow részletei</w:t>
       </w:r>
@@ -2846,7 +2841,7 @@
                       </wps:spPr>
                       <wps:txbx>
                         <w:txbxContent>
-                          <w:bookmarkStart w:id="21" w:name="_Ref229391367"/>
+                          <w:bookmarkStart w:id="20" w:name="_Ref229391367"/>
                           <w:p>
                             <w:pPr>
                               <w:pStyle w:val="Kpalrs"/>
@@ -2872,7 +2867,7 @@
                             <w:r>
                               <w:t>. ábra</w:t>
                             </w:r>
-                            <w:bookmarkEnd w:id="21"/>
+                            <w:bookmarkEnd w:id="20"/>
                             <w:r>
                               <w:t xml:space="preserve"> Release Ready Mainline branch protection szabályai</w:t>
                             </w:r>
@@ -2900,7 +2895,7 @@
               <v:shape w14:anchorId="61FC1E1D" id="Szövegdoboz 9" o:spid="_x0000_s1029" type="#_x0000_t202" style="position:absolute;left:0;text-align:left;margin-left:84pt;margin-top:342pt;width:296.25pt;height:.05pt;z-index:251665408;visibility:visible;mso-wrap-style:square;mso-width-percent:0;mso-wrap-distance-left:9pt;mso-wrap-distance-top:0;mso-wrap-distance-right:9pt;mso-wrap-distance-bottom:0;mso-position-horizontal:absolute;mso-position-horizontal-relative:text;mso-position-vertical:absolute;mso-position-vertical-relative:text;mso-width-percent:0;mso-width-relative:margin;v-text-anchor:top" o:gfxdata="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" stroked="f">
                 <v:textbox style="mso-fit-shape-to-text:t" inset="0,0,0,0">
                   <w:txbxContent>
-                    <w:bookmarkStart w:id="22" w:name="_Ref229391367"/>
+                    <w:bookmarkStart w:id="21" w:name="_Ref229391367"/>
                     <w:p>
                       <w:pPr>
                         <w:pStyle w:val="Kpalrs"/>
@@ -2926,7 +2921,7 @@
                       <w:r>
                         <w:t>. ábra</w:t>
                       </w:r>
-                      <w:bookmarkEnd w:id="22"/>
+                      <w:bookmarkEnd w:id="21"/>
                       <w:r>
                         <w:t xml:space="preserve"> Release Ready Mainline branch protection szabályai</w:t>
                       </w:r>
@@ -3374,7 +3369,7 @@
     <w:sdt>
       <w:sdtPr>
         <w:rPr>
-          <w:rFonts w:ascii="Times New Roman" w:hAnsi="Times New Roman"/>
+          <w:rFonts w:ascii="Times New Roman" w:hAnsi="Times New Roman" w:cs="Arial"/>
           <w:b w:val="0"/>
           <w:bCs w:val="0"/>
           <w:sz w:val="24"/>
@@ -3386,7 +3381,13 @@
           <w:docPartUnique/>
         </w:docPartObj>
       </w:sdtPr>
-      <w:sdtEndPr/>
+      <w:sdtEndPr>
+        <w:rPr>
+          <w:rFonts w:ascii="Arial" w:hAnsi="Arial"/>
+          <w:b/>
+          <w:bCs/>
+        </w:rPr>
+      </w:sdtEndPr>
       <w:sdtContent>
         <w:p>
           <w:pPr>
@@ -3400,6 +3401,11 @@
         </w:p>
         <w:sdt>
           <w:sdtPr>
+            <w:rPr>
+              <w:rFonts w:ascii="Arial" w:hAnsi="Arial" w:cs="Arial"/>
+              <w:b/>
+              <w:bCs/>
+            </w:rPr>
             <w:id w:val="-573587230"/>
             <w:bibliography/>
           </w:sdtPr>
@@ -3592,10 +3598,13 @@
               </w:pPr>
             </w:p>
             <w:p>
+              <w:pPr>
+                <w:pStyle w:val="Cmsor2"/>
+              </w:pPr>
               <w:r>
                 <w:rPr>
-                  <w:b/>
-                  <w:bCs/>
+                  <w:b w:val="0"/>
+                  <w:bCs w:val="0"/>
                 </w:rPr>
                 <w:fldChar w:fldCharType="end"/>
               </w:r>
@@ -3604,13 +3613,372 @@
         </w:sdt>
       </w:sdtContent>
     </w:sdt>
+    <w:p>
+      <w:pPr>
+        <w:pStyle w:val="Cmsor2"/>
+      </w:pPr>
+      <w:r>
+        <w:t xml:space="preserve"> </w:t>
+      </w:r>
+      <w:r>
+        <w:t>Függelék A – Képernyőképek az applikációból:</w:t>
+      </w:r>
+    </w:p>
+    <w:p>
+      <w:pPr>
+        <w:ind w:left="0" w:firstLine="0"/>
+        <w:jc w:val="center"/>
+        <w:rPr>
+          <w:i/>
+        </w:rPr>
+      </w:pPr>
+    </w:p>
+    <w:p>
+      <w:pPr>
+        <w:ind w:left="0" w:firstLine="0"/>
+        <w:jc w:val="center"/>
+      </w:pPr>
+      <w:r>
+        <w:rPr>
+          <w:i/>
+        </w:rPr>
+        <w:t>Login, Settings, Home, Col</w:t>
+      </w:r>
+      <w:r>
+        <w:rPr>
+          <w:i/>
+        </w:rPr>
+        <w:t>lections, My Collections, My Follows</w:t>
+      </w:r>
+      <w:bookmarkStart w:id="22" w:name="_GoBack"/>
+      <w:bookmarkEnd w:id="22"/>
+      <w:r>
+        <w:rPr>
+          <w:i/>
+        </w:rPr>
+        <w:t xml:space="preserve"> </w:t>
+      </w:r>
+      <w:r>
+        <w:t>oldalak</w:t>
+      </w:r>
+    </w:p>
+    <w:p>
+      <w:pPr>
+        <w:ind w:left="0" w:firstLine="0"/>
+        <w:jc w:val="center"/>
+      </w:pPr>
+    </w:p>
+    <w:p>
+      <w:pPr>
+        <w:ind w:left="0" w:firstLine="0"/>
+        <w:jc w:val="center"/>
+        <w:rPr>
+          <w:i/>
+        </w:rPr>
+      </w:pPr>
+      <w:r>
+        <w:rPr>
+          <w:i/>
+          <w:noProof/>
+          <w:lang w:eastAsia="hu-HU" w:bidi="ar-SA"/>
+        </w:rPr>
+        <w:drawing>
+          <wp:inline distT="0" distB="0" distL="0" distR="0" wp14:anchorId="59885882" wp14:editId="0092AA3D">
+            <wp:extent cx="1771601" cy="3751200"/>
+            <wp:effectExtent l="0" t="0" r="635" b="1905"/>
+            <wp:docPr id="3" name="Kép 3"/>
+            <wp:cNvGraphicFramePr>
+              <a:graphicFrameLocks xmlns:a="http://schemas.openxmlformats.org/drawingml/2006/main" noChangeAspect="1"/>
+            </wp:cNvGraphicFramePr>
+            <a:graphic xmlns:a="http://schemas.openxmlformats.org/drawingml/2006/main">
+              <a:graphicData uri="http://schemas.openxmlformats.org/drawingml/2006/picture">
+                <pic:pic xmlns:pic="http://schemas.openxmlformats.org/drawingml/2006/picture">
+                  <pic:nvPicPr>
+                    <pic:cNvPr id="3" name="login_screenshot.png"/>
+                    <pic:cNvPicPr/>
+                  </pic:nvPicPr>
+                  <pic:blipFill>
+                    <a:blip r:embed="rId28" cstate="print">
+                      <a:extLst>
+                        <a:ext uri="{28A0092B-C50C-407E-A947-70E740481C1C}">
+                          <a14:useLocalDpi xmlns:a14="http://schemas.microsoft.com/office/drawing/2010/main" val="0"/>
+                        </a:ext>
+                      </a:extLst>
+                    </a:blip>
+                    <a:stretch>
+                      <a:fillRect/>
+                    </a:stretch>
+                  </pic:blipFill>
+                  <pic:spPr>
+                    <a:xfrm>
+                      <a:off x="0" y="0"/>
+                      <a:ext cx="1771601" cy="3751200"/>
+                    </a:xfrm>
+                    <a:prstGeom prst="rect">
+                      <a:avLst/>
+                    </a:prstGeom>
+                  </pic:spPr>
+                </pic:pic>
+              </a:graphicData>
+            </a:graphic>
+          </wp:inline>
+        </w:drawing>
+      </w:r>
+      <w:r>
+        <w:rPr>
+          <w:i/>
+        </w:rPr>
+        <w:t xml:space="preserve"> </w:t>
+      </w:r>
+      <w:r>
+        <w:rPr>
+          <w:i/>
+          <w:noProof/>
+          <w:lang w:eastAsia="hu-HU" w:bidi="ar-SA"/>
+        </w:rPr>
+        <w:drawing>
+          <wp:inline distT="0" distB="0" distL="0" distR="0" wp14:anchorId="0AE5B512" wp14:editId="5E247A81">
+            <wp:extent cx="1771602" cy="3751200"/>
+            <wp:effectExtent l="0" t="0" r="635" b="1905"/>
+            <wp:docPr id="15" name="Kép 15"/>
+            <wp:cNvGraphicFramePr>
+              <a:graphicFrameLocks xmlns:a="http://schemas.openxmlformats.org/drawingml/2006/main" noChangeAspect="1"/>
+            </wp:cNvGraphicFramePr>
+            <a:graphic xmlns:a="http://schemas.openxmlformats.org/drawingml/2006/main">
+              <a:graphicData uri="http://schemas.openxmlformats.org/drawingml/2006/picture">
+                <pic:pic xmlns:pic="http://schemas.openxmlformats.org/drawingml/2006/picture">
+                  <pic:nvPicPr>
+                    <pic:cNvPr id="15" name="Screenshot_20260518_123646.png"/>
+                    <pic:cNvPicPr/>
+                  </pic:nvPicPr>
+                  <pic:blipFill>
+                    <a:blip r:embed="rId29" cstate="print">
+                      <a:extLst>
+                        <a:ext uri="{28A0092B-C50C-407E-A947-70E740481C1C}">
+                          <a14:useLocalDpi xmlns:a14="http://schemas.microsoft.com/office/drawing/2010/main" val="0"/>
+                        </a:ext>
+                      </a:extLst>
+                    </a:blip>
+                    <a:stretch>
+                      <a:fillRect/>
+                    </a:stretch>
+                  </pic:blipFill>
+                  <pic:spPr>
+                    <a:xfrm>
+                      <a:off x="0" y="0"/>
+                      <a:ext cx="1771602" cy="3751200"/>
+                    </a:xfrm>
+                    <a:prstGeom prst="rect">
+                      <a:avLst/>
+                    </a:prstGeom>
+                  </pic:spPr>
+                </pic:pic>
+              </a:graphicData>
+            </a:graphic>
+          </wp:inline>
+        </w:drawing>
+      </w:r>
+      <w:r>
+        <w:rPr>
+          <w:i/>
+          <w:noProof/>
+          <w:lang w:eastAsia="hu-HU" w:bidi="ar-SA"/>
+        </w:rPr>
+        <w:drawing>
+          <wp:inline distT="0" distB="0" distL="0" distR="0" wp14:anchorId="2B7475DF" wp14:editId="1DF3E94B">
+            <wp:extent cx="1771602" cy="3751200"/>
+            <wp:effectExtent l="0" t="0" r="635" b="1905"/>
+            <wp:docPr id="16" name="Kép 16"/>
+            <wp:cNvGraphicFramePr>
+              <a:graphicFrameLocks xmlns:a="http://schemas.openxmlformats.org/drawingml/2006/main" noChangeAspect="1"/>
+            </wp:cNvGraphicFramePr>
+            <a:graphic xmlns:a="http://schemas.openxmlformats.org/drawingml/2006/main">
+              <a:graphicData uri="http://schemas.openxmlformats.org/drawingml/2006/picture">
+                <pic:pic xmlns:pic="http://schemas.openxmlformats.org/drawingml/2006/picture">
+                  <pic:nvPicPr>
+                    <pic:cNvPr id="16" name="Screenshot_20260518_130048.png"/>
+                    <pic:cNvPicPr/>
+                  </pic:nvPicPr>
+                  <pic:blipFill>
+                    <a:blip r:embed="rId30" cstate="print">
+                      <a:extLst>
+                        <a:ext uri="{28A0092B-C50C-407E-A947-70E740481C1C}">
+                          <a14:useLocalDpi xmlns:a14="http://schemas.microsoft.com/office/drawing/2010/main" val="0"/>
+                        </a:ext>
+                      </a:extLst>
+                    </a:blip>
+                    <a:stretch>
+                      <a:fillRect/>
+                    </a:stretch>
+                  </pic:blipFill>
+                  <pic:spPr>
+                    <a:xfrm>
+                      <a:off x="0" y="0"/>
+                      <a:ext cx="1771602" cy="3751200"/>
+                    </a:xfrm>
+                    <a:prstGeom prst="rect">
+                      <a:avLst/>
+                    </a:prstGeom>
+                  </pic:spPr>
+                </pic:pic>
+              </a:graphicData>
+            </a:graphic>
+          </wp:inline>
+        </w:drawing>
+      </w:r>
+      <w:r>
+        <w:rPr>
+          <w:i/>
+          <w:noProof/>
+          <w:lang w:eastAsia="hu-HU" w:bidi="ar-SA"/>
+        </w:rPr>
+        <w:lastRenderedPageBreak/>
+        <w:drawing>
+          <wp:inline distT="0" distB="0" distL="0" distR="0" wp14:anchorId="73CF839B" wp14:editId="03B6F36D">
+            <wp:extent cx="1771602" cy="3751200"/>
+            <wp:effectExtent l="0" t="0" r="635" b="1905"/>
+            <wp:docPr id="23" name="Kép 23"/>
+            <wp:cNvGraphicFramePr>
+              <a:graphicFrameLocks xmlns:a="http://schemas.openxmlformats.org/drawingml/2006/main" noChangeAspect="1"/>
+            </wp:cNvGraphicFramePr>
+            <a:graphic xmlns:a="http://schemas.openxmlformats.org/drawingml/2006/main">
+              <a:graphicData uri="http://schemas.openxmlformats.org/drawingml/2006/picture">
+                <pic:pic xmlns:pic="http://schemas.openxmlformats.org/drawingml/2006/picture">
+                  <pic:nvPicPr>
+                    <pic:cNvPr id="23" name="Screenshot_20260518_130223.png"/>
+                    <pic:cNvPicPr/>
+                  </pic:nvPicPr>
+                  <pic:blipFill>
+                    <a:blip r:embed="rId31" cstate="print">
+                      <a:extLst>
+                        <a:ext uri="{28A0092B-C50C-407E-A947-70E740481C1C}">
+                          <a14:useLocalDpi xmlns:a14="http://schemas.microsoft.com/office/drawing/2010/main" val="0"/>
+                        </a:ext>
+                      </a:extLst>
+                    </a:blip>
+                    <a:stretch>
+                      <a:fillRect/>
+                    </a:stretch>
+                  </pic:blipFill>
+                  <pic:spPr>
+                    <a:xfrm>
+                      <a:off x="0" y="0"/>
+                      <a:ext cx="1771602" cy="3751200"/>
+                    </a:xfrm>
+                    <a:prstGeom prst="rect">
+                      <a:avLst/>
+                    </a:prstGeom>
+                  </pic:spPr>
+                </pic:pic>
+              </a:graphicData>
+            </a:graphic>
+          </wp:inline>
+        </w:drawing>
+      </w:r>
+      <w:r>
+        <w:rPr>
+          <w:i/>
+          <w:noProof/>
+          <w:lang w:eastAsia="hu-HU" w:bidi="ar-SA"/>
+        </w:rPr>
+        <w:drawing>
+          <wp:inline distT="0" distB="0" distL="0" distR="0" wp14:anchorId="0B3F207D" wp14:editId="3DD84835">
+            <wp:extent cx="1771602" cy="3751200"/>
+            <wp:effectExtent l="0" t="0" r="635" b="1905"/>
+            <wp:docPr id="24" name="Kép 24"/>
+            <wp:cNvGraphicFramePr>
+              <a:graphicFrameLocks xmlns:a="http://schemas.openxmlformats.org/drawingml/2006/main" noChangeAspect="1"/>
+            </wp:cNvGraphicFramePr>
+            <a:graphic xmlns:a="http://schemas.openxmlformats.org/drawingml/2006/main">
+              <a:graphicData uri="http://schemas.openxmlformats.org/drawingml/2006/picture">
+                <pic:pic xmlns:pic="http://schemas.openxmlformats.org/drawingml/2006/picture">
+                  <pic:nvPicPr>
+                    <pic:cNvPr id="24" name="mycollection_screenshot.png"/>
+                    <pic:cNvPicPr/>
+                  </pic:nvPicPr>
+                  <pic:blipFill>
+                    <a:blip r:embed="rId32" cstate="print">
+                      <a:extLst>
+                        <a:ext uri="{28A0092B-C50C-407E-A947-70E740481C1C}">
+                          <a14:useLocalDpi xmlns:a14="http://schemas.microsoft.com/office/drawing/2010/main" val="0"/>
+                        </a:ext>
+                      </a:extLst>
+                    </a:blip>
+                    <a:stretch>
+                      <a:fillRect/>
+                    </a:stretch>
+                  </pic:blipFill>
+                  <pic:spPr>
+                    <a:xfrm>
+                      <a:off x="0" y="0"/>
+                      <a:ext cx="1771602" cy="3751200"/>
+                    </a:xfrm>
+                    <a:prstGeom prst="rect">
+                      <a:avLst/>
+                    </a:prstGeom>
+                  </pic:spPr>
+                </pic:pic>
+              </a:graphicData>
+            </a:graphic>
+          </wp:inline>
+        </w:drawing>
+      </w:r>
+      <w:r>
+        <w:rPr>
+          <w:i/>
+          <w:noProof/>
+          <w:lang w:eastAsia="hu-HU" w:bidi="ar-SA"/>
+        </w:rPr>
+        <w:drawing>
+          <wp:inline distT="0" distB="0" distL="0" distR="0" wp14:anchorId="581E142B" wp14:editId="4FC51A23">
+            <wp:extent cx="1771602" cy="3751200"/>
+            <wp:effectExtent l="0" t="0" r="635" b="1905"/>
+            <wp:docPr id="25" name="Kép 25"/>
+            <wp:cNvGraphicFramePr>
+              <a:graphicFrameLocks xmlns:a="http://schemas.openxmlformats.org/drawingml/2006/main" noChangeAspect="1"/>
+            </wp:cNvGraphicFramePr>
+            <a:graphic xmlns:a="http://schemas.openxmlformats.org/drawingml/2006/main">
+              <a:graphicData uri="http://schemas.openxmlformats.org/drawingml/2006/picture">
+                <pic:pic xmlns:pic="http://schemas.openxmlformats.org/drawingml/2006/picture">
+                  <pic:nvPicPr>
+                    <pic:cNvPr id="25" name="Screenshot_20260518_130345.png"/>
+                    <pic:cNvPicPr/>
+                  </pic:nvPicPr>
+                  <pic:blipFill>
+                    <a:blip r:embed="rId33" cstate="print">
+                      <a:extLst>
+                        <a:ext uri="{28A0092B-C50C-407E-A947-70E740481C1C}">
+                          <a14:useLocalDpi xmlns:a14="http://schemas.microsoft.com/office/drawing/2010/main" val="0"/>
+                        </a:ext>
+                      </a:extLst>
+                    </a:blip>
+                    <a:stretch>
+                      <a:fillRect/>
+                    </a:stretch>
+                  </pic:blipFill>
+                  <pic:spPr>
+                    <a:xfrm>
+                      <a:off x="0" y="0"/>
+                      <a:ext cx="1771602" cy="3751200"/>
+                    </a:xfrm>
+                    <a:prstGeom prst="rect">
+                      <a:avLst/>
+                    </a:prstGeom>
+                  </pic:spPr>
+                </pic:pic>
+              </a:graphicData>
+            </a:graphic>
+          </wp:inline>
+        </w:drawing>
+      </w:r>
+    </w:p>
     <w:sectPr>
-      <w:headerReference w:type="even" r:id="rId28"/>
-      <w:headerReference w:type="default" r:id="rId29"/>
-      <w:footerReference w:type="even" r:id="rId30"/>
-      <w:footerReference w:type="default" r:id="rId31"/>
-      <w:headerReference w:type="first" r:id="rId32"/>
-      <w:footerReference w:type="first" r:id="rId33"/>
+      <w:headerReference w:type="even" r:id="rId34"/>
+      <w:headerReference w:type="default" r:id="rId35"/>
+      <w:footerReference w:type="even" r:id="rId36"/>
+      <w:footerReference w:type="default" r:id="rId37"/>
+      <w:headerReference w:type="first" r:id="rId38"/>
+      <w:footerReference w:type="first" r:id="rId39"/>
       <w:pgSz w:w="11906" w:h="16838"/>
       <w:pgMar w:top="1710" w:right="1134" w:bottom="1710" w:left="1134" w:header="1134" w:footer="1134" w:gutter="0"/>
       <w:cols w:space="720"/>
@@ -3663,7 +4031,7 @@
       <w:rPr>
         <w:noProof/>
       </w:rPr>
-      <w:t>2</w:t>
+      <w:t>14</w:t>
     </w:r>
     <w:r>
       <w:fldChar w:fldCharType="end"/>
@@ -4774,6 +5142,7 @@
     <w:name w:val="heading 2"/>
     <w:basedOn w:val="Norml"/>
     <w:next w:val="Szvegtrzs"/>
+    <w:link w:val="Cmsor2Char"/>
     <w:qFormat/>
     <w:rsid w:val="00227C51"/>
     <w:pPr>
@@ -5146,6 +5515,21 @@
       <w:u w:val="single"/>
     </w:rPr>
   </w:style>
+  <w:style w:type="character" w:customStyle="1" w:styleId="Cmsor2Char">
+    <w:name w:val="Címsor 2 Char"/>
+    <w:basedOn w:val="Bekezdsalapbettpusa"/>
+    <w:link w:val="Cmsor2"/>
+    <w:rsid w:val="00DB02F7"/>
+    <w:rPr>
+      <w:rFonts w:ascii="Arial" w:eastAsia="DejaVu Sans" w:hAnsi="Arial" w:cs="Arial"/>
+      <w:b/>
+      <w:bCs/>
+      <w:kern w:val="1"/>
+      <w:sz w:val="24"/>
+      <w:szCs w:val="24"/>
+      <w:lang w:eastAsia="hi-IN" w:bidi="hi-IN"/>
+    </w:rPr>
+  </w:style>
 </w:styles>
 </file>
 
@@ -5506,7 +5890,7 @@
 </file>
 
 <file path=customXml/itemProps1.xml><?xml version="1.0" encoding="utf-8"?>
-<ds:datastoreItem xmlns:ds="http://schemas.openxmlformats.org/officeDocument/2006/customXml" ds:itemID="{B3BCE8E8-EAD5-4B8D-8C8C-D4BD43345619}">
+<ds:datastoreItem xmlns:ds="http://schemas.openxmlformats.org/officeDocument/2006/customXml" ds:itemID="{6A8B8285-D269-44EB-AEC0-0DD7B13EAE15}">
   <ds:schemaRefs>
     <ds:schemaRef ds:uri="http://schemas.openxmlformats.org/officeDocument/2006/bibliography"/>
   </ds:schemaRefs>
